--- a/MustafaHussienCV.docx
+++ b/MustafaHussienCV.docx
@@ -5,30 +5,48 @@
     <w:p>
       <w:pPr>
         <w:pStyle w:val="Heading1"/>
-      </w:pPr>
-      <w:r>
+        <w:rPr>
+          <w:sz w:val="32"/>
+          <w:szCs w:val="32"/>
+        </w:rPr>
+      </w:pPr>
+      <w:r>
+        <w:rPr>
+          <w:sz w:val="32"/>
+          <w:szCs w:val="32"/>
+        </w:rPr>
         <w:t>Mustafa</w:t>
       </w:r>
       <w:r>
         <w:rPr>
           <w:spacing w:val="-10"/>
+          <w:sz w:val="32"/>
+          <w:szCs w:val="32"/>
         </w:rPr>
         <w:t xml:space="preserve"> </w:t>
       </w:r>
       <w:proofErr w:type="spellStart"/>
       <w:r>
+        <w:rPr>
+          <w:sz w:val="32"/>
+          <w:szCs w:val="32"/>
+        </w:rPr>
         <w:t>Hussien</w:t>
       </w:r>
       <w:proofErr w:type="spellEnd"/>
       <w:r>
         <w:rPr>
           <w:spacing w:val="-9"/>
+          <w:sz w:val="32"/>
+          <w:szCs w:val="32"/>
         </w:rPr>
         <w:t xml:space="preserve"> </w:t>
       </w:r>
       <w:r>
         <w:rPr>
           <w:spacing w:val="-4"/>
+          <w:sz w:val="32"/>
+          <w:szCs w:val="32"/>
         </w:rPr>
         <w:t>Ahmed</w:t>
       </w:r>
@@ -39,60 +57,100 @@
         <w:spacing w:before="258"/>
         <w:ind w:left="402"/>
         <w:jc w:val="center"/>
-      </w:pPr>
-      <w:r>
+        <w:rPr>
+          <w:sz w:val="22"/>
+          <w:szCs w:val="22"/>
+        </w:rPr>
+      </w:pPr>
+      <w:r>
+        <w:rPr>
+          <w:sz w:val="22"/>
+          <w:szCs w:val="22"/>
+        </w:rPr>
         <w:t>(+20)</w:t>
       </w:r>
       <w:r>
         <w:rPr>
           <w:spacing w:val="-8"/>
-        </w:rPr>
-        <w:t xml:space="preserve"> </w:t>
-      </w:r>
-      <w:r>
+          <w:sz w:val="22"/>
+          <w:szCs w:val="22"/>
+        </w:rPr>
+        <w:t xml:space="preserve"> </w:t>
+      </w:r>
+      <w:r>
+        <w:rPr>
+          <w:sz w:val="22"/>
+          <w:szCs w:val="22"/>
+        </w:rPr>
         <w:t>1013734731</w:t>
       </w:r>
       <w:r>
         <w:rPr>
           <w:spacing w:val="-7"/>
-        </w:rPr>
-        <w:t xml:space="preserve"> </w:t>
-      </w:r>
-      <w:r>
+          <w:sz w:val="22"/>
+          <w:szCs w:val="22"/>
+        </w:rPr>
+        <w:t xml:space="preserve"> </w:t>
+      </w:r>
+      <w:r>
+        <w:rPr>
+          <w:sz w:val="22"/>
+          <w:szCs w:val="22"/>
+        </w:rPr>
         <w:t>|</w:t>
       </w:r>
       <w:r>
         <w:rPr>
           <w:spacing w:val="-6"/>
+          <w:sz w:val="22"/>
+          <w:szCs w:val="22"/>
         </w:rPr>
         <w:t xml:space="preserve"> </w:t>
       </w:r>
       <w:hyperlink r:id="rId6">
         <w:r>
+          <w:rPr>
+            <w:sz w:val="22"/>
+            <w:szCs w:val="22"/>
+          </w:rPr>
           <w:t>mustafahu214@gmail.com</w:t>
         </w:r>
       </w:hyperlink>
       <w:r>
         <w:rPr>
           <w:spacing w:val="-6"/>
-        </w:rPr>
-        <w:t xml:space="preserve"> </w:t>
-      </w:r>
-      <w:r>
+          <w:sz w:val="22"/>
+          <w:szCs w:val="22"/>
+        </w:rPr>
+        <w:t xml:space="preserve"> </w:t>
+      </w:r>
+      <w:r>
+        <w:rPr>
+          <w:sz w:val="22"/>
+          <w:szCs w:val="22"/>
+        </w:rPr>
         <w:t>|</w:t>
       </w:r>
       <w:r>
         <w:rPr>
           <w:spacing w:val="-7"/>
-        </w:rPr>
-        <w:t xml:space="preserve"> </w:t>
-      </w:r>
-      <w:r>
+          <w:sz w:val="22"/>
+          <w:szCs w:val="22"/>
+        </w:rPr>
+        <w:t xml:space="preserve"> </w:t>
+      </w:r>
+      <w:r>
+        <w:rPr>
+          <w:sz w:val="22"/>
+          <w:szCs w:val="22"/>
+        </w:rPr>
         <w:t>LinkedIn:</w:t>
       </w:r>
       <w:r>
         <w:rPr>
           <w:spacing w:val="-7"/>
+          <w:sz w:val="22"/>
+          <w:szCs w:val="22"/>
         </w:rPr>
         <w:t xml:space="preserve"> </w:t>
       </w:r>
@@ -100,6 +158,8 @@
         <w:r>
           <w:rPr>
             <w:color w:val="0000FF"/>
+            <w:sz w:val="22"/>
+            <w:szCs w:val="22"/>
             <w:u w:val="single" w:color="0000FF"/>
           </w:rPr>
           <w:t>https://www.linkedin.com/in/mustafa-hussien-</w:t>
@@ -108,6 +168,8 @@
           <w:rPr>
             <w:color w:val="0000FF"/>
             <w:spacing w:val="-2"/>
+            <w:sz w:val="22"/>
+            <w:szCs w:val="22"/>
             <w:u w:val="single" w:color="0000FF"/>
           </w:rPr>
           <w:t>a696a327a/</w:t>
@@ -122,23 +184,37 @@
         <w:jc w:val="center"/>
         <w:rPr>
           <w:spacing w:val="-2"/>
-        </w:rPr>
-      </w:pPr>
-      <w:r>
+          <w:sz w:val="22"/>
+          <w:szCs w:val="22"/>
+        </w:rPr>
+      </w:pPr>
+      <w:r>
+        <w:rPr>
+          <w:sz w:val="22"/>
+          <w:szCs w:val="22"/>
+        </w:rPr>
         <w:t>|</w:t>
       </w:r>
       <w:r>
         <w:rPr>
           <w:spacing w:val="-2"/>
-        </w:rPr>
-        <w:t xml:space="preserve"> </w:t>
-      </w:r>
-      <w:r>
+          <w:sz w:val="22"/>
+          <w:szCs w:val="22"/>
+        </w:rPr>
+        <w:t xml:space="preserve"> </w:t>
+      </w:r>
+      <w:r>
+        <w:rPr>
+          <w:sz w:val="22"/>
+          <w:szCs w:val="22"/>
+        </w:rPr>
         <w:t>Portfolio:</w:t>
       </w:r>
       <w:r>
         <w:rPr>
           <w:spacing w:val="-2"/>
+          <w:sz w:val="22"/>
+          <w:szCs w:val="22"/>
         </w:rPr>
         <w:t xml:space="preserve"> </w:t>
       </w:r>
@@ -146,6 +222,8 @@
         <w:r>
           <w:rPr>
             <w:spacing w:val="-2"/>
+            <w:sz w:val="22"/>
+            <w:szCs w:val="22"/>
           </w:rPr>
           <w:t>https://mustafahussien.vercel.app/</w:t>
         </w:r>
@@ -159,6 +237,8 @@
         <w:jc w:val="center"/>
         <w:rPr>
           <w:spacing w:val="-2"/>
+          <w:sz w:val="22"/>
+          <w:szCs w:val="22"/>
         </w:rPr>
       </w:pPr>
     </w:p>
@@ -167,8 +247,16 @@
         <w:pStyle w:val="Heading2"/>
         <w:spacing w:before="122"/>
         <w:ind w:right="44"/>
-      </w:pPr>
-      <w:r>
+        <w:rPr>
+          <w:sz w:val="24"/>
+          <w:szCs w:val="24"/>
+        </w:rPr>
+      </w:pPr>
+      <w:r>
+        <w:rPr>
+          <w:sz w:val="24"/>
+          <w:szCs w:val="24"/>
+        </w:rPr>
         <w:t>Professional Summary</w:t>
       </w:r>
     </w:p>
@@ -178,22 +266,26 @@
         <w:spacing w:before="78"/>
         <w:rPr>
           <w:b/>
+          <w:sz w:val="22"/>
+          <w:szCs w:val="22"/>
         </w:rPr>
       </w:pPr>
       <w:r>
         <w:rPr>
           <w:noProof/>
+          <w:sz w:val="22"/>
+          <w:szCs w:val="22"/>
         </w:rPr>
         <mc:AlternateContent>
           <mc:Choice Requires="wpg">
             <w:drawing>
-              <wp:anchor distT="0" distB="0" distL="0" distR="0" simplePos="0" relativeHeight="251664896" behindDoc="0" locked="0" layoutInCell="1" allowOverlap="1" wp14:anchorId="23736EC4" wp14:editId="1E6D0DC7">
+              <wp:anchor distT="0" distB="0" distL="0" distR="0" simplePos="0" relativeHeight="251647488" behindDoc="0" locked="0" layoutInCell="1" allowOverlap="1" wp14:anchorId="5F538593" wp14:editId="223841D4">
                 <wp:simplePos x="0" y="0"/>
                 <wp:positionH relativeFrom="page">
-                  <wp:posOffset>462280</wp:posOffset>
+                  <wp:posOffset>453654</wp:posOffset>
                 </wp:positionH>
                 <wp:positionV relativeFrom="page">
-                  <wp:posOffset>1476726</wp:posOffset>
+                  <wp:posOffset>1816819</wp:posOffset>
                 </wp:positionV>
                 <wp:extent cx="6859270" cy="20955"/>
                 <wp:effectExtent l="0" t="0" r="0" b="0"/>
@@ -536,7 +628,7 @@
           </mc:Choice>
           <mc:Fallback>
             <w:pict>
-              <v:group w14:anchorId="76BD8863" id="Group 92" o:spid="_x0000_s1026" style="position:absolute;margin-left:36.4pt;margin-top:116.3pt;width:540.1pt;height:1.65pt;z-index:251664896;mso-wrap-distance-left:0;mso-wrap-distance-right:0;mso-position-horizontal-relative:page;mso-position-vertical-relative:page" coordsize="68592,209" o:gfxdata="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">
+              <v:group w14:anchorId="2ADF8CB1" id="Group 92" o:spid="_x0000_s1026" style="position:absolute;margin-left:35.7pt;margin-top:143.05pt;width:540.1pt;height:1.65pt;z-index:251647488;mso-wrap-distance-left:0;mso-wrap-distance-right:0;mso-position-horizontal-relative:page;mso-position-vertical-relative:page" coordsize="68592,209" o:gfxdata="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">
                 <v:shape id="Graphic 37" o:spid="_x0000_s1027" style="position:absolute;width:68580;height:196;visibility:visible;mso-wrap-style:square;v-text-anchor:top" coordsize="6858000,19685" o:gfxdata="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" path="m6858000,l,,,901,,3937,,19685r6858000,l6858000,xe" fillcolor="#9f9f9f" stroked="f">
                   <v:path arrowok="t"/>
                 </v:shape>
@@ -564,85 +656,70 @@
     </w:p>
     <w:p>
       <w:pPr>
-        <w:pStyle w:val="BodyText"/>
-        <w:spacing w:before="1"/>
-        <w:ind w:right="44"/>
-      </w:pPr>
-      <w:r>
-        <w:t xml:space="preserve">Computer Science student (Cloud &amp; Mobile Computing) with hands-on Information Management training from NTI, specializing in Enterprise Content Management (IBM FileNet P8, Content Navigator, </w:t>
-      </w:r>
-      <w:proofErr w:type="spellStart"/>
-      <w:r>
-        <w:t>DataCap</w:t>
-      </w:r>
-      <w:proofErr w:type="spellEnd"/>
-      <w:r>
-        <w:t xml:space="preserve">, </w:t>
-      </w:r>
-      <w:proofErr w:type="spellStart"/>
-      <w:r>
-        <w:t>OpenText</w:t>
-      </w:r>
-      <w:proofErr w:type="spellEnd"/>
-      <w:r>
-        <w:t xml:space="preserve"> Content Server) and Business Process Management (IBM BPM Levels 1–3) — including taxonomy design, content security, and workflow automation. Complemented by a Flutter/Dart development internship at Egypt's Ministry of Communications and Informa</w:t>
-      </w:r>
-      <w:r>
-        <w:t xml:space="preserve">tion Technology </w:t>
-      </w:r>
-      <w:r>
-        <w:t>and solid Business English and project management fundamentals.</w:t>
+        <w:pStyle w:val="Heading2"/>
+        <w:spacing w:before="121"/>
+        <w:jc w:val="left"/>
+        <w:rPr>
+          <w:b w:val="0"/>
+          <w:bCs w:val="0"/>
+          <w:sz w:val="22"/>
+          <w:szCs w:val="22"/>
+        </w:rPr>
+      </w:pPr>
+      <w:r>
+        <w:rPr>
+          <w:b w:val="0"/>
+          <w:bCs w:val="0"/>
+          <w:sz w:val="22"/>
+          <w:szCs w:val="22"/>
+        </w:rPr>
+        <w:t>Computer Science student (Cloud &amp; Mobile Computing) with hands-on training in enterprise content and process management through NTI, plus a mobile app development internship at Egypt's Ministry of Communications and Information Technology. Detail-oriented and adaptable, with strong communication skills and a collaborative, fast-learning approach to both technical and business environments.</w:t>
       </w:r>
     </w:p>
     <w:p>
       <w:pPr>
-        <w:pStyle w:val="BodyText"/>
-        <w:spacing w:before="1"/>
-        <w:ind w:right="44"/>
-      </w:pPr>
+        <w:pStyle w:val="Heading2"/>
+        <w:spacing w:before="121"/>
+        <w:rPr>
+          <w:sz w:val="24"/>
+          <w:szCs w:val="24"/>
+        </w:rPr>
+      </w:pPr>
+      <w:r>
+        <w:rPr>
+          <w:spacing w:val="-2"/>
+          <w:sz w:val="24"/>
+          <w:szCs w:val="24"/>
+        </w:rPr>
+        <w:t>EXPERIENCE</w:t>
+      </w:r>
     </w:p>
     <w:p>
       <w:pPr>
-        <w:spacing w:line="219" w:lineRule="exact"/>
-        <w:rPr>
-          <w:sz w:val="18"/>
-        </w:rPr>
-      </w:pPr>
-    </w:p>
-    <w:p>
-      <w:pPr>
-        <w:pStyle w:val="Heading2"/>
-        <w:spacing w:before="121"/>
-      </w:pPr>
-      <w:r>
-        <w:rPr>
-          <w:spacing w:val="-2"/>
-        </w:rPr>
-        <w:t>EXPERIENCE</w:t>
-      </w:r>
-    </w:p>
-    <w:p>
-      <w:pPr>
         <w:pStyle w:val="BodyText"/>
         <w:spacing w:before="79"/>
         <w:rPr>
           <w:b/>
+          <w:sz w:val="22"/>
+          <w:szCs w:val="22"/>
         </w:rPr>
       </w:pPr>
       <w:r>
         <w:rPr>
           <w:noProof/>
+          <w:sz w:val="22"/>
+          <w:szCs w:val="22"/>
         </w:rPr>
         <mc:AlternateContent>
           <mc:Choice Requires="wpg">
             <w:drawing>
-              <wp:anchor distT="0" distB="0" distL="0" distR="0" simplePos="0" relativeHeight="251670016" behindDoc="0" locked="0" layoutInCell="1" allowOverlap="1" wp14:anchorId="5DA84DFD" wp14:editId="1CC4CC56">
+              <wp:anchor distT="0" distB="0" distL="0" distR="0" simplePos="0" relativeHeight="251651584" behindDoc="0" locked="0" layoutInCell="1" allowOverlap="1" wp14:anchorId="63422B4B" wp14:editId="7C83CECF">
                 <wp:simplePos x="0" y="0"/>
                 <wp:positionH relativeFrom="page">
-                  <wp:posOffset>468944</wp:posOffset>
+                  <wp:posOffset>457835</wp:posOffset>
                 </wp:positionH>
                 <wp:positionV relativeFrom="page">
-                  <wp:posOffset>2878620</wp:posOffset>
+                  <wp:posOffset>3063599</wp:posOffset>
                 </wp:positionV>
                 <wp:extent cx="6859270" cy="20955"/>
                 <wp:effectExtent l="0" t="0" r="0" b="0"/>
@@ -985,7 +1062,7 @@
           </mc:Choice>
           <mc:Fallback>
             <w:pict>
-              <v:group w14:anchorId="5CF3834E" id="Group 169" o:spid="_x0000_s1026" style="position:absolute;margin-left:36.9pt;margin-top:226.65pt;width:540.1pt;height:1.65pt;z-index:251670016;mso-wrap-distance-left:0;mso-wrap-distance-right:0;mso-position-horizontal-relative:page;mso-position-vertical-relative:page" coordsize="68592,209" o:gfxdata="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">
+              <v:group w14:anchorId="5AF4D952" id="Group 169" o:spid="_x0000_s1026" style="position:absolute;margin-left:36.05pt;margin-top:241.25pt;width:540.1pt;height:1.65pt;z-index:251651584;mso-wrap-distance-left:0;mso-wrap-distance-right:0;mso-position-horizontal-relative:page;mso-position-vertical-relative:page" coordsize="68592,209" o:gfxdata="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">
                 <v:shape id="Graphic 37" o:spid="_x0000_s1027" style="position:absolute;width:68580;height:196;visibility:visible;mso-wrap-style:square;v-text-anchor:top" coordsize="6858000,19685" o:gfxdata="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" path="m6858000,l,,,901,,3937,,19685r6858000,l6858000,xe" fillcolor="#9f9f9f" stroked="f">
                   <v:path arrowok="t"/>
                 </v:shape>
@@ -1016,22 +1093,15 @@
         <w:ind w:right="2641"/>
         <w:rPr>
           <w:b/>
-          <w:sz w:val="18"/>
+          <w:szCs w:val="28"/>
         </w:rPr>
       </w:pPr>
       <w:r>
         <w:rPr>
           <w:b/>
-          <w:sz w:val="18"/>
-        </w:rPr>
-        <w:t xml:space="preserve">National Telecommunication Institute (NTI)— </w:t>
-      </w:r>
-      <w:r>
-        <w:rPr>
-          <w:b/>
-          <w:sz w:val="18"/>
-        </w:rPr>
-        <w:t>Application Development and Integration</w:t>
+          <w:szCs w:val="28"/>
+        </w:rPr>
+        <w:t>National Telecommunication Institute (NTI)— Application Development and Integration</w:t>
       </w:r>
     </w:p>
     <w:p>
@@ -1042,22 +1112,328 @@
         </w:tabs>
         <w:ind w:right="4231" w:hanging="81"/>
         <w:rPr>
-          <w:sz w:val="18"/>
+          <w:szCs w:val="28"/>
         </w:rPr>
       </w:pPr>
       <w:r>
         <w:rPr>
           <w:b/>
-          <w:sz w:val="18"/>
-        </w:rPr>
-        <w:t xml:space="preserve">  </w:t>
-      </w:r>
-      <w:r>
+          <w:szCs w:val="28"/>
+        </w:rPr>
+        <w:t xml:space="preserve">  Cairo, Egypt | Jul 2026 – Nov 2026 </w:t>
+      </w:r>
+    </w:p>
+    <w:p>
+      <w:pPr>
+        <w:pStyle w:val="ListParagraph"/>
+        <w:numPr>
+          <w:ilvl w:val="0"/>
+          <w:numId w:val="1"/>
+        </w:numPr>
+        <w:tabs>
+          <w:tab w:val="left" w:pos="81"/>
+          <w:tab w:val="left" w:pos="128"/>
+        </w:tabs>
+        <w:ind w:right="3930"/>
+        <w:rPr>
+          <w:szCs w:val="28"/>
+        </w:rPr>
+      </w:pPr>
+      <w:r>
+        <w:rPr>
+          <w:szCs w:val="28"/>
+        </w:rPr>
+        <w:t xml:space="preserve">Trained in Enterprise Content Management (IBM FileNet P8, Content Navigator, </w:t>
+      </w:r>
+      <w:proofErr w:type="spellStart"/>
+      <w:r>
+        <w:rPr>
+          <w:szCs w:val="28"/>
+        </w:rPr>
+        <w:t>DataCap</w:t>
+      </w:r>
+      <w:proofErr w:type="spellEnd"/>
+      <w:r>
+        <w:rPr>
+          <w:szCs w:val="28"/>
+        </w:rPr>
+        <w:t xml:space="preserve">, </w:t>
+      </w:r>
+      <w:proofErr w:type="spellStart"/>
+      <w:r>
+        <w:rPr>
+          <w:szCs w:val="28"/>
+        </w:rPr>
+        <w:t>OpenText</w:t>
+      </w:r>
+      <w:proofErr w:type="spellEnd"/>
+      <w:r>
+        <w:rPr>
+          <w:szCs w:val="28"/>
+        </w:rPr>
+        <w:t xml:space="preserve"> Content Server) and Business Process Management (IBM BPM Levels 1–3).</w:t>
+      </w:r>
+    </w:p>
+    <w:p>
+      <w:pPr>
+        <w:pStyle w:val="ListParagraph"/>
+        <w:numPr>
+          <w:ilvl w:val="0"/>
+          <w:numId w:val="1"/>
+        </w:numPr>
+        <w:tabs>
+          <w:tab w:val="left" w:pos="81"/>
+          <w:tab w:val="left" w:pos="128"/>
+        </w:tabs>
+        <w:ind w:right="4437"/>
+        <w:rPr>
+          <w:szCs w:val="28"/>
+        </w:rPr>
+      </w:pPr>
+      <w:r>
+        <w:rPr>
+          <w:szCs w:val="28"/>
+        </w:rPr>
+        <w:t>Built taxonomies, subscriptions, and custom tools on FileNet P8; developing workflows, coach views, and REST API integrations in IBM BPM.</w:t>
+      </w:r>
+    </w:p>
+    <w:p>
+      <w:pPr>
+        <w:pStyle w:val="ListParagraph"/>
+        <w:numPr>
+          <w:ilvl w:val="0"/>
+          <w:numId w:val="1"/>
+        </w:numPr>
+        <w:ind w:right="2641"/>
+        <w:rPr>
+          <w:szCs w:val="28"/>
+        </w:rPr>
+      </w:pPr>
+      <w:r>
+        <w:rPr>
+          <w:szCs w:val="28"/>
+        </w:rPr>
+        <w:t>Completed a parallel Career Development track (Business English, leadership, project management), culminating in a Capstone Project.</w:t>
+      </w:r>
+    </w:p>
+    <w:p>
+      <w:pPr>
+        <w:ind w:right="2641"/>
         <w:rPr>
           <w:b/>
-          <w:sz w:val="18"/>
-        </w:rPr>
-        <w:t xml:space="preserve">Cairo, Egypt | Jul 2026 – Nov 2026 </w:t>
+          <w:szCs w:val="28"/>
+        </w:rPr>
+      </w:pPr>
+    </w:p>
+    <w:p>
+      <w:pPr>
+        <w:ind w:right="2641"/>
+        <w:rPr>
+          <w:b/>
+          <w:szCs w:val="28"/>
+        </w:rPr>
+      </w:pPr>
+      <w:r>
+        <w:rPr>
+          <w:b/>
+          <w:szCs w:val="28"/>
+        </w:rPr>
+        <w:t>Ministry</w:t>
+      </w:r>
+      <w:r>
+        <w:rPr>
+          <w:b/>
+          <w:spacing w:val="-4"/>
+          <w:szCs w:val="28"/>
+        </w:rPr>
+        <w:t xml:space="preserve"> </w:t>
+      </w:r>
+      <w:r>
+        <w:rPr>
+          <w:b/>
+          <w:szCs w:val="28"/>
+        </w:rPr>
+        <w:t>of</w:t>
+      </w:r>
+      <w:r>
+        <w:rPr>
+          <w:b/>
+          <w:spacing w:val="-4"/>
+          <w:szCs w:val="28"/>
+        </w:rPr>
+        <w:t xml:space="preserve"> </w:t>
+      </w:r>
+      <w:r>
+        <w:rPr>
+          <w:b/>
+          <w:szCs w:val="28"/>
+        </w:rPr>
+        <w:t>Communications</w:t>
+      </w:r>
+      <w:r>
+        <w:rPr>
+          <w:b/>
+          <w:spacing w:val="-4"/>
+          <w:szCs w:val="28"/>
+        </w:rPr>
+        <w:t xml:space="preserve"> </w:t>
+      </w:r>
+      <w:r>
+        <w:rPr>
+          <w:b/>
+          <w:szCs w:val="28"/>
+        </w:rPr>
+        <w:t>and</w:t>
+      </w:r>
+      <w:r>
+        <w:rPr>
+          <w:b/>
+          <w:spacing w:val="-3"/>
+          <w:szCs w:val="28"/>
+        </w:rPr>
+        <w:t xml:space="preserve"> </w:t>
+      </w:r>
+      <w:r>
+        <w:rPr>
+          <w:b/>
+          <w:szCs w:val="28"/>
+        </w:rPr>
+        <w:t>Information</w:t>
+      </w:r>
+      <w:r>
+        <w:rPr>
+          <w:b/>
+          <w:spacing w:val="-4"/>
+          <w:szCs w:val="28"/>
+        </w:rPr>
+        <w:t xml:space="preserve"> </w:t>
+      </w:r>
+      <w:r>
+        <w:rPr>
+          <w:b/>
+          <w:szCs w:val="28"/>
+        </w:rPr>
+        <w:t>Technology</w:t>
+      </w:r>
+      <w:r>
+        <w:rPr>
+          <w:b/>
+          <w:spacing w:val="-4"/>
+          <w:szCs w:val="28"/>
+        </w:rPr>
+        <w:t xml:space="preserve"> </w:t>
+      </w:r>
+      <w:r>
+        <w:rPr>
+          <w:b/>
+          <w:szCs w:val="28"/>
+        </w:rPr>
+        <w:t>of</w:t>
+      </w:r>
+      <w:r>
+        <w:rPr>
+          <w:b/>
+          <w:spacing w:val="-4"/>
+          <w:szCs w:val="28"/>
+        </w:rPr>
+        <w:t xml:space="preserve"> </w:t>
+      </w:r>
+      <w:r>
+        <w:rPr>
+          <w:b/>
+          <w:szCs w:val="28"/>
+        </w:rPr>
+        <w:t>Egypt —</w:t>
+      </w:r>
+      <w:r>
+        <w:rPr>
+          <w:b/>
+          <w:spacing w:val="-4"/>
+          <w:szCs w:val="28"/>
+        </w:rPr>
+        <w:t xml:space="preserve"> </w:t>
+      </w:r>
+      <w:r>
+        <w:rPr>
+          <w:b/>
+          <w:szCs w:val="28"/>
+        </w:rPr>
+        <w:t>Cross</w:t>
+      </w:r>
+      <w:r>
+        <w:rPr>
+          <w:b/>
+          <w:spacing w:val="-4"/>
+          <w:szCs w:val="28"/>
+        </w:rPr>
+        <w:t xml:space="preserve"> </w:t>
+      </w:r>
+      <w:r>
+        <w:rPr>
+          <w:b/>
+          <w:szCs w:val="28"/>
+        </w:rPr>
+        <w:t>Platform</w:t>
+      </w:r>
+      <w:r>
+        <w:rPr>
+          <w:b/>
+          <w:spacing w:val="-4"/>
+          <w:szCs w:val="28"/>
+        </w:rPr>
+        <w:t xml:space="preserve"> </w:t>
+      </w:r>
+      <w:r>
+        <w:rPr>
+          <w:b/>
+          <w:szCs w:val="28"/>
+        </w:rPr>
+        <w:t>App</w:t>
+      </w:r>
+      <w:r>
+        <w:rPr>
+          <w:b/>
+          <w:spacing w:val="-4"/>
+          <w:szCs w:val="28"/>
+        </w:rPr>
+        <w:t xml:space="preserve"> </w:t>
+      </w:r>
+      <w:r>
+        <w:rPr>
+          <w:b/>
+          <w:szCs w:val="28"/>
+        </w:rPr>
+        <w:t>Developer Cairo, Egypt</w:t>
+      </w:r>
+      <w:r>
+        <w:rPr>
+          <w:b/>
+          <w:spacing w:val="80"/>
+          <w:szCs w:val="28"/>
+        </w:rPr>
+        <w:t xml:space="preserve"> </w:t>
+      </w:r>
+      <w:r>
+        <w:rPr>
+          <w:b/>
+          <w:szCs w:val="28"/>
+        </w:rPr>
+        <w:t>|</w:t>
+      </w:r>
+      <w:r>
+        <w:rPr>
+          <w:b/>
+          <w:spacing w:val="80"/>
+          <w:szCs w:val="28"/>
+        </w:rPr>
+        <w:t xml:space="preserve"> </w:t>
+      </w:r>
+      <w:r>
+        <w:rPr>
+          <w:b/>
+          <w:szCs w:val="28"/>
+        </w:rPr>
+        <w:t>June 2025 – December 2025</w:t>
       </w:r>
     </w:p>
     <w:p>
@@ -1073,65 +1449,28 @@
         </w:tabs>
         <w:ind w:right="4379"/>
         <w:rPr>
-          <w:sz w:val="18"/>
-        </w:rPr>
-      </w:pPr>
-      <w:r>
-        <w:rPr>
-          <w:sz w:val="18"/>
-        </w:rPr>
-        <w:t xml:space="preserve">Completing an intensive Information Management training covering Enterprise Content Management (IBM FileNet P8 administration/development, IBM Content Navigator, IBM </w:t>
+          <w:szCs w:val="28"/>
+        </w:rPr>
+      </w:pPr>
+      <w:r>
+        <w:rPr>
+          <w:szCs w:val="28"/>
+        </w:rPr>
+        <w:t xml:space="preserve">Developed 3+ cross-platform apps using Flutter/Dart with </w:t>
       </w:r>
       <w:proofErr w:type="spellStart"/>
       <w:r>
         <w:rPr>
-          <w:sz w:val="18"/>
-        </w:rPr>
-        <w:t>DataCap</w:t>
+          <w:szCs w:val="28"/>
+        </w:rPr>
+        <w:t>BLoC</w:t>
       </w:r>
       <w:proofErr w:type="spellEnd"/>
       <w:r>
         <w:rPr>
-          <w:sz w:val="18"/>
-        </w:rPr>
-        <w:t xml:space="preserve">, </w:t>
-      </w:r>
-      <w:proofErr w:type="spellStart"/>
-      <w:r>
-        <w:rPr>
-          <w:sz w:val="18"/>
-        </w:rPr>
-        <w:t>OpenText</w:t>
-      </w:r>
-      <w:proofErr w:type="spellEnd"/>
-      <w:r>
-        <w:rPr>
-          <w:sz w:val="18"/>
-        </w:rPr>
-        <w:t xml:space="preserve"> Content Server) and Business Process Management (IBM BPM Levels 1–3).</w:t>
-      </w:r>
-    </w:p>
-    <w:p>
-      <w:pPr>
-        <w:pStyle w:val="ListParagraph"/>
-        <w:numPr>
-          <w:ilvl w:val="0"/>
-          <w:numId w:val="1"/>
-        </w:numPr>
-        <w:tabs>
-          <w:tab w:val="left" w:pos="81"/>
-          <w:tab w:val="left" w:pos="128"/>
-        </w:tabs>
-        <w:ind w:right="3930"/>
-        <w:rPr>
-          <w:sz w:val="18"/>
-        </w:rPr>
-      </w:pPr>
-      <w:r>
-        <w:rPr>
-          <w:sz w:val="18"/>
-        </w:rPr>
-        <w:t>Building and securing taxonomies, subscriptions, and custom tools on FileNet P8; developing workflows, coach views, and REST API integrations in IBM BPM.</w:t>
+          <w:szCs w:val="28"/>
+        </w:rPr>
+        <w:t>/Cubit state management.</w:t>
       </w:r>
     </w:p>
     <w:p>
@@ -1147,234 +1486,56 @@
         </w:tabs>
         <w:ind w:right="4437"/>
         <w:rPr>
-          <w:sz w:val="18"/>
-        </w:rPr>
-      </w:pPr>
-      <w:r>
-        <w:rPr>
-          <w:sz w:val="18"/>
-        </w:rPr>
-        <w:t>Completing a parallel Career Development curriculum (Business English, leadership, project management, professional ethics), culminating in a Capstone Project presentation.</w:t>
-      </w:r>
-    </w:p>
-    <w:p>
-      <w:pPr>
-        <w:ind w:right="2641"/>
-        <w:rPr>
-          <w:b/>
-          <w:sz w:val="18"/>
-        </w:rPr>
-      </w:pPr>
-    </w:p>
-    <w:p>
-      <w:pPr>
-        <w:ind w:right="2641"/>
-        <w:rPr>
-          <w:b/>
-          <w:sz w:val="18"/>
-        </w:rPr>
-      </w:pPr>
-      <w:r>
-        <w:rPr>
-          <w:b/>
-          <w:sz w:val="18"/>
-        </w:rPr>
-        <w:t>Ministry</w:t>
-      </w:r>
-      <w:r>
-        <w:rPr>
-          <w:b/>
-          <w:spacing w:val="-4"/>
-          <w:sz w:val="18"/>
-        </w:rPr>
-        <w:t xml:space="preserve"> </w:t>
-      </w:r>
-      <w:r>
-        <w:rPr>
-          <w:b/>
-          <w:sz w:val="18"/>
-        </w:rPr>
-        <w:t>of</w:t>
-      </w:r>
-      <w:r>
-        <w:rPr>
-          <w:b/>
-          <w:spacing w:val="-4"/>
-          <w:sz w:val="18"/>
-        </w:rPr>
-        <w:t xml:space="preserve"> </w:t>
-      </w:r>
-      <w:r>
-        <w:rPr>
-          <w:b/>
-          <w:sz w:val="18"/>
-        </w:rPr>
-        <w:t>Communications</w:t>
-      </w:r>
-      <w:r>
-        <w:rPr>
-          <w:b/>
-          <w:spacing w:val="-4"/>
-          <w:sz w:val="18"/>
-        </w:rPr>
-        <w:t xml:space="preserve"> </w:t>
-      </w:r>
-      <w:r>
-        <w:rPr>
-          <w:b/>
-          <w:sz w:val="18"/>
-        </w:rPr>
-        <w:t>and</w:t>
-      </w:r>
-      <w:r>
-        <w:rPr>
-          <w:b/>
-          <w:spacing w:val="-3"/>
-          <w:sz w:val="18"/>
-        </w:rPr>
-        <w:t xml:space="preserve"> </w:t>
-      </w:r>
-      <w:r>
-        <w:rPr>
-          <w:b/>
-          <w:sz w:val="18"/>
-        </w:rPr>
-        <w:t>Information</w:t>
-      </w:r>
-      <w:r>
-        <w:rPr>
-          <w:b/>
-          <w:spacing w:val="-4"/>
-          <w:sz w:val="18"/>
-        </w:rPr>
-        <w:t xml:space="preserve"> </w:t>
-      </w:r>
-      <w:r>
-        <w:rPr>
-          <w:b/>
-          <w:sz w:val="18"/>
-        </w:rPr>
-        <w:t>Technology</w:t>
-      </w:r>
-      <w:r>
-        <w:rPr>
-          <w:b/>
-          <w:spacing w:val="-4"/>
-          <w:sz w:val="18"/>
-        </w:rPr>
-        <w:t xml:space="preserve"> </w:t>
-      </w:r>
-      <w:r>
-        <w:rPr>
-          <w:b/>
-          <w:sz w:val="18"/>
-        </w:rPr>
-        <w:t>of</w:t>
-      </w:r>
-      <w:r>
-        <w:rPr>
-          <w:b/>
-          <w:spacing w:val="-4"/>
-          <w:sz w:val="18"/>
-        </w:rPr>
-        <w:t xml:space="preserve"> </w:t>
-      </w:r>
-      <w:r>
-        <w:rPr>
-          <w:b/>
-          <w:sz w:val="18"/>
-        </w:rPr>
-        <w:t>Egypt —</w:t>
-      </w:r>
-      <w:r>
-        <w:rPr>
-          <w:b/>
-          <w:spacing w:val="-4"/>
-          <w:sz w:val="18"/>
-        </w:rPr>
-        <w:t xml:space="preserve"> </w:t>
-      </w:r>
-      <w:r>
-        <w:rPr>
-          <w:b/>
-          <w:sz w:val="18"/>
-        </w:rPr>
-        <w:t>Cross</w:t>
-      </w:r>
-      <w:r>
-        <w:rPr>
-          <w:b/>
-          <w:spacing w:val="-4"/>
-          <w:sz w:val="18"/>
-        </w:rPr>
-        <w:t xml:space="preserve"> </w:t>
-      </w:r>
-      <w:r>
-        <w:rPr>
-          <w:b/>
-          <w:sz w:val="18"/>
-        </w:rPr>
-        <w:t>Platform</w:t>
-      </w:r>
-      <w:r>
-        <w:rPr>
-          <w:b/>
-          <w:spacing w:val="-4"/>
-          <w:sz w:val="18"/>
-        </w:rPr>
-        <w:t xml:space="preserve"> </w:t>
-      </w:r>
-      <w:r>
-        <w:rPr>
-          <w:b/>
-          <w:sz w:val="18"/>
-        </w:rPr>
-        <w:t>App</w:t>
-      </w:r>
-      <w:r>
-        <w:rPr>
-          <w:b/>
-          <w:spacing w:val="-4"/>
-          <w:sz w:val="18"/>
-        </w:rPr>
-        <w:t xml:space="preserve"> </w:t>
-      </w:r>
-      <w:r>
-        <w:rPr>
-          <w:b/>
-          <w:sz w:val="18"/>
-        </w:rPr>
-        <w:t>Developer Cairo, Egypt</w:t>
-      </w:r>
-      <w:r>
-        <w:rPr>
-          <w:b/>
-          <w:spacing w:val="80"/>
-          <w:sz w:val="18"/>
-        </w:rPr>
-        <w:t xml:space="preserve"> </w:t>
-      </w:r>
-      <w:r>
-        <w:rPr>
-          <w:b/>
-          <w:sz w:val="18"/>
-        </w:rPr>
-        <w:t>|</w:t>
-      </w:r>
-      <w:r>
-        <w:rPr>
-          <w:b/>
-          <w:spacing w:val="80"/>
-          <w:sz w:val="18"/>
-        </w:rPr>
-        <w:t xml:space="preserve"> </w:t>
-      </w:r>
-      <w:r>
-        <w:rPr>
-          <w:b/>
-          <w:sz w:val="18"/>
-        </w:rPr>
-        <w:t>June 2025 – December 2025</w:t>
+          <w:szCs w:val="28"/>
+        </w:rPr>
+      </w:pPr>
+      <w:r>
+        <w:rPr>
+          <w:szCs w:val="28"/>
+        </w:rPr>
+        <w:t>Integrated Firebase (</w:t>
+      </w:r>
+      <w:proofErr w:type="spellStart"/>
+      <w:r>
+        <w:rPr>
+          <w:szCs w:val="28"/>
+        </w:rPr>
+        <w:t>Auth</w:t>
+      </w:r>
+      <w:proofErr w:type="spellEnd"/>
+      <w:r>
+        <w:rPr>
+          <w:szCs w:val="28"/>
+        </w:rPr>
+        <w:t xml:space="preserve">, </w:t>
+      </w:r>
+      <w:proofErr w:type="spellStart"/>
+      <w:r>
+        <w:rPr>
+          <w:szCs w:val="28"/>
+        </w:rPr>
+        <w:t>Firestore</w:t>
+      </w:r>
+      <w:proofErr w:type="spellEnd"/>
+      <w:r>
+        <w:rPr>
+          <w:szCs w:val="28"/>
+        </w:rPr>
+        <w:t xml:space="preserve">, Storage) and RESTful APIs with </w:t>
+      </w:r>
+      <w:proofErr w:type="spellStart"/>
+      <w:r>
+        <w:rPr>
+          <w:szCs w:val="28"/>
+        </w:rPr>
+        <w:t>Dio</w:t>
+      </w:r>
+      <w:proofErr w:type="spellEnd"/>
+      <w:r>
+        <w:rPr>
+          <w:szCs w:val="28"/>
+        </w:rPr>
+        <w:t xml:space="preserve"> for clean JSON parsing, delivering production-quality app structure.</w:t>
       </w:r>
     </w:p>
     <w:p>
@@ -1388,1342 +1549,252 @@
           <w:tab w:val="left" w:pos="81"/>
           <w:tab w:val="left" w:pos="128"/>
         </w:tabs>
-        <w:ind w:right="4231" w:hanging="82"/>
-        <w:rPr>
-          <w:sz w:val="18"/>
-        </w:rPr>
-      </w:pPr>
-      <w:r>
-        <w:rPr>
-          <w:sz w:val="18"/>
-        </w:rPr>
-        <w:t>Developed</w:t>
+        <w:ind w:right="4437"/>
+        <w:rPr>
+          <w:szCs w:val="28"/>
+        </w:rPr>
+      </w:pPr>
+      <w:r>
+        <w:rPr>
+          <w:szCs w:val="28"/>
+        </w:rPr>
+        <w:t>Applied</w:t>
+      </w:r>
+      <w:r>
+        <w:rPr>
+          <w:spacing w:val="-5"/>
+          <w:szCs w:val="28"/>
+        </w:rPr>
+        <w:t xml:space="preserve"> </w:t>
+      </w:r>
+      <w:r>
+        <w:rPr>
+          <w:szCs w:val="28"/>
+        </w:rPr>
+        <w:t>Clean</w:t>
       </w:r>
       <w:r>
         <w:rPr>
           <w:spacing w:val="-4"/>
-          <w:sz w:val="18"/>
-        </w:rPr>
-        <w:t xml:space="preserve"> </w:t>
-      </w:r>
-      <w:r>
-        <w:rPr>
-          <w:sz w:val="18"/>
-        </w:rPr>
-        <w:t>3+</w:t>
+          <w:szCs w:val="28"/>
+        </w:rPr>
+        <w:t xml:space="preserve"> </w:t>
+      </w:r>
+      <w:r>
+        <w:rPr>
+          <w:szCs w:val="28"/>
+        </w:rPr>
+        <w:t>Architecture</w:t>
+      </w:r>
+      <w:r>
+        <w:rPr>
+          <w:spacing w:val="-5"/>
+          <w:szCs w:val="28"/>
+        </w:rPr>
+        <w:t xml:space="preserve"> </w:t>
+      </w:r>
+      <w:r>
+        <w:rPr>
+          <w:szCs w:val="28"/>
+        </w:rPr>
+        <w:t>principles</w:t>
+      </w:r>
+      <w:r>
+        <w:rPr>
+          <w:spacing w:val="-5"/>
+          <w:szCs w:val="28"/>
+        </w:rPr>
+        <w:t xml:space="preserve"> </w:t>
+      </w:r>
+      <w:r>
+        <w:rPr>
+          <w:szCs w:val="28"/>
+        </w:rPr>
+        <w:t>(data,</w:t>
+      </w:r>
+      <w:r>
+        <w:rPr>
+          <w:spacing w:val="-2"/>
+          <w:szCs w:val="28"/>
+        </w:rPr>
+        <w:t xml:space="preserve"> </w:t>
+      </w:r>
+      <w:r>
+        <w:rPr>
+          <w:szCs w:val="28"/>
+        </w:rPr>
+        <w:t>bloc,</w:t>
       </w:r>
       <w:r>
         <w:rPr>
           <w:spacing w:val="-4"/>
-          <w:sz w:val="18"/>
-        </w:rPr>
-        <w:t xml:space="preserve"> </w:t>
-      </w:r>
-      <w:r>
-        <w:rPr>
-          <w:sz w:val="18"/>
-        </w:rPr>
-        <w:t>cross-platform</w:t>
-      </w:r>
-      <w:r>
-        <w:rPr>
-          <w:spacing w:val="-3"/>
-          <w:sz w:val="18"/>
-        </w:rPr>
-        <w:t xml:space="preserve"> </w:t>
-      </w:r>
-      <w:r>
-        <w:rPr>
-          <w:sz w:val="18"/>
-        </w:rPr>
-        <w:t>mobile</w:t>
+          <w:szCs w:val="28"/>
+        </w:rPr>
+        <w:t xml:space="preserve"> </w:t>
+      </w:r>
+      <w:r>
+        <w:rPr>
+          <w:szCs w:val="28"/>
+        </w:rPr>
+        <w:t>presentation</w:t>
+      </w:r>
+      <w:r>
+        <w:rPr>
+          <w:spacing w:val="-5"/>
+          <w:szCs w:val="28"/>
+        </w:rPr>
+        <w:t xml:space="preserve"> </w:t>
+      </w:r>
+      <w:r>
+        <w:rPr>
+          <w:szCs w:val="28"/>
+        </w:rPr>
+        <w:t>layers)</w:t>
       </w:r>
       <w:r>
         <w:rPr>
           <w:spacing w:val="-4"/>
-          <w:sz w:val="18"/>
-        </w:rPr>
-        <w:t xml:space="preserve"> </w:t>
-      </w:r>
-      <w:r>
-        <w:rPr>
-          <w:sz w:val="18"/>
-        </w:rPr>
-        <w:t>applications</w:t>
-      </w:r>
-      <w:r>
-        <w:rPr>
-          <w:spacing w:val="-4"/>
-          <w:sz w:val="18"/>
-        </w:rPr>
-        <w:t xml:space="preserve"> </w:t>
-      </w:r>
-      <w:r>
-        <w:rPr>
-          <w:sz w:val="18"/>
-        </w:rPr>
-        <w:t>using</w:t>
-      </w:r>
-      <w:r>
-        <w:rPr>
-          <w:spacing w:val="-4"/>
-          <w:sz w:val="18"/>
-        </w:rPr>
-        <w:t xml:space="preserve"> </w:t>
-      </w:r>
-      <w:r>
-        <w:rPr>
-          <w:sz w:val="18"/>
-        </w:rPr>
-        <w:t>Flutter</w:t>
-      </w:r>
-      <w:r>
-        <w:rPr>
-          <w:spacing w:val="-3"/>
-          <w:sz w:val="18"/>
-        </w:rPr>
-        <w:t xml:space="preserve"> </w:t>
-      </w:r>
-      <w:r>
-        <w:rPr>
-          <w:sz w:val="18"/>
+          <w:szCs w:val="28"/>
+        </w:rPr>
+        <w:t xml:space="preserve"> </w:t>
+      </w:r>
+      <w:r>
+        <w:rPr>
+          <w:szCs w:val="28"/>
         </w:rPr>
         <w:t>and</w:t>
       </w:r>
       <w:r>
         <w:rPr>
-          <w:spacing w:val="-4"/>
-          <w:sz w:val="18"/>
-        </w:rPr>
-        <w:t xml:space="preserve"> </w:t>
-      </w:r>
-      <w:r>
-        <w:rPr>
-          <w:sz w:val="18"/>
-        </w:rPr>
-        <w:t>Dart</w:t>
-      </w:r>
-      <w:r>
-        <w:rPr>
-          <w:spacing w:val="-4"/>
-          <w:sz w:val="18"/>
-        </w:rPr>
-        <w:t xml:space="preserve"> </w:t>
-      </w:r>
-      <w:r>
-        <w:rPr>
-          <w:sz w:val="18"/>
-        </w:rPr>
-        <w:t>as</w:t>
-      </w:r>
-      <w:r>
-        <w:rPr>
-          <w:spacing w:val="-2"/>
-          <w:sz w:val="18"/>
-        </w:rPr>
-        <w:t xml:space="preserve"> </w:t>
-      </w:r>
-      <w:r>
-        <w:rPr>
-          <w:sz w:val="18"/>
-        </w:rPr>
-        <w:t>part</w:t>
-      </w:r>
-      <w:r>
-        <w:rPr>
-          <w:spacing w:val="-4"/>
-          <w:sz w:val="18"/>
-        </w:rPr>
-        <w:t xml:space="preserve"> </w:t>
-      </w:r>
-      <w:r>
-        <w:rPr>
-          <w:sz w:val="18"/>
-        </w:rPr>
-        <w:t>of</w:t>
-      </w:r>
-      <w:r>
-        <w:rPr>
-          <w:spacing w:val="-4"/>
-          <w:sz w:val="18"/>
-        </w:rPr>
-        <w:t xml:space="preserve"> </w:t>
-      </w:r>
-      <w:r>
-        <w:rPr>
-          <w:sz w:val="18"/>
-        </w:rPr>
-        <w:t>a government-funded intensive software development program.</w:t>
+          <w:spacing w:val="-5"/>
+          <w:szCs w:val="28"/>
+        </w:rPr>
+        <w:t xml:space="preserve"> </w:t>
+      </w:r>
+      <w:r>
+        <w:rPr>
+          <w:szCs w:val="28"/>
+        </w:rPr>
+        <w:t>UI/UX best practices to deliver production-quality app structure.</w:t>
       </w:r>
     </w:p>
     <w:p>
       <w:pPr>
-        <w:pStyle w:val="ListParagraph"/>
-        <w:numPr>
-          <w:ilvl w:val="0"/>
-          <w:numId w:val="1"/>
-        </w:numPr>
         <w:tabs>
           <w:tab w:val="left" w:pos="81"/>
           <w:tab w:val="left" w:pos="128"/>
         </w:tabs>
-        <w:ind w:right="4379" w:hanging="82"/>
-        <w:rPr>
-          <w:sz w:val="18"/>
-        </w:rPr>
-      </w:pPr>
-      <w:r>
-        <w:rPr>
-          <w:sz w:val="18"/>
-        </w:rPr>
-        <w:t>Implemented</w:t>
-      </w:r>
-      <w:r>
-        <w:rPr>
-          <w:spacing w:val="-6"/>
-          <w:sz w:val="18"/>
-        </w:rPr>
-        <w:t xml:space="preserve"> </w:t>
-      </w:r>
-      <w:r>
-        <w:rPr>
-          <w:sz w:val="18"/>
-        </w:rPr>
-        <w:t>state</w:t>
-      </w:r>
-      <w:r>
-        <w:rPr>
-          <w:spacing w:val="-7"/>
-          <w:sz w:val="18"/>
-        </w:rPr>
-        <w:t xml:space="preserve"> </w:t>
-      </w:r>
-      <w:r>
-        <w:rPr>
-          <w:sz w:val="18"/>
-        </w:rPr>
-        <w:t>management</w:t>
-      </w:r>
-      <w:r>
-        <w:rPr>
-          <w:spacing w:val="-5"/>
-          <w:sz w:val="18"/>
-        </w:rPr>
-        <w:t xml:space="preserve"> </w:t>
-      </w:r>
-      <w:r>
-        <w:rPr>
-          <w:sz w:val="18"/>
-        </w:rPr>
-        <w:t>using</w:t>
-      </w:r>
-      <w:r>
-        <w:rPr>
-          <w:spacing w:val="-6"/>
-          <w:sz w:val="18"/>
-        </w:rPr>
-        <w:t xml:space="preserve"> </w:t>
-      </w:r>
-      <w:proofErr w:type="spellStart"/>
-      <w:r>
-        <w:rPr>
-          <w:sz w:val="18"/>
-        </w:rPr>
-        <w:t>BLoC</w:t>
-      </w:r>
-      <w:proofErr w:type="spellEnd"/>
-      <w:r>
-        <w:rPr>
-          <w:sz w:val="18"/>
-        </w:rPr>
-        <w:t>/Cubit</w:t>
-      </w:r>
-      <w:r>
-        <w:rPr>
-          <w:spacing w:val="-5"/>
-          <w:sz w:val="18"/>
-        </w:rPr>
-        <w:t xml:space="preserve"> </w:t>
-      </w:r>
-      <w:r>
-        <w:rPr>
-          <w:sz w:val="18"/>
-        </w:rPr>
-        <w:t>architecture,</w:t>
-      </w:r>
-      <w:r>
-        <w:rPr>
-          <w:spacing w:val="-5"/>
-          <w:sz w:val="18"/>
-        </w:rPr>
-        <w:t xml:space="preserve"> </w:t>
-      </w:r>
-      <w:r>
-        <w:rPr>
-          <w:sz w:val="18"/>
-        </w:rPr>
-        <w:t>reducing</w:t>
-      </w:r>
-      <w:r>
-        <w:rPr>
-          <w:spacing w:val="-6"/>
-          <w:sz w:val="18"/>
-        </w:rPr>
-        <w:t xml:space="preserve"> </w:t>
-      </w:r>
-      <w:r>
-        <w:rPr>
-          <w:sz w:val="18"/>
-        </w:rPr>
-        <w:t>UI</w:t>
-      </w:r>
-      <w:r>
-        <w:rPr>
-          <w:spacing w:val="-5"/>
-          <w:sz w:val="18"/>
-        </w:rPr>
-        <w:t xml:space="preserve"> </w:t>
-      </w:r>
-      <w:r>
-        <w:rPr>
-          <w:sz w:val="18"/>
-        </w:rPr>
-        <w:t>logic complexity and improving code maintainability.</w:t>
-      </w:r>
+        <w:ind w:left="-49" w:right="4437"/>
+        <w:rPr>
+          <w:szCs w:val="28"/>
+        </w:rPr>
+      </w:pPr>
     </w:p>
     <w:p>
       <w:pPr>
-        <w:pStyle w:val="ListParagraph"/>
-        <w:numPr>
-          <w:ilvl w:val="0"/>
-          <w:numId w:val="1"/>
-        </w:numPr>
-        <w:tabs>
-          <w:tab w:val="left" w:pos="81"/>
-          <w:tab w:val="left" w:pos="128"/>
-        </w:tabs>
-        <w:ind w:right="3930" w:hanging="82"/>
-        <w:rPr>
-          <w:sz w:val="18"/>
-        </w:rPr>
-      </w:pPr>
-      <w:r>
-        <w:rPr>
-          <w:sz w:val="18"/>
-        </w:rPr>
-        <w:t>Integrated</w:t>
+        <w:pStyle w:val="Heading3"/>
+        <w:rPr>
+          <w:sz w:val="22"/>
+          <w:szCs w:val="22"/>
+        </w:rPr>
+      </w:pPr>
+      <w:proofErr w:type="spellStart"/>
+      <w:r>
+        <w:rPr>
+          <w:sz w:val="22"/>
+          <w:szCs w:val="22"/>
+        </w:rPr>
+        <w:t>GazeGuard</w:t>
+      </w:r>
+      <w:proofErr w:type="spellEnd"/>
+      <w:r>
+        <w:rPr>
+          <w:spacing w:val="-2"/>
+          <w:sz w:val="22"/>
+          <w:szCs w:val="22"/>
+        </w:rPr>
+        <w:t xml:space="preserve"> </w:t>
+      </w:r>
+      <w:r>
+        <w:rPr>
+          <w:sz w:val="22"/>
+          <w:szCs w:val="22"/>
+        </w:rPr>
+        <w:t>–</w:t>
       </w:r>
       <w:r>
         <w:rPr>
           <w:spacing w:val="-4"/>
-          <w:sz w:val="18"/>
-        </w:rPr>
-        <w:t xml:space="preserve"> </w:t>
-      </w:r>
-      <w:r>
-        <w:rPr>
-          <w:sz w:val="18"/>
-        </w:rPr>
-        <w:t>Firebase</w:t>
+          <w:sz w:val="22"/>
+          <w:szCs w:val="22"/>
+        </w:rPr>
+        <w:t xml:space="preserve"> </w:t>
+      </w:r>
+      <w:r>
+        <w:rPr>
+          <w:sz w:val="22"/>
+          <w:szCs w:val="22"/>
+        </w:rPr>
+        <w:t>Eye</w:t>
       </w:r>
       <w:r>
         <w:rPr>
           <w:spacing w:val="-4"/>
-          <w:sz w:val="18"/>
-        </w:rPr>
-        <w:t xml:space="preserve"> </w:t>
-      </w:r>
-      <w:r>
-        <w:rPr>
-          <w:sz w:val="18"/>
-        </w:rPr>
-        <w:t>services</w:t>
-      </w:r>
-      <w:r>
-        <w:rPr>
-          <w:spacing w:val="-6"/>
-          <w:sz w:val="18"/>
-        </w:rPr>
-        <w:t xml:space="preserve"> </w:t>
-      </w:r>
-      <w:r>
-        <w:rPr>
-          <w:sz w:val="18"/>
-        </w:rPr>
-        <w:t>(Authentication,</w:t>
+          <w:sz w:val="22"/>
+          <w:szCs w:val="22"/>
+        </w:rPr>
+        <w:t xml:space="preserve"> </w:t>
+      </w:r>
+      <w:r>
+        <w:rPr>
+          <w:sz w:val="22"/>
+          <w:szCs w:val="22"/>
+        </w:rPr>
+        <w:t>Fatigue</w:t>
+      </w:r>
+      <w:r>
+        <w:rPr>
+          <w:spacing w:val="-3"/>
+          <w:sz w:val="22"/>
+          <w:szCs w:val="22"/>
+        </w:rPr>
+        <w:t xml:space="preserve"> </w:t>
+      </w:r>
+      <w:r>
+        <w:rPr>
+          <w:sz w:val="22"/>
+          <w:szCs w:val="22"/>
+        </w:rPr>
+        <w:t>Detection</w:t>
+      </w:r>
+      <w:r>
+        <w:rPr>
+          <w:spacing w:val="-4"/>
+          <w:sz w:val="22"/>
+          <w:szCs w:val="22"/>
+        </w:rPr>
+        <w:t xml:space="preserve"> </w:t>
+      </w:r>
+      <w:r>
+        <w:rPr>
+          <w:sz w:val="22"/>
+          <w:szCs w:val="22"/>
+        </w:rPr>
+        <w:t>Desktop</w:t>
+      </w:r>
+      <w:r>
+        <w:rPr>
+          <w:spacing w:val="-3"/>
+          <w:sz w:val="22"/>
+          <w:szCs w:val="22"/>
+        </w:rPr>
+        <w:t xml:space="preserve"> </w:t>
       </w:r>
       <w:r>
         <w:rPr>
           <w:spacing w:val="-5"/>
-          <w:sz w:val="18"/>
-        </w:rPr>
-        <w:t xml:space="preserve"> </w:t>
-      </w:r>
-      <w:proofErr w:type="spellStart"/>
-      <w:r>
-        <w:rPr>
-          <w:sz w:val="18"/>
-        </w:rPr>
-        <w:t>Firestore</w:t>
-      </w:r>
-      <w:proofErr w:type="spellEnd"/>
-      <w:r>
-        <w:rPr>
-          <w:sz w:val="18"/>
-        </w:rPr>
-        <w:t>,</w:t>
-      </w:r>
-      <w:r>
-        <w:rPr>
-          <w:spacing w:val="-5"/>
-          <w:sz w:val="18"/>
-        </w:rPr>
-        <w:t xml:space="preserve"> </w:t>
-      </w:r>
-      <w:r>
-        <w:rPr>
-          <w:sz w:val="18"/>
-        </w:rPr>
-        <w:t>Storage)</w:t>
-      </w:r>
-      <w:r>
-        <w:rPr>
-          <w:spacing w:val="-4"/>
-          <w:sz w:val="18"/>
-        </w:rPr>
-        <w:t xml:space="preserve"> </w:t>
-      </w:r>
-      <w:r>
-        <w:rPr>
-          <w:sz w:val="18"/>
-        </w:rPr>
-        <w:t>and</w:t>
-      </w:r>
-      <w:r>
-        <w:rPr>
-          <w:spacing w:val="-6"/>
-          <w:sz w:val="18"/>
-        </w:rPr>
-        <w:t xml:space="preserve"> </w:t>
-      </w:r>
-      <w:r>
-        <w:rPr>
-          <w:sz w:val="18"/>
-        </w:rPr>
-        <w:t>consumed</w:t>
-      </w:r>
-      <w:r>
-        <w:rPr>
-          <w:spacing w:val="-6"/>
-          <w:sz w:val="18"/>
-        </w:rPr>
-        <w:t xml:space="preserve"> </w:t>
-      </w:r>
-      <w:r>
-        <w:rPr>
-          <w:sz w:val="18"/>
-        </w:rPr>
-        <w:t xml:space="preserve">RESTful APIs with clean JSON parsing using </w:t>
-      </w:r>
-      <w:proofErr w:type="spellStart"/>
-      <w:r>
-        <w:rPr>
-          <w:sz w:val="18"/>
-        </w:rPr>
-        <w:t>Dio</w:t>
-      </w:r>
-      <w:proofErr w:type="spellEnd"/>
-      <w:r>
-        <w:rPr>
-          <w:sz w:val="18"/>
-        </w:rPr>
-        <w:t>.</w:t>
-      </w:r>
-    </w:p>
-    <w:p>
-      <w:pPr>
-        <w:pStyle w:val="ListParagraph"/>
-        <w:numPr>
-          <w:ilvl w:val="0"/>
-          <w:numId w:val="1"/>
-        </w:numPr>
-        <w:tabs>
-          <w:tab w:val="left" w:pos="81"/>
-          <w:tab w:val="left" w:pos="128"/>
-        </w:tabs>
-        <w:ind w:right="4437" w:hanging="82"/>
-        <w:rPr>
-          <w:sz w:val="18"/>
-        </w:rPr>
-      </w:pPr>
-      <w:r>
-        <w:rPr>
-          <w:sz w:val="18"/>
-        </w:rPr>
-        <w:t>Applied</w:t>
-      </w:r>
-      <w:r>
-        <w:rPr>
-          <w:spacing w:val="-5"/>
-          <w:sz w:val="18"/>
-        </w:rPr>
-        <w:t xml:space="preserve"> </w:t>
-      </w:r>
-      <w:r>
-        <w:rPr>
-          <w:sz w:val="18"/>
-        </w:rPr>
-        <w:t>Clean</w:t>
-      </w:r>
-      <w:r>
-        <w:rPr>
-          <w:spacing w:val="-4"/>
-          <w:sz w:val="18"/>
-        </w:rPr>
-        <w:t xml:space="preserve"> </w:t>
-      </w:r>
-      <w:r>
-        <w:rPr>
-          <w:sz w:val="18"/>
-        </w:rPr>
-        <w:t>Architecture</w:t>
-      </w:r>
-      <w:r>
-        <w:rPr>
-          <w:spacing w:val="-5"/>
-          <w:sz w:val="18"/>
-        </w:rPr>
-        <w:t xml:space="preserve"> </w:t>
-      </w:r>
-      <w:r>
-        <w:rPr>
-          <w:sz w:val="18"/>
-        </w:rPr>
-        <w:t>principles</w:t>
-      </w:r>
-      <w:r>
-        <w:rPr>
-          <w:spacing w:val="-5"/>
-          <w:sz w:val="18"/>
-        </w:rPr>
-        <w:t xml:space="preserve"> </w:t>
-      </w:r>
-      <w:r>
-        <w:rPr>
-          <w:sz w:val="18"/>
-        </w:rPr>
-        <w:t>(data,</w:t>
-      </w:r>
-      <w:r>
-        <w:rPr>
-          <w:spacing w:val="-2"/>
-          <w:sz w:val="18"/>
-        </w:rPr>
-        <w:t xml:space="preserve"> </w:t>
-      </w:r>
-      <w:r>
-        <w:rPr>
-          <w:sz w:val="18"/>
-        </w:rPr>
-        <w:t>bloc,</w:t>
-      </w:r>
-      <w:r>
-        <w:rPr>
-          <w:spacing w:val="-4"/>
-          <w:sz w:val="18"/>
-        </w:rPr>
-        <w:t xml:space="preserve"> </w:t>
-      </w:r>
-      <w:r>
-        <w:rPr>
-          <w:sz w:val="18"/>
-        </w:rPr>
-        <w:t>presentation</w:t>
-      </w:r>
-      <w:r>
-        <w:rPr>
-          <w:spacing w:val="-5"/>
-          <w:sz w:val="18"/>
-        </w:rPr>
-        <w:t xml:space="preserve"> </w:t>
-      </w:r>
-      <w:r>
-        <w:rPr>
-          <w:sz w:val="18"/>
-        </w:rPr>
-        <w:t>layers)</w:t>
-      </w:r>
-      <w:r>
-        <w:rPr>
-          <w:spacing w:val="-4"/>
-          <w:sz w:val="18"/>
-        </w:rPr>
-        <w:t xml:space="preserve"> </w:t>
-      </w:r>
-      <w:r>
-        <w:rPr>
-          <w:sz w:val="18"/>
-        </w:rPr>
-        <w:t>and</w:t>
-      </w:r>
-      <w:r>
-        <w:rPr>
-          <w:spacing w:val="-5"/>
-          <w:sz w:val="18"/>
-        </w:rPr>
-        <w:t xml:space="preserve"> </w:t>
-      </w:r>
-      <w:r>
-        <w:rPr>
-          <w:sz w:val="18"/>
-        </w:rPr>
-        <w:t>UI/UX best practices to deliver production-quality app structure.</w:t>
-      </w:r>
-    </w:p>
-    <w:p>
-      <w:pPr>
-        <w:pStyle w:val="BodyText"/>
-      </w:pPr>
-    </w:p>
-    <w:p>
-      <w:pPr>
-        <w:ind w:right="7511"/>
-        <w:rPr>
-          <w:b/>
-          <w:sz w:val="18"/>
-        </w:rPr>
-      </w:pPr>
-      <w:r>
-        <w:rPr>
-          <w:b/>
-          <w:sz w:val="18"/>
-        </w:rPr>
-        <w:t>IGS — Flutter UI Developer Intern Cairo,</w:t>
-      </w:r>
-      <w:r>
-        <w:rPr>
-          <w:b/>
-          <w:spacing w:val="-4"/>
-          <w:sz w:val="18"/>
-        </w:rPr>
-        <w:t xml:space="preserve"> </w:t>
-      </w:r>
-      <w:r>
-        <w:rPr>
-          <w:b/>
-          <w:sz w:val="18"/>
-        </w:rPr>
-        <w:t>Egypt</w:t>
-      </w:r>
-      <w:r>
-        <w:rPr>
-          <w:b/>
-          <w:spacing w:val="80"/>
-          <w:sz w:val="18"/>
-        </w:rPr>
-        <w:t xml:space="preserve"> </w:t>
-      </w:r>
-      <w:r>
-        <w:rPr>
-          <w:b/>
-          <w:sz w:val="18"/>
-        </w:rPr>
-        <w:t>|</w:t>
-      </w:r>
-      <w:r>
-        <w:rPr>
-          <w:b/>
-          <w:spacing w:val="80"/>
-          <w:sz w:val="18"/>
-        </w:rPr>
-        <w:t xml:space="preserve"> </w:t>
-      </w:r>
-      <w:r>
-        <w:rPr>
-          <w:b/>
-          <w:sz w:val="18"/>
-        </w:rPr>
-        <w:t>Nov</w:t>
-      </w:r>
-      <w:r>
-        <w:rPr>
-          <w:b/>
-          <w:spacing w:val="-3"/>
-          <w:sz w:val="18"/>
-        </w:rPr>
-        <w:t xml:space="preserve"> </w:t>
-      </w:r>
-      <w:r>
-        <w:rPr>
-          <w:b/>
-          <w:sz w:val="18"/>
-        </w:rPr>
-        <w:t>2025</w:t>
-      </w:r>
-      <w:r>
-        <w:rPr>
-          <w:b/>
-          <w:spacing w:val="-4"/>
-          <w:sz w:val="18"/>
-        </w:rPr>
-        <w:t xml:space="preserve"> </w:t>
-      </w:r>
-      <w:r>
-        <w:rPr>
-          <w:b/>
-          <w:sz w:val="18"/>
-        </w:rPr>
-        <w:t>–</w:t>
-      </w:r>
-      <w:r>
-        <w:rPr>
-          <w:b/>
-          <w:spacing w:val="-4"/>
-          <w:sz w:val="18"/>
-        </w:rPr>
-        <w:t xml:space="preserve"> </w:t>
-      </w:r>
-      <w:r>
-        <w:rPr>
-          <w:b/>
-          <w:sz w:val="18"/>
-        </w:rPr>
-        <w:t>Nov</w:t>
-      </w:r>
-      <w:r>
-        <w:rPr>
-          <w:b/>
-          <w:spacing w:val="-3"/>
-          <w:sz w:val="18"/>
-        </w:rPr>
-        <w:t xml:space="preserve"> </w:t>
-      </w:r>
-      <w:r>
-        <w:rPr>
-          <w:b/>
-          <w:sz w:val="18"/>
-        </w:rPr>
-        <w:t>2025</w:t>
-      </w:r>
-    </w:p>
-    <w:p>
-      <w:pPr>
-        <w:pStyle w:val="ListParagraph"/>
-        <w:numPr>
-          <w:ilvl w:val="0"/>
-          <w:numId w:val="1"/>
-        </w:numPr>
-        <w:tabs>
-          <w:tab w:val="left" w:pos="81"/>
-          <w:tab w:val="left" w:pos="128"/>
-        </w:tabs>
-        <w:ind w:right="4192" w:hanging="82"/>
-        <w:rPr>
-          <w:sz w:val="18"/>
-        </w:rPr>
-      </w:pPr>
-      <w:r>
-        <w:rPr>
-          <w:sz w:val="18"/>
-        </w:rPr>
-        <w:t>Built</w:t>
-      </w:r>
-      <w:r>
-        <w:rPr>
-          <w:spacing w:val="-5"/>
-          <w:sz w:val="18"/>
-        </w:rPr>
-        <w:t xml:space="preserve"> </w:t>
-      </w:r>
-      <w:r>
-        <w:rPr>
-          <w:sz w:val="18"/>
-        </w:rPr>
-        <w:t>fundamental</w:t>
-      </w:r>
-      <w:r>
-        <w:rPr>
-          <w:spacing w:val="-6"/>
-          <w:sz w:val="18"/>
-        </w:rPr>
-        <w:t xml:space="preserve"> </w:t>
-      </w:r>
-      <w:r>
-        <w:rPr>
-          <w:sz w:val="18"/>
-        </w:rPr>
-        <w:t>Flutter</w:t>
-      </w:r>
-      <w:r>
-        <w:rPr>
-          <w:spacing w:val="-5"/>
-          <w:sz w:val="18"/>
-        </w:rPr>
-        <w:t xml:space="preserve"> </w:t>
-      </w:r>
-      <w:r>
-        <w:rPr>
-          <w:sz w:val="18"/>
-        </w:rPr>
-        <w:t>UI</w:t>
-      </w:r>
-      <w:r>
-        <w:rPr>
-          <w:spacing w:val="-5"/>
-          <w:sz w:val="18"/>
-        </w:rPr>
-        <w:t xml:space="preserve"> </w:t>
-      </w:r>
-      <w:r>
-        <w:rPr>
-          <w:sz w:val="18"/>
-        </w:rPr>
-        <w:t>components</w:t>
-      </w:r>
-      <w:r>
-        <w:rPr>
-          <w:spacing w:val="-4"/>
-          <w:sz w:val="18"/>
-        </w:rPr>
-        <w:t xml:space="preserve"> </w:t>
-      </w:r>
-      <w:r>
-        <w:rPr>
-          <w:sz w:val="18"/>
-        </w:rPr>
-        <w:t>including</w:t>
-      </w:r>
-      <w:r>
-        <w:rPr>
-          <w:spacing w:val="-6"/>
-          <w:sz w:val="18"/>
-        </w:rPr>
-        <w:t xml:space="preserve"> </w:t>
-      </w:r>
-      <w:r>
-        <w:rPr>
-          <w:sz w:val="18"/>
-        </w:rPr>
-        <w:t>custom</w:t>
-      </w:r>
-      <w:r>
-        <w:rPr>
-          <w:spacing w:val="-5"/>
-          <w:sz w:val="18"/>
-        </w:rPr>
-        <w:t xml:space="preserve"> </w:t>
-      </w:r>
-      <w:r>
-        <w:rPr>
-          <w:sz w:val="18"/>
-        </w:rPr>
-        <w:t>widgets,</w:t>
-      </w:r>
-      <w:r>
-        <w:rPr>
-          <w:spacing w:val="-5"/>
-          <w:sz w:val="18"/>
-        </w:rPr>
-        <w:t xml:space="preserve"> </w:t>
-      </w:r>
-      <w:r>
-        <w:rPr>
-          <w:sz w:val="18"/>
-        </w:rPr>
-        <w:t>lists,</w:t>
-      </w:r>
-      <w:r>
-        <w:rPr>
-          <w:spacing w:val="-5"/>
-          <w:sz w:val="18"/>
-        </w:rPr>
-        <w:t xml:space="preserve"> </w:t>
-      </w:r>
-      <w:r>
-        <w:rPr>
-          <w:sz w:val="18"/>
-        </w:rPr>
-        <w:t>navigation flows, and form screens using Material Design guidelines.</w:t>
-      </w:r>
-    </w:p>
-    <w:p>
-      <w:pPr>
-        <w:pStyle w:val="ListParagraph"/>
-        <w:numPr>
-          <w:ilvl w:val="0"/>
-          <w:numId w:val="1"/>
-        </w:numPr>
-        <w:tabs>
-          <w:tab w:val="left" w:pos="81"/>
-          <w:tab w:val="left" w:pos="128"/>
-        </w:tabs>
-        <w:ind w:right="4335" w:hanging="82"/>
-        <w:rPr>
-          <w:sz w:val="18"/>
-        </w:rPr>
-      </w:pPr>
-      <w:r>
-        <w:rPr>
-          <w:sz w:val="18"/>
-        </w:rPr>
-        <w:t>Practiced</w:t>
-      </w:r>
-      <w:r>
-        <w:rPr>
-          <w:spacing w:val="-6"/>
-          <w:sz w:val="18"/>
-        </w:rPr>
-        <w:t xml:space="preserve"> </w:t>
-      </w:r>
-      <w:r>
-        <w:rPr>
-          <w:sz w:val="18"/>
-        </w:rPr>
-        <w:t>widget</w:t>
-      </w:r>
-      <w:r>
-        <w:rPr>
-          <w:spacing w:val="-6"/>
-          <w:sz w:val="18"/>
-        </w:rPr>
-        <w:t xml:space="preserve"> </w:t>
-      </w:r>
-      <w:r>
-        <w:rPr>
-          <w:sz w:val="18"/>
-        </w:rPr>
-        <w:t>lifecycle</w:t>
-      </w:r>
-      <w:r>
-        <w:rPr>
-          <w:spacing w:val="-6"/>
-          <w:sz w:val="18"/>
-        </w:rPr>
-        <w:t xml:space="preserve"> </w:t>
-      </w:r>
-      <w:r>
-        <w:rPr>
-          <w:sz w:val="18"/>
-        </w:rPr>
-        <w:t>management</w:t>
-      </w:r>
-      <w:r>
-        <w:rPr>
-          <w:spacing w:val="-6"/>
-          <w:sz w:val="18"/>
-        </w:rPr>
-        <w:t xml:space="preserve"> </w:t>
-      </w:r>
-      <w:r>
-        <w:rPr>
-          <w:sz w:val="18"/>
-        </w:rPr>
-        <w:t>and</w:t>
-      </w:r>
-      <w:r>
-        <w:rPr>
-          <w:spacing w:val="-6"/>
-          <w:sz w:val="18"/>
-        </w:rPr>
-        <w:t xml:space="preserve"> </w:t>
-      </w:r>
-      <w:proofErr w:type="spellStart"/>
-      <w:r>
-        <w:rPr>
-          <w:sz w:val="18"/>
-        </w:rPr>
-        <w:t>stateful</w:t>
-      </w:r>
-      <w:proofErr w:type="spellEnd"/>
-      <w:r>
-        <w:rPr>
-          <w:sz w:val="18"/>
-        </w:rPr>
-        <w:t>/stateless</w:t>
-      </w:r>
-      <w:r>
-        <w:rPr>
-          <w:spacing w:val="-6"/>
-          <w:sz w:val="18"/>
-        </w:rPr>
-        <w:t xml:space="preserve"> </w:t>
-      </w:r>
-      <w:r>
-        <w:rPr>
-          <w:sz w:val="18"/>
-        </w:rPr>
-        <w:t>widget</w:t>
-      </w:r>
-      <w:r>
-        <w:rPr>
-          <w:spacing w:val="-6"/>
-          <w:sz w:val="18"/>
-        </w:rPr>
-        <w:t xml:space="preserve"> </w:t>
-      </w:r>
-      <w:r>
-        <w:rPr>
-          <w:sz w:val="18"/>
-        </w:rPr>
-        <w:t>composition across 5+ hands-on project exercises.</w:t>
-      </w:r>
-    </w:p>
-    <w:p>
-      <w:pPr>
-        <w:pStyle w:val="ListParagraph"/>
-        <w:numPr>
-          <w:ilvl w:val="0"/>
-          <w:numId w:val="1"/>
-        </w:numPr>
-        <w:tabs>
-          <w:tab w:val="left" w:pos="129"/>
-        </w:tabs>
-        <w:ind w:left="0" w:right="5265" w:firstLine="0"/>
-        <w:rPr>
-          <w:sz w:val="18"/>
-        </w:rPr>
-      </w:pPr>
-      <w:r>
-        <w:rPr>
-          <w:sz w:val="18"/>
-        </w:rPr>
-        <w:t>Developed</w:t>
-      </w:r>
-      <w:r>
-        <w:rPr>
-          <w:spacing w:val="-6"/>
-          <w:sz w:val="18"/>
-        </w:rPr>
-        <w:t xml:space="preserve"> </w:t>
-      </w:r>
-      <w:r>
-        <w:rPr>
-          <w:sz w:val="18"/>
-        </w:rPr>
-        <w:t>responsive</w:t>
-      </w:r>
-      <w:r>
-        <w:rPr>
-          <w:spacing w:val="-6"/>
-          <w:sz w:val="18"/>
-        </w:rPr>
-        <w:t xml:space="preserve"> </w:t>
-      </w:r>
-      <w:r>
-        <w:rPr>
-          <w:sz w:val="18"/>
-        </w:rPr>
-        <w:t>layouts</w:t>
-      </w:r>
-      <w:r>
-        <w:rPr>
-          <w:spacing w:val="-7"/>
-          <w:sz w:val="18"/>
-        </w:rPr>
-        <w:t xml:space="preserve"> </w:t>
-      </w:r>
-      <w:r>
-        <w:rPr>
-          <w:sz w:val="18"/>
-        </w:rPr>
-        <w:t>adapting</w:t>
-      </w:r>
-      <w:r>
-        <w:rPr>
-          <w:spacing w:val="-6"/>
-          <w:sz w:val="18"/>
-        </w:rPr>
-        <w:t xml:space="preserve"> </w:t>
-      </w:r>
-      <w:r>
-        <w:rPr>
-          <w:sz w:val="18"/>
-        </w:rPr>
-        <w:t>to</w:t>
-      </w:r>
-      <w:r>
-        <w:rPr>
-          <w:spacing w:val="-5"/>
-          <w:sz w:val="18"/>
-        </w:rPr>
-        <w:t xml:space="preserve"> </w:t>
-      </w:r>
-      <w:r>
-        <w:rPr>
-          <w:sz w:val="18"/>
-        </w:rPr>
-        <w:t>multiple</w:t>
-      </w:r>
-      <w:r>
-        <w:rPr>
-          <w:spacing w:val="-6"/>
-          <w:sz w:val="18"/>
-        </w:rPr>
-        <w:t xml:space="preserve"> </w:t>
-      </w:r>
-      <w:r>
-        <w:rPr>
-          <w:sz w:val="18"/>
-        </w:rPr>
-        <w:t>screen</w:t>
-      </w:r>
-      <w:r>
-        <w:rPr>
-          <w:spacing w:val="-4"/>
-          <w:sz w:val="18"/>
-        </w:rPr>
-        <w:t xml:space="preserve"> </w:t>
-      </w:r>
-      <w:r>
-        <w:rPr>
-          <w:sz w:val="18"/>
-        </w:rPr>
-        <w:t>sizes</w:t>
-      </w:r>
-      <w:r>
-        <w:rPr>
-          <w:spacing w:val="-4"/>
-          <w:sz w:val="18"/>
-        </w:rPr>
-        <w:t xml:space="preserve"> </w:t>
-      </w:r>
-      <w:r>
-        <w:rPr>
-          <w:sz w:val="18"/>
-        </w:rPr>
-        <w:t>using Flutter's flexible layout system.</w:t>
-      </w:r>
-    </w:p>
-    <w:p>
-      <w:pPr>
-        <w:pStyle w:val="ListParagraph"/>
-        <w:numPr>
-          <w:ilvl w:val="0"/>
-          <w:numId w:val="1"/>
-        </w:numPr>
-        <w:tabs>
-          <w:tab w:val="left" w:pos="81"/>
-          <w:tab w:val="left" w:pos="128"/>
-        </w:tabs>
-        <w:ind w:right="4345" w:hanging="82"/>
-        <w:rPr>
-          <w:sz w:val="18"/>
-        </w:rPr>
-      </w:pPr>
-      <w:r>
-        <w:rPr>
-          <w:sz w:val="18"/>
-        </w:rPr>
-        <w:t>Gained</w:t>
-      </w:r>
-      <w:r>
-        <w:rPr>
-          <w:spacing w:val="-5"/>
-          <w:sz w:val="18"/>
-        </w:rPr>
-        <w:t xml:space="preserve"> </w:t>
-      </w:r>
-      <w:r>
-        <w:rPr>
-          <w:sz w:val="18"/>
-        </w:rPr>
-        <w:t>foundational</w:t>
-      </w:r>
-      <w:r>
-        <w:rPr>
-          <w:spacing w:val="-4"/>
-          <w:sz w:val="18"/>
-        </w:rPr>
-        <w:t xml:space="preserve"> </w:t>
-      </w:r>
-      <w:r>
-        <w:rPr>
-          <w:sz w:val="18"/>
-        </w:rPr>
-        <w:t>experience</w:t>
-      </w:r>
-      <w:r>
-        <w:rPr>
-          <w:spacing w:val="-5"/>
-          <w:sz w:val="18"/>
-        </w:rPr>
-        <w:t xml:space="preserve"> </w:t>
-      </w:r>
-      <w:r>
-        <w:rPr>
-          <w:sz w:val="18"/>
-        </w:rPr>
-        <w:t>with</w:t>
-      </w:r>
-      <w:r>
-        <w:rPr>
-          <w:spacing w:val="-6"/>
-          <w:sz w:val="18"/>
-        </w:rPr>
-        <w:t xml:space="preserve"> </w:t>
-      </w:r>
-      <w:r>
-        <w:rPr>
-          <w:sz w:val="18"/>
-        </w:rPr>
-        <w:t>Dart</w:t>
-      </w:r>
-      <w:r>
-        <w:rPr>
-          <w:spacing w:val="-5"/>
-          <w:sz w:val="18"/>
-        </w:rPr>
-        <w:t xml:space="preserve"> </w:t>
-      </w:r>
-      <w:r>
-        <w:rPr>
-          <w:sz w:val="18"/>
-        </w:rPr>
-        <w:t>language</w:t>
-      </w:r>
-      <w:r>
-        <w:rPr>
-          <w:spacing w:val="-5"/>
-          <w:sz w:val="18"/>
-        </w:rPr>
-        <w:t xml:space="preserve"> </w:t>
-      </w:r>
-      <w:r>
-        <w:rPr>
-          <w:sz w:val="18"/>
-        </w:rPr>
-        <w:t>features</w:t>
-      </w:r>
-      <w:r>
-        <w:rPr>
-          <w:spacing w:val="-5"/>
-          <w:sz w:val="18"/>
-        </w:rPr>
-        <w:t xml:space="preserve"> </w:t>
-      </w:r>
-      <w:r>
-        <w:rPr>
-          <w:sz w:val="18"/>
-        </w:rPr>
-        <w:t>including</w:t>
-      </w:r>
-      <w:r>
-        <w:rPr>
-          <w:spacing w:val="-5"/>
-          <w:sz w:val="18"/>
-        </w:rPr>
-        <w:t xml:space="preserve"> </w:t>
-      </w:r>
-      <w:r>
-        <w:rPr>
-          <w:sz w:val="18"/>
-        </w:rPr>
-        <w:t>null</w:t>
-      </w:r>
-      <w:r>
-        <w:rPr>
-          <w:spacing w:val="-5"/>
-          <w:sz w:val="18"/>
-        </w:rPr>
-        <w:t xml:space="preserve"> </w:t>
-      </w:r>
-      <w:r>
-        <w:rPr>
-          <w:sz w:val="18"/>
-        </w:rPr>
-        <w:t xml:space="preserve">safety, </w:t>
-      </w:r>
-      <w:proofErr w:type="spellStart"/>
-      <w:r>
-        <w:rPr>
-          <w:sz w:val="18"/>
-        </w:rPr>
-        <w:t>async</w:t>
-      </w:r>
-      <w:proofErr w:type="spellEnd"/>
-      <w:r>
-        <w:rPr>
-          <w:sz w:val="18"/>
-        </w:rPr>
-        <w:t>/await, and OOP principles.</w:t>
-      </w:r>
-    </w:p>
-    <w:p>
-      <w:pPr>
-        <w:pStyle w:val="ListParagraph"/>
-        <w:tabs>
-          <w:tab w:val="left" w:pos="81"/>
-          <w:tab w:val="left" w:pos="128"/>
-        </w:tabs>
-        <w:ind w:right="4345" w:firstLine="0"/>
-        <w:rPr>
-          <w:sz w:val="18"/>
-        </w:rPr>
-      </w:pPr>
-    </w:p>
-    <w:p>
-      <w:pPr>
-        <w:pStyle w:val="Heading3"/>
-      </w:pPr>
-      <w:proofErr w:type="spellStart"/>
-      <w:r>
-        <w:t>GazeGuard</w:t>
-      </w:r>
-      <w:proofErr w:type="spellEnd"/>
-      <w:r>
-        <w:rPr>
-          <w:spacing w:val="-2"/>
-        </w:rPr>
-        <w:t xml:space="preserve"> </w:t>
-      </w:r>
-      <w:r>
-        <w:t>–</w:t>
-      </w:r>
-      <w:r>
-        <w:rPr>
-          <w:spacing w:val="-4"/>
-        </w:rPr>
-        <w:t xml:space="preserve"> </w:t>
-      </w:r>
-      <w:r>
-        <w:t>Eye</w:t>
-      </w:r>
-      <w:r>
-        <w:rPr>
-          <w:spacing w:val="-4"/>
-        </w:rPr>
-        <w:t xml:space="preserve"> </w:t>
-      </w:r>
-      <w:r>
-        <w:t>Fatigue</w:t>
-      </w:r>
-      <w:r>
-        <w:rPr>
-          <w:spacing w:val="-3"/>
-        </w:rPr>
-        <w:t xml:space="preserve"> </w:t>
-      </w:r>
-      <w:r>
-        <w:t>Detection</w:t>
-      </w:r>
-      <w:r>
-        <w:rPr>
-          <w:spacing w:val="-4"/>
-        </w:rPr>
-        <w:t xml:space="preserve"> </w:t>
-      </w:r>
-      <w:r>
-        <w:t>Desktop</w:t>
-      </w:r>
-      <w:r>
-        <w:rPr>
-          <w:spacing w:val="-3"/>
-        </w:rPr>
-        <w:t xml:space="preserve"> </w:t>
-      </w:r>
-      <w:r>
-        <w:rPr>
-          <w:spacing w:val="-5"/>
+          <w:sz w:val="22"/>
+          <w:szCs w:val="22"/>
         </w:rPr>
         <w:t>App</w:t>
       </w:r>
@@ -2742,155 +1813,155 @@
         <w:spacing w:before="1"/>
         <w:ind w:right="4222" w:hanging="82"/>
         <w:rPr>
-          <w:sz w:val="18"/>
-        </w:rPr>
-      </w:pPr>
-      <w:r>
-        <w:rPr>
-          <w:sz w:val="18"/>
+          <w:szCs w:val="28"/>
+        </w:rPr>
+      </w:pPr>
+      <w:r>
+        <w:rPr>
+          <w:szCs w:val="28"/>
         </w:rPr>
         <w:t>Developed</w:t>
       </w:r>
       <w:r>
         <w:rPr>
           <w:spacing w:val="-4"/>
-          <w:sz w:val="18"/>
-        </w:rPr>
-        <w:t xml:space="preserve"> </w:t>
-      </w:r>
-      <w:r>
-        <w:rPr>
-          <w:sz w:val="18"/>
+          <w:szCs w:val="28"/>
+        </w:rPr>
+        <w:t xml:space="preserve"> </w:t>
+      </w:r>
+      <w:r>
+        <w:rPr>
+          <w:szCs w:val="28"/>
         </w:rPr>
         <w:t>a</w:t>
       </w:r>
       <w:r>
         <w:rPr>
           <w:spacing w:val="-4"/>
-          <w:sz w:val="18"/>
-        </w:rPr>
-        <w:t xml:space="preserve"> </w:t>
-      </w:r>
-      <w:r>
-        <w:rPr>
-          <w:sz w:val="18"/>
+          <w:szCs w:val="28"/>
+        </w:rPr>
+        <w:t xml:space="preserve"> </w:t>
+      </w:r>
+      <w:r>
+        <w:rPr>
+          <w:szCs w:val="28"/>
         </w:rPr>
         <w:t>Flutter</w:t>
       </w:r>
       <w:r>
         <w:rPr>
           <w:spacing w:val="-3"/>
-          <w:sz w:val="18"/>
-        </w:rPr>
-        <w:t xml:space="preserve"> </w:t>
-      </w:r>
-      <w:r>
-        <w:rPr>
-          <w:sz w:val="18"/>
+          <w:szCs w:val="28"/>
+        </w:rPr>
+        <w:t xml:space="preserve"> </w:t>
+      </w:r>
+      <w:r>
+        <w:rPr>
+          <w:szCs w:val="28"/>
         </w:rPr>
         <w:t>desktop</w:t>
       </w:r>
       <w:r>
         <w:rPr>
           <w:spacing w:val="-4"/>
-          <w:sz w:val="18"/>
-        </w:rPr>
-        <w:t xml:space="preserve"> </w:t>
-      </w:r>
-      <w:r>
-        <w:rPr>
-          <w:sz w:val="18"/>
+          <w:szCs w:val="28"/>
+        </w:rPr>
+        <w:t xml:space="preserve"> </w:t>
+      </w:r>
+      <w:r>
+        <w:rPr>
+          <w:szCs w:val="28"/>
         </w:rPr>
         <w:t>application</w:t>
       </w:r>
       <w:r>
         <w:rPr>
           <w:spacing w:val="-4"/>
-          <w:sz w:val="18"/>
-        </w:rPr>
-        <w:t xml:space="preserve"> </w:t>
-      </w:r>
-      <w:r>
-        <w:rPr>
-          <w:sz w:val="18"/>
+          <w:szCs w:val="28"/>
+        </w:rPr>
+        <w:t xml:space="preserve"> </w:t>
+      </w:r>
+      <w:r>
+        <w:rPr>
+          <w:szCs w:val="28"/>
         </w:rPr>
         <w:t>that</w:t>
       </w:r>
       <w:r>
         <w:rPr>
           <w:spacing w:val="-3"/>
-          <w:sz w:val="18"/>
-        </w:rPr>
-        <w:t xml:space="preserve"> </w:t>
-      </w:r>
-      <w:r>
-        <w:rPr>
-          <w:sz w:val="18"/>
+          <w:szCs w:val="28"/>
+        </w:rPr>
+        <w:t xml:space="preserve"> </w:t>
+      </w:r>
+      <w:r>
+        <w:rPr>
+          <w:szCs w:val="28"/>
         </w:rPr>
         <w:t>monitors</w:t>
       </w:r>
       <w:r>
         <w:rPr>
           <w:spacing w:val="-4"/>
-          <w:sz w:val="18"/>
-        </w:rPr>
-        <w:t xml:space="preserve"> </w:t>
-      </w:r>
-      <w:r>
-        <w:rPr>
-          <w:sz w:val="18"/>
+          <w:szCs w:val="28"/>
+        </w:rPr>
+        <w:t xml:space="preserve"> </w:t>
+      </w:r>
+      <w:r>
+        <w:rPr>
+          <w:szCs w:val="28"/>
         </w:rPr>
         <w:t>user</w:t>
       </w:r>
       <w:r>
         <w:rPr>
           <w:spacing w:val="-3"/>
-          <w:sz w:val="18"/>
-        </w:rPr>
-        <w:t xml:space="preserve"> </w:t>
-      </w:r>
-      <w:r>
-        <w:rPr>
-          <w:sz w:val="18"/>
+          <w:szCs w:val="28"/>
+        </w:rPr>
+        <w:t xml:space="preserve"> </w:t>
+      </w:r>
+      <w:r>
+        <w:rPr>
+          <w:szCs w:val="28"/>
         </w:rPr>
         <w:t>eye</w:t>
       </w:r>
       <w:r>
         <w:rPr>
           <w:spacing w:val="-2"/>
-          <w:sz w:val="18"/>
-        </w:rPr>
-        <w:t xml:space="preserve"> </w:t>
-      </w:r>
-      <w:r>
-        <w:rPr>
-          <w:sz w:val="18"/>
+          <w:szCs w:val="28"/>
+        </w:rPr>
+        <w:t xml:space="preserve"> </w:t>
+      </w:r>
+      <w:r>
+        <w:rPr>
+          <w:szCs w:val="28"/>
         </w:rPr>
         <w:t>activity</w:t>
       </w:r>
       <w:r>
         <w:rPr>
           <w:spacing w:val="-3"/>
-          <w:sz w:val="18"/>
-        </w:rPr>
-        <w:t xml:space="preserve"> </w:t>
-      </w:r>
-      <w:r>
-        <w:rPr>
-          <w:sz w:val="18"/>
+          <w:szCs w:val="28"/>
+        </w:rPr>
+        <w:t xml:space="preserve"> </w:t>
+      </w:r>
+      <w:r>
+        <w:rPr>
+          <w:szCs w:val="28"/>
         </w:rPr>
         <w:t>in</w:t>
       </w:r>
       <w:r>
         <w:rPr>
           <w:spacing w:val="-5"/>
-          <w:sz w:val="18"/>
-        </w:rPr>
-        <w:t xml:space="preserve"> </w:t>
-      </w:r>
-      <w:r>
-        <w:rPr>
-          <w:sz w:val="18"/>
+          <w:szCs w:val="28"/>
+        </w:rPr>
+        <w:t xml:space="preserve"> </w:t>
+      </w:r>
+      <w:r>
+        <w:rPr>
+          <w:szCs w:val="28"/>
         </w:rPr>
         <w:t>real-time using computer vision to detect fatigue and trigger timely break alerts.</w:t>
       </w:r>
@@ -2908,78 +1979,80 @@
         </w:tabs>
         <w:ind w:right="4698" w:hanging="82"/>
         <w:rPr>
-          <w:sz w:val="18"/>
-        </w:rPr>
-      </w:pPr>
-      <w:r>
-        <w:rPr>
-          <w:sz w:val="18"/>
+          <w:szCs w:val="28"/>
+        </w:rPr>
+      </w:pPr>
+      <w:proofErr w:type="spellStart"/>
+      <w:r>
+        <w:rPr>
+          <w:szCs w:val="28"/>
         </w:rPr>
         <w:t>Integrated</w:t>
       </w:r>
+      <w:proofErr w:type="spellEnd"/>
       <w:r>
         <w:rPr>
           <w:spacing w:val="-5"/>
-          <w:sz w:val="18"/>
-        </w:rPr>
-        <w:t xml:space="preserve"> </w:t>
-      </w:r>
-      <w:r>
-        <w:rPr>
-          <w:sz w:val="18"/>
+          <w:szCs w:val="28"/>
+        </w:rPr>
+        <w:t xml:space="preserve"> </w:t>
+      </w:r>
+      <w:r>
+        <w:rPr>
+          <w:szCs w:val="28"/>
         </w:rPr>
         <w:t>a</w:t>
       </w:r>
       <w:r>
         <w:rPr>
           <w:spacing w:val="-5"/>
-          <w:sz w:val="18"/>
-        </w:rPr>
-        <w:t xml:space="preserve"> </w:t>
-      </w:r>
-      <w:r>
-        <w:rPr>
-          <w:sz w:val="18"/>
+          <w:szCs w:val="28"/>
+        </w:rPr>
+        <w:t xml:space="preserve"> </w:t>
+      </w:r>
+      <w:r>
+        <w:rPr>
+          <w:szCs w:val="28"/>
         </w:rPr>
         <w:t>Python</w:t>
       </w:r>
       <w:r>
         <w:rPr>
           <w:spacing w:val="-3"/>
-          <w:sz w:val="18"/>
-        </w:rPr>
-        <w:t xml:space="preserve"> </w:t>
-      </w:r>
-      <w:r>
-        <w:rPr>
-          <w:sz w:val="18"/>
+          <w:szCs w:val="28"/>
+        </w:rPr>
+        <w:t xml:space="preserve"> </w:t>
+      </w:r>
+      <w:r>
+        <w:rPr>
+          <w:szCs w:val="28"/>
         </w:rPr>
         <w:t>backend</w:t>
       </w:r>
       <w:r>
         <w:rPr>
           <w:spacing w:val="-5"/>
-          <w:sz w:val="18"/>
-        </w:rPr>
-        <w:t xml:space="preserve"> </w:t>
-      </w:r>
-      <w:r>
-        <w:rPr>
-          <w:sz w:val="18"/>
+          <w:szCs w:val="28"/>
+        </w:rPr>
+        <w:t xml:space="preserve"> </w:t>
+      </w:r>
+      <w:r>
+        <w:rPr>
+          <w:szCs w:val="28"/>
         </w:rPr>
         <w:t>using</w:t>
       </w:r>
       <w:r>
         <w:rPr>
           <w:spacing w:val="-5"/>
-          <w:sz w:val="18"/>
+          <w:szCs w:val="28"/>
         </w:rPr>
         <w:t xml:space="preserve"> </w:t>
       </w:r>
       <w:proofErr w:type="spellStart"/>
       <w:r>
         <w:rPr>
-          <w:sz w:val="18"/>
+          <w:szCs w:val="28"/>
         </w:rPr>
         <w:t>OpenCV</w:t>
       </w:r>
@@ -2987,27 +2060,27 @@
       <w:r>
         <w:rPr>
           <w:spacing w:val="-3"/>
-          <w:sz w:val="18"/>
-        </w:rPr>
-        <w:t xml:space="preserve"> </w:t>
-      </w:r>
-      <w:r>
-        <w:rPr>
-          <w:sz w:val="18"/>
+          <w:szCs w:val="28"/>
+        </w:rPr>
+        <w:t xml:space="preserve"> </w:t>
+      </w:r>
+      <w:r>
+        <w:rPr>
+          <w:szCs w:val="28"/>
         </w:rPr>
         <w:t>and</w:t>
       </w:r>
       <w:r>
         <w:rPr>
           <w:spacing w:val="-5"/>
-          <w:sz w:val="18"/>
+          <w:szCs w:val="28"/>
         </w:rPr>
         <w:t xml:space="preserve"> </w:t>
       </w:r>
       <w:proofErr w:type="spellStart"/>
       <w:r>
         <w:rPr>
-          <w:sz w:val="18"/>
+          <w:szCs w:val="28"/>
         </w:rPr>
         <w:t>MediaPipe</w:t>
       </w:r>
@@ -3015,39 +2088,39 @@
       <w:r>
         <w:rPr>
           <w:spacing w:val="-5"/>
-          <w:sz w:val="18"/>
-        </w:rPr>
-        <w:t xml:space="preserve"> </w:t>
-      </w:r>
-      <w:r>
-        <w:rPr>
-          <w:sz w:val="18"/>
+          <w:szCs w:val="28"/>
+        </w:rPr>
+        <w:t xml:space="preserve"> </w:t>
+      </w:r>
+      <w:r>
+        <w:rPr>
+          <w:szCs w:val="28"/>
         </w:rPr>
         <w:t>for</w:t>
       </w:r>
       <w:r>
         <w:rPr>
           <w:spacing w:val="-4"/>
-          <w:sz w:val="18"/>
-        </w:rPr>
-        <w:t xml:space="preserve"> </w:t>
-      </w:r>
-      <w:r>
-        <w:rPr>
-          <w:sz w:val="18"/>
+          <w:szCs w:val="28"/>
+        </w:rPr>
+        <w:t xml:space="preserve"> </w:t>
+      </w:r>
+      <w:r>
+        <w:rPr>
+          <w:szCs w:val="28"/>
         </w:rPr>
         <w:t>gaze</w:t>
       </w:r>
       <w:r>
         <w:rPr>
           <w:spacing w:val="-5"/>
-          <w:sz w:val="18"/>
-        </w:rPr>
-        <w:t xml:space="preserve"> </w:t>
-      </w:r>
-      <w:r>
-        <w:rPr>
-          <w:sz w:val="18"/>
+          <w:szCs w:val="28"/>
+        </w:rPr>
+        <w:t xml:space="preserve"> </w:t>
+      </w:r>
+      <w:r>
+        <w:rPr>
+          <w:szCs w:val="28"/>
         </w:rPr>
         <w:t>tracking, communicating with the Flutter frontend via local process bridging.</w:t>
       </w:r>
@@ -3065,129 +2138,129 @@
         </w:tabs>
         <w:ind w:right="4424" w:hanging="82"/>
         <w:rPr>
-          <w:sz w:val="18"/>
-        </w:rPr>
-      </w:pPr>
-      <w:r>
-        <w:rPr>
-          <w:sz w:val="18"/>
+          <w:szCs w:val="28"/>
+        </w:rPr>
+      </w:pPr>
+      <w:r>
+        <w:rPr>
+          <w:szCs w:val="28"/>
         </w:rPr>
         <w:t>Implemented</w:t>
       </w:r>
       <w:r>
         <w:rPr>
           <w:spacing w:val="-5"/>
-          <w:sz w:val="18"/>
-        </w:rPr>
-        <w:t xml:space="preserve"> </w:t>
-      </w:r>
-      <w:r>
-        <w:rPr>
-          <w:sz w:val="18"/>
+          <w:szCs w:val="28"/>
+        </w:rPr>
+        <w:t xml:space="preserve"> </w:t>
+      </w:r>
+      <w:r>
+        <w:rPr>
+          <w:szCs w:val="28"/>
         </w:rPr>
         <w:t>a</w:t>
       </w:r>
       <w:r>
         <w:rPr>
           <w:spacing w:val="-5"/>
-          <w:sz w:val="18"/>
-        </w:rPr>
-        <w:t xml:space="preserve"> </w:t>
-      </w:r>
-      <w:r>
-        <w:rPr>
-          <w:sz w:val="18"/>
+          <w:szCs w:val="28"/>
+        </w:rPr>
+        <w:t xml:space="preserve"> </w:t>
+      </w:r>
+      <w:r>
+        <w:rPr>
+          <w:szCs w:val="28"/>
         </w:rPr>
         <w:t>dual-mode</w:t>
       </w:r>
       <w:r>
         <w:rPr>
           <w:spacing w:val="-5"/>
-          <w:sz w:val="18"/>
-        </w:rPr>
-        <w:t xml:space="preserve"> </w:t>
-      </w:r>
-      <w:r>
-        <w:rPr>
-          <w:sz w:val="18"/>
+          <w:szCs w:val="28"/>
+        </w:rPr>
+        <w:t xml:space="preserve"> </w:t>
+      </w:r>
+      <w:r>
+        <w:rPr>
+          <w:szCs w:val="28"/>
         </w:rPr>
         <w:t>alert</w:t>
       </w:r>
       <w:r>
         <w:rPr>
           <w:spacing w:val="-4"/>
-          <w:sz w:val="18"/>
-        </w:rPr>
-        <w:t xml:space="preserve"> </w:t>
-      </w:r>
-      <w:r>
-        <w:rPr>
-          <w:sz w:val="18"/>
+          <w:szCs w:val="28"/>
+        </w:rPr>
+        <w:t xml:space="preserve"> </w:t>
+      </w:r>
+      <w:r>
+        <w:rPr>
+          <w:szCs w:val="28"/>
         </w:rPr>
         <w:t>system</w:t>
       </w:r>
       <w:r>
         <w:rPr>
           <w:spacing w:val="-4"/>
-          <w:sz w:val="18"/>
-        </w:rPr>
-        <w:t xml:space="preserve"> </w:t>
-      </w:r>
-      <w:r>
-        <w:rPr>
-          <w:sz w:val="18"/>
+          <w:szCs w:val="28"/>
+        </w:rPr>
+        <w:t xml:space="preserve"> </w:t>
+      </w:r>
+      <w:r>
+        <w:rPr>
+          <w:szCs w:val="28"/>
         </w:rPr>
         <w:t>delivering</w:t>
       </w:r>
       <w:r>
         <w:rPr>
           <w:spacing w:val="-3"/>
-          <w:sz w:val="18"/>
-        </w:rPr>
-        <w:t xml:space="preserve"> </w:t>
-      </w:r>
-      <w:r>
-        <w:rPr>
-          <w:sz w:val="18"/>
+          <w:szCs w:val="28"/>
+        </w:rPr>
+        <w:t xml:space="preserve"> </w:t>
+      </w:r>
+      <w:r>
+        <w:rPr>
+          <w:szCs w:val="28"/>
         </w:rPr>
         <w:t>in-app</w:t>
       </w:r>
       <w:r>
         <w:rPr>
           <w:spacing w:val="-5"/>
-          <w:sz w:val="18"/>
-        </w:rPr>
-        <w:t xml:space="preserve"> </w:t>
-      </w:r>
-      <w:r>
-        <w:rPr>
-          <w:sz w:val="18"/>
+          <w:szCs w:val="28"/>
+        </w:rPr>
+        <w:t xml:space="preserve"> </w:t>
+      </w:r>
+      <w:r>
+        <w:rPr>
+          <w:szCs w:val="28"/>
         </w:rPr>
         <w:t>overlay</w:t>
       </w:r>
       <w:r>
         <w:rPr>
           <w:spacing w:val="-4"/>
-          <w:sz w:val="18"/>
-        </w:rPr>
-        <w:t xml:space="preserve"> </w:t>
-      </w:r>
-      <w:r>
-        <w:rPr>
-          <w:sz w:val="18"/>
+          <w:szCs w:val="28"/>
+        </w:rPr>
+        <w:t xml:space="preserve"> </w:t>
+      </w:r>
+      <w:r>
+        <w:rPr>
+          <w:szCs w:val="28"/>
         </w:rPr>
         <w:t>notifications</w:t>
       </w:r>
       <w:r>
         <w:rPr>
           <w:spacing w:val="-5"/>
-          <w:sz w:val="18"/>
-        </w:rPr>
-        <w:t xml:space="preserve"> </w:t>
-      </w:r>
-      <w:r>
-        <w:rPr>
-          <w:sz w:val="18"/>
+          <w:szCs w:val="28"/>
+        </w:rPr>
+        <w:t xml:space="preserve"> </w:t>
+      </w:r>
+      <w:r>
+        <w:rPr>
+          <w:szCs w:val="28"/>
         </w:rPr>
         <w:t>or native Windows toast alerts based on application focus state.</w:t>
       </w:r>
@@ -3205,137 +2278,137 @@
         </w:tabs>
         <w:ind w:right="3964" w:hanging="82"/>
         <w:rPr>
-          <w:sz w:val="18"/>
-        </w:rPr>
-      </w:pPr>
-      <w:r>
-        <w:rPr>
-          <w:sz w:val="18"/>
+          <w:szCs w:val="28"/>
+        </w:rPr>
+      </w:pPr>
+      <w:r>
+        <w:rPr>
+          <w:szCs w:val="28"/>
         </w:rPr>
         <w:t>Architected</w:t>
       </w:r>
       <w:r>
         <w:rPr>
           <w:spacing w:val="-3"/>
-          <w:sz w:val="18"/>
-        </w:rPr>
-        <w:t xml:space="preserve"> </w:t>
-      </w:r>
-      <w:r>
-        <w:rPr>
-          <w:sz w:val="18"/>
+          <w:szCs w:val="28"/>
+        </w:rPr>
+        <w:t xml:space="preserve"> </w:t>
+      </w:r>
+      <w:r>
+        <w:rPr>
+          <w:szCs w:val="28"/>
         </w:rPr>
         <w:t>using</w:t>
       </w:r>
       <w:r>
         <w:rPr>
           <w:spacing w:val="-5"/>
-          <w:sz w:val="18"/>
+          <w:szCs w:val="28"/>
         </w:rPr>
         <w:t xml:space="preserve"> </w:t>
       </w:r>
       <w:proofErr w:type="spellStart"/>
       <w:r>
         <w:rPr>
-          <w:sz w:val="18"/>
+          <w:szCs w:val="28"/>
         </w:rPr>
         <w:t>BLoC</w:t>
       </w:r>
       <w:proofErr w:type="spellEnd"/>
       <w:r>
         <w:rPr>
-          <w:sz w:val="18"/>
+          <w:szCs w:val="28"/>
         </w:rPr>
         <w:t>-driven</w:t>
       </w:r>
       <w:r>
         <w:rPr>
           <w:spacing w:val="-5"/>
-          <w:sz w:val="18"/>
-        </w:rPr>
-        <w:t xml:space="preserve"> </w:t>
-      </w:r>
-      <w:r>
-        <w:rPr>
-          <w:sz w:val="18"/>
+          <w:szCs w:val="28"/>
+        </w:rPr>
+        <w:t xml:space="preserve"> </w:t>
+      </w:r>
+      <w:r>
+        <w:rPr>
+          <w:szCs w:val="28"/>
         </w:rPr>
         <w:t>session</w:t>
       </w:r>
       <w:r>
         <w:rPr>
           <w:spacing w:val="-5"/>
-          <w:sz w:val="18"/>
-        </w:rPr>
-        <w:t xml:space="preserve"> </w:t>
-      </w:r>
-      <w:r>
-        <w:rPr>
-          <w:sz w:val="18"/>
+          <w:szCs w:val="28"/>
+        </w:rPr>
+        <w:t xml:space="preserve"> </w:t>
+      </w:r>
+      <w:r>
+        <w:rPr>
+          <w:szCs w:val="28"/>
         </w:rPr>
         <w:t>management</w:t>
       </w:r>
       <w:r>
         <w:rPr>
           <w:spacing w:val="-4"/>
-          <w:sz w:val="18"/>
-        </w:rPr>
-        <w:t xml:space="preserve"> </w:t>
-      </w:r>
-      <w:r>
-        <w:rPr>
-          <w:sz w:val="18"/>
+          <w:szCs w:val="28"/>
+        </w:rPr>
+        <w:t xml:space="preserve"> </w:t>
+      </w:r>
+      <w:r>
+        <w:rPr>
+          <w:szCs w:val="28"/>
         </w:rPr>
         <w:t>to</w:t>
       </w:r>
       <w:r>
         <w:rPr>
           <w:spacing w:val="-4"/>
-          <w:sz w:val="18"/>
-        </w:rPr>
-        <w:t xml:space="preserve"> </w:t>
-      </w:r>
-      <w:r>
-        <w:rPr>
-          <w:sz w:val="18"/>
+          <w:szCs w:val="28"/>
+        </w:rPr>
+        <w:t xml:space="preserve"> </w:t>
+      </w:r>
+      <w:r>
+        <w:rPr>
+          <w:szCs w:val="28"/>
         </w:rPr>
         <w:t>handle</w:t>
       </w:r>
       <w:r>
         <w:rPr>
           <w:spacing w:val="-5"/>
-          <w:sz w:val="18"/>
-        </w:rPr>
-        <w:t xml:space="preserve"> </w:t>
-      </w:r>
-      <w:r>
-        <w:rPr>
-          <w:sz w:val="18"/>
+          <w:szCs w:val="28"/>
+        </w:rPr>
+        <w:t xml:space="preserve"> </w:t>
+      </w:r>
+      <w:r>
+        <w:rPr>
+          <w:szCs w:val="28"/>
         </w:rPr>
         <w:t>fatigue</w:t>
       </w:r>
       <w:r>
         <w:rPr>
           <w:spacing w:val="-3"/>
-          <w:sz w:val="18"/>
-        </w:rPr>
-        <w:t xml:space="preserve"> </w:t>
-      </w:r>
-      <w:r>
-        <w:rPr>
-          <w:sz w:val="18"/>
+          <w:szCs w:val="28"/>
+        </w:rPr>
+        <w:t xml:space="preserve"> </w:t>
+      </w:r>
+      <w:r>
+        <w:rPr>
+          <w:szCs w:val="28"/>
         </w:rPr>
         <w:t>state</w:t>
       </w:r>
       <w:r>
         <w:rPr>
           <w:spacing w:val="-6"/>
-          <w:sz w:val="18"/>
-        </w:rPr>
-        <w:t xml:space="preserve"> </w:t>
-      </w:r>
-      <w:r>
-        <w:rPr>
-          <w:sz w:val="18"/>
+          <w:szCs w:val="28"/>
+        </w:rPr>
+        <w:t xml:space="preserve"> </w:t>
+      </w:r>
+      <w:r>
+        <w:rPr>
+          <w:szCs w:val="28"/>
         </w:rPr>
         <w:t>transitions, demo timers, and exercise content routing.</w:t>
       </w:r>
@@ -3353,121 +2426,121 @@
         <w:spacing w:line="219" w:lineRule="exact"/>
         <w:ind w:left="129" w:hanging="129"/>
         <w:rPr>
-          <w:sz w:val="18"/>
-        </w:rPr>
-      </w:pPr>
-      <w:r>
-        <w:rPr>
-          <w:sz w:val="18"/>
+          <w:szCs w:val="28"/>
+        </w:rPr>
+      </w:pPr>
+      <w:r>
+        <w:rPr>
+          <w:szCs w:val="28"/>
         </w:rPr>
         <w:t>Tools:</w:t>
       </w:r>
       <w:r>
         <w:rPr>
           <w:spacing w:val="-3"/>
-          <w:sz w:val="18"/>
-        </w:rPr>
-        <w:t xml:space="preserve"> </w:t>
-      </w:r>
-      <w:r>
-        <w:rPr>
-          <w:sz w:val="18"/>
+          <w:szCs w:val="28"/>
+        </w:rPr>
+        <w:t xml:space="preserve"> </w:t>
+      </w:r>
+      <w:r>
+        <w:rPr>
+          <w:szCs w:val="28"/>
         </w:rPr>
         <w:t>Flutter,</w:t>
       </w:r>
       <w:r>
         <w:rPr>
           <w:spacing w:val="-2"/>
-          <w:sz w:val="18"/>
-        </w:rPr>
-        <w:t xml:space="preserve"> </w:t>
-      </w:r>
-      <w:r>
-        <w:rPr>
-          <w:sz w:val="18"/>
+          <w:szCs w:val="28"/>
+        </w:rPr>
+        <w:t xml:space="preserve"> </w:t>
+      </w:r>
+      <w:r>
+        <w:rPr>
+          <w:szCs w:val="28"/>
         </w:rPr>
         <w:t>Dart,</w:t>
       </w:r>
       <w:r>
         <w:rPr>
           <w:spacing w:val="-3"/>
-          <w:sz w:val="18"/>
-        </w:rPr>
-        <w:t xml:space="preserve"> </w:t>
-      </w:r>
-      <w:r>
-        <w:rPr>
-          <w:sz w:val="18"/>
+          <w:szCs w:val="28"/>
+        </w:rPr>
+        <w:t xml:space="preserve"> </w:t>
+      </w:r>
+      <w:r>
+        <w:rPr>
+          <w:szCs w:val="28"/>
         </w:rPr>
         <w:t>Python,</w:t>
       </w:r>
       <w:r>
         <w:rPr>
           <w:spacing w:val="-2"/>
-          <w:sz w:val="18"/>
+          <w:szCs w:val="28"/>
         </w:rPr>
         <w:t xml:space="preserve"> </w:t>
       </w:r>
       <w:proofErr w:type="spellStart"/>
       <w:r>
         <w:rPr>
-          <w:sz w:val="18"/>
+          <w:szCs w:val="28"/>
         </w:rPr>
         <w:t>OpenCV</w:t>
       </w:r>
       <w:proofErr w:type="spellEnd"/>
       <w:r>
         <w:rPr>
-          <w:sz w:val="18"/>
+          <w:szCs w:val="28"/>
         </w:rPr>
         <w:t>,</w:t>
       </w:r>
       <w:r>
         <w:rPr>
           <w:spacing w:val="-3"/>
-          <w:sz w:val="18"/>
+          <w:szCs w:val="28"/>
         </w:rPr>
         <w:t xml:space="preserve"> </w:t>
       </w:r>
       <w:proofErr w:type="spellStart"/>
       <w:r>
         <w:rPr>
-          <w:sz w:val="18"/>
+          <w:szCs w:val="28"/>
         </w:rPr>
         <w:t>MediaPipe</w:t>
       </w:r>
       <w:proofErr w:type="spellEnd"/>
       <w:r>
         <w:rPr>
-          <w:sz w:val="18"/>
+          <w:szCs w:val="28"/>
         </w:rPr>
         <w:t>,</w:t>
       </w:r>
       <w:r>
         <w:rPr>
           <w:spacing w:val="-2"/>
-          <w:sz w:val="18"/>
+          <w:szCs w:val="28"/>
         </w:rPr>
         <w:t xml:space="preserve"> </w:t>
       </w:r>
       <w:proofErr w:type="spellStart"/>
       <w:r>
         <w:rPr>
-          <w:sz w:val="18"/>
+          <w:szCs w:val="28"/>
         </w:rPr>
         <w:t>BLoC</w:t>
       </w:r>
       <w:proofErr w:type="spellEnd"/>
       <w:r>
         <w:rPr>
-          <w:sz w:val="18"/>
+          <w:szCs w:val="28"/>
         </w:rPr>
         <w:t>,</w:t>
       </w:r>
       <w:r>
         <w:rPr>
           <w:spacing w:val="-2"/>
-          <w:sz w:val="18"/>
+          <w:szCs w:val="28"/>
         </w:rPr>
         <w:t xml:space="preserve"> </w:t>
       </w:r>
@@ -3475,7 +2548,7 @@
       <w:r>
         <w:rPr>
           <w:spacing w:val="-2"/>
-          <w:sz w:val="18"/>
+          <w:szCs w:val="28"/>
         </w:rPr>
         <w:t>PyInstaller</w:t>
       </w:r>
@@ -3488,7 +2561,7 @@
         </w:tabs>
         <w:spacing w:line="219" w:lineRule="exact"/>
         <w:rPr>
-          <w:sz w:val="18"/>
+          <w:szCs w:val="28"/>
         </w:rPr>
       </w:pPr>
     </w:p>
@@ -3499,7 +2572,7 @@
         </w:tabs>
         <w:spacing w:line="219" w:lineRule="exact"/>
         <w:rPr>
-          <w:sz w:val="18"/>
+          <w:szCs w:val="28"/>
         </w:rPr>
       </w:pPr>
     </w:p>
@@ -3510,49 +2583,39 @@
         </w:tabs>
         <w:spacing w:line="219" w:lineRule="exact"/>
         <w:rPr>
-          <w:sz w:val="18"/>
+          <w:szCs w:val="28"/>
         </w:rPr>
       </w:pPr>
     </w:p>
     <w:p>
       <w:pPr>
-        <w:tabs>
-          <w:tab w:val="left" w:pos="129"/>
-        </w:tabs>
-        <w:spacing w:line="219" w:lineRule="exact"/>
-        <w:rPr>
-          <w:sz w:val="18"/>
-        </w:rPr>
-      </w:pPr>
-    </w:p>
-    <w:p>
-      <w:pPr>
-        <w:tabs>
-          <w:tab w:val="left" w:pos="129"/>
-        </w:tabs>
-        <w:spacing w:line="219" w:lineRule="exact"/>
-        <w:rPr>
-          <w:sz w:val="18"/>
-        </w:rPr>
-      </w:pPr>
-    </w:p>
-    <w:p>
-      <w:pPr>
         <w:pStyle w:val="Heading3"/>
-      </w:pPr>
-      <w:r>
+        <w:rPr>
+          <w:sz w:val="22"/>
+          <w:szCs w:val="22"/>
+        </w:rPr>
+      </w:pPr>
+      <w:r>
+        <w:rPr>
+          <w:sz w:val="22"/>
+          <w:szCs w:val="22"/>
+        </w:rPr>
         <w:lastRenderedPageBreak/>
         <w:t>Rash7ly</w:t>
       </w:r>
       <w:r>
         <w:rPr>
           <w:spacing w:val="-3"/>
+          <w:sz w:val="22"/>
+          <w:szCs w:val="22"/>
         </w:rPr>
         <w:t xml:space="preserve"> </w:t>
       </w:r>
       <w:r>
         <w:rPr>
           <w:b w:val="0"/>
+          <w:sz w:val="22"/>
+          <w:szCs w:val="22"/>
         </w:rPr>
         <w:t>–</w:t>
       </w:r>
@@ -3560,30 +2623,46 @@
         <w:rPr>
           <w:b w:val="0"/>
           <w:spacing w:val="-4"/>
-        </w:rPr>
-        <w:t xml:space="preserve"> </w:t>
-      </w:r>
-      <w:r>
+          <w:sz w:val="22"/>
+          <w:szCs w:val="22"/>
+        </w:rPr>
+        <w:t xml:space="preserve"> </w:t>
+      </w:r>
+      <w:r>
+        <w:rPr>
+          <w:sz w:val="22"/>
+          <w:szCs w:val="22"/>
+        </w:rPr>
         <w:t>Community</w:t>
       </w:r>
       <w:r>
         <w:rPr>
           <w:spacing w:val="-3"/>
-        </w:rPr>
-        <w:t xml:space="preserve"> </w:t>
-      </w:r>
-      <w:r>
+          <w:sz w:val="22"/>
+          <w:szCs w:val="22"/>
+        </w:rPr>
+        <w:t xml:space="preserve"> </w:t>
+      </w:r>
+      <w:r>
+        <w:rPr>
+          <w:sz w:val="22"/>
+          <w:szCs w:val="22"/>
+        </w:rPr>
         <w:t>Recommendation</w:t>
       </w:r>
       <w:r>
         <w:rPr>
           <w:spacing w:val="-3"/>
+          <w:sz w:val="22"/>
+          <w:szCs w:val="22"/>
         </w:rPr>
         <w:t xml:space="preserve"> </w:t>
       </w:r>
       <w:r>
         <w:rPr>
           <w:spacing w:val="-5"/>
+          <w:sz w:val="22"/>
+          <w:szCs w:val="22"/>
         </w:rPr>
         <w:t>App</w:t>
       </w:r>
@@ -3602,446 +2681,144 @@
         <w:spacing w:before="1"/>
         <w:ind w:right="3865" w:hanging="82"/>
         <w:rPr>
-          <w:sz w:val="18"/>
-        </w:rPr>
-      </w:pPr>
-      <w:r>
-        <w:rPr>
-          <w:sz w:val="18"/>
+          <w:szCs w:val="28"/>
+        </w:rPr>
+      </w:pPr>
+      <w:r>
+        <w:rPr>
+          <w:szCs w:val="28"/>
         </w:rPr>
         <w:t>Built</w:t>
       </w:r>
       <w:r>
         <w:rPr>
           <w:spacing w:val="-3"/>
-          <w:sz w:val="18"/>
-        </w:rPr>
-        <w:t xml:space="preserve"> </w:t>
-      </w:r>
-      <w:r>
-        <w:rPr>
-          <w:sz w:val="18"/>
+          <w:szCs w:val="28"/>
+        </w:rPr>
+        <w:t xml:space="preserve"> </w:t>
+      </w:r>
+      <w:r>
+        <w:rPr>
+          <w:szCs w:val="28"/>
         </w:rPr>
         <w:t>a</w:t>
       </w:r>
       <w:r>
         <w:rPr>
           <w:spacing w:val="-4"/>
-          <w:sz w:val="18"/>
-        </w:rPr>
-        <w:t xml:space="preserve"> </w:t>
-      </w:r>
-      <w:r>
-        <w:rPr>
-          <w:sz w:val="18"/>
+          <w:szCs w:val="28"/>
+        </w:rPr>
+        <w:t xml:space="preserve"> </w:t>
+      </w:r>
+      <w:r>
+        <w:rPr>
+          <w:szCs w:val="28"/>
         </w:rPr>
         <w:t>location-based</w:t>
       </w:r>
       <w:r>
         <w:rPr>
           <w:spacing w:val="-4"/>
-          <w:sz w:val="18"/>
-        </w:rPr>
-        <w:t xml:space="preserve"> </w:t>
-      </w:r>
-      <w:r>
-        <w:rPr>
-          <w:sz w:val="18"/>
+          <w:szCs w:val="28"/>
+        </w:rPr>
+        <w:t xml:space="preserve"> </w:t>
+      </w:r>
+      <w:r>
+        <w:rPr>
+          <w:szCs w:val="28"/>
         </w:rPr>
         <w:t>recommendation</w:t>
       </w:r>
       <w:r>
         <w:rPr>
           <w:spacing w:val="-4"/>
-          <w:sz w:val="18"/>
-        </w:rPr>
-        <w:t xml:space="preserve"> </w:t>
-      </w:r>
-      <w:r>
-        <w:rPr>
-          <w:sz w:val="18"/>
+          <w:szCs w:val="28"/>
+        </w:rPr>
+        <w:t xml:space="preserve"> </w:t>
+      </w:r>
+      <w:r>
+        <w:rPr>
+          <w:szCs w:val="28"/>
         </w:rPr>
         <w:t>platform</w:t>
       </w:r>
       <w:r>
         <w:rPr>
           <w:spacing w:val="-3"/>
-          <w:sz w:val="18"/>
-        </w:rPr>
-        <w:t xml:space="preserve"> </w:t>
-      </w:r>
-      <w:r>
-        <w:rPr>
-          <w:sz w:val="18"/>
+          <w:szCs w:val="28"/>
+        </w:rPr>
+        <w:t xml:space="preserve"> </w:t>
+      </w:r>
+      <w:r>
+        <w:rPr>
+          <w:szCs w:val="28"/>
         </w:rPr>
         <w:t>in</w:t>
       </w:r>
       <w:r>
         <w:rPr>
           <w:spacing w:val="-4"/>
-          <w:sz w:val="18"/>
-        </w:rPr>
-        <w:t xml:space="preserve"> </w:t>
-      </w:r>
-      <w:r>
-        <w:rPr>
-          <w:sz w:val="18"/>
+          <w:szCs w:val="28"/>
+        </w:rPr>
+        <w:t xml:space="preserve"> </w:t>
+      </w:r>
+      <w:r>
+        <w:rPr>
+          <w:szCs w:val="28"/>
         </w:rPr>
         <w:t>a</w:t>
       </w:r>
       <w:r>
         <w:rPr>
           <w:spacing w:val="-4"/>
-          <w:sz w:val="18"/>
-        </w:rPr>
-        <w:t xml:space="preserve"> </w:t>
-      </w:r>
-      <w:r>
-        <w:rPr>
-          <w:sz w:val="18"/>
+          <w:szCs w:val="28"/>
+        </w:rPr>
+        <w:t xml:space="preserve"> </w:t>
+      </w:r>
+      <w:r>
+        <w:rPr>
+          <w:szCs w:val="28"/>
         </w:rPr>
         <w:t>5-member</w:t>
       </w:r>
       <w:r>
         <w:rPr>
           <w:spacing w:val="-2"/>
-          <w:sz w:val="18"/>
-        </w:rPr>
-        <w:t xml:space="preserve"> </w:t>
-      </w:r>
-      <w:r>
-        <w:rPr>
-          <w:sz w:val="18"/>
-        </w:rPr>
-        <w:t>team,</w:t>
-      </w:r>
-      <w:r>
-        <w:rPr>
-          <w:spacing w:val="-3"/>
-          <w:sz w:val="18"/>
-        </w:rPr>
-        <w:t xml:space="preserve"> </w:t>
-      </w:r>
-      <w:r>
-        <w:rPr>
-          <w:sz w:val="18"/>
-        </w:rPr>
-        <w:t>enabling</w:t>
-      </w:r>
-      <w:r>
-        <w:rPr>
-          <w:spacing w:val="-3"/>
-          <w:sz w:val="18"/>
-        </w:rPr>
-        <w:t xml:space="preserve"> </w:t>
-      </w:r>
-      <w:r>
-        <w:rPr>
-          <w:sz w:val="18"/>
-        </w:rPr>
-        <w:t>users</w:t>
-      </w:r>
-      <w:r>
-        <w:rPr>
-          <w:spacing w:val="-4"/>
-          <w:sz w:val="18"/>
-        </w:rPr>
-        <w:t xml:space="preserve"> </w:t>
-      </w:r>
-      <w:r>
-        <w:rPr>
-          <w:sz w:val="18"/>
-        </w:rPr>
-        <w:t>to browse and filter places by area across multiple categories (cafes, hotels, electronics).</w:t>
-      </w:r>
-    </w:p>
-    <w:p>
-      <w:pPr>
-        <w:pStyle w:val="ListParagraph"/>
-        <w:numPr>
-          <w:ilvl w:val="0"/>
-          <w:numId w:val="1"/>
-        </w:numPr>
-        <w:tabs>
-          <w:tab w:val="left" w:pos="81"/>
-          <w:tab w:val="left" w:pos="128"/>
-        </w:tabs>
-        <w:ind w:right="4495" w:hanging="82"/>
-        <w:rPr>
-          <w:sz w:val="18"/>
-        </w:rPr>
-      </w:pPr>
-      <w:r>
-        <w:rPr>
-          <w:sz w:val="18"/>
-        </w:rPr>
-        <w:t>Implemented</w:t>
-      </w:r>
-      <w:r>
-        <w:rPr>
-          <w:spacing w:val="-5"/>
-          <w:sz w:val="18"/>
-        </w:rPr>
-        <w:t xml:space="preserve"> </w:t>
-      </w:r>
-      <w:r>
-        <w:rPr>
-          <w:sz w:val="18"/>
-        </w:rPr>
-        <w:t>a</w:t>
-      </w:r>
-      <w:r>
-        <w:rPr>
-          <w:spacing w:val="-5"/>
-          <w:sz w:val="18"/>
-        </w:rPr>
-        <w:t xml:space="preserve"> </w:t>
-      </w:r>
-      <w:r>
-        <w:rPr>
-          <w:sz w:val="18"/>
-        </w:rPr>
-        <w:t>ratings</w:t>
-      </w:r>
-      <w:r>
-        <w:rPr>
-          <w:spacing w:val="-5"/>
-          <w:sz w:val="18"/>
-        </w:rPr>
-        <w:t xml:space="preserve"> </w:t>
-      </w:r>
-      <w:r>
-        <w:rPr>
-          <w:sz w:val="18"/>
-        </w:rPr>
-        <w:t>and</w:t>
-      </w:r>
-      <w:r>
-        <w:rPr>
-          <w:spacing w:val="-5"/>
-          <w:sz w:val="18"/>
-        </w:rPr>
-        <w:t xml:space="preserve"> </w:t>
-      </w:r>
-      <w:r>
-        <w:rPr>
-          <w:sz w:val="18"/>
-        </w:rPr>
-        <w:t>reviews</w:t>
-      </w:r>
-      <w:r>
-        <w:rPr>
-          <w:spacing w:val="-5"/>
-          <w:sz w:val="18"/>
-        </w:rPr>
-        <w:t xml:space="preserve"> </w:t>
-      </w:r>
-      <w:r>
-        <w:rPr>
-          <w:sz w:val="18"/>
-        </w:rPr>
-        <w:t>system</w:t>
-      </w:r>
-      <w:r>
-        <w:rPr>
-          <w:spacing w:val="-4"/>
-          <w:sz w:val="18"/>
-        </w:rPr>
-        <w:t xml:space="preserve"> </w:t>
-      </w:r>
-      <w:r>
-        <w:rPr>
-          <w:sz w:val="18"/>
-        </w:rPr>
-        <w:t>with</w:t>
-      </w:r>
-      <w:r>
-        <w:rPr>
-          <w:spacing w:val="-5"/>
-          <w:sz w:val="18"/>
-        </w:rPr>
-        <w:t xml:space="preserve"> </w:t>
-      </w:r>
-      <w:r>
-        <w:rPr>
-          <w:sz w:val="18"/>
-        </w:rPr>
-        <w:t>pros/cons</w:t>
-      </w:r>
-      <w:r>
-        <w:rPr>
-          <w:spacing w:val="-5"/>
-          <w:sz w:val="18"/>
-        </w:rPr>
-        <w:t xml:space="preserve"> </w:t>
-      </w:r>
-      <w:r>
-        <w:rPr>
-          <w:sz w:val="18"/>
-        </w:rPr>
-        <w:t>commenting,</w:t>
-      </w:r>
-      <w:r>
-        <w:rPr>
-          <w:spacing w:val="-4"/>
-          <w:sz w:val="18"/>
-        </w:rPr>
-        <w:t xml:space="preserve"> </w:t>
-      </w:r>
-      <w:r>
-        <w:rPr>
-          <w:sz w:val="18"/>
-        </w:rPr>
-        <w:t>driving community-sourced feedback and user-generated content.</w:t>
-      </w:r>
-    </w:p>
-    <w:p>
-      <w:pPr>
-        <w:pStyle w:val="ListParagraph"/>
-        <w:numPr>
-          <w:ilvl w:val="0"/>
-          <w:numId w:val="1"/>
-        </w:numPr>
-        <w:tabs>
-          <w:tab w:val="left" w:pos="129"/>
-        </w:tabs>
-        <w:spacing w:line="219" w:lineRule="exact"/>
-        <w:ind w:left="129" w:hanging="129"/>
-        <w:rPr>
-          <w:sz w:val="18"/>
-        </w:rPr>
-      </w:pPr>
-      <w:r>
-        <w:rPr>
-          <w:sz w:val="18"/>
-        </w:rPr>
-        <w:t>Integrated</w:t>
-      </w:r>
-      <w:r>
-        <w:rPr>
-          <w:spacing w:val="-5"/>
-          <w:sz w:val="18"/>
-        </w:rPr>
-        <w:t xml:space="preserve"> </w:t>
-      </w:r>
-      <w:r>
-        <w:rPr>
-          <w:sz w:val="18"/>
-        </w:rPr>
-        <w:t>an</w:t>
-      </w:r>
-      <w:r>
-        <w:rPr>
-          <w:spacing w:val="-3"/>
-          <w:sz w:val="18"/>
-        </w:rPr>
-        <w:t xml:space="preserve"> </w:t>
-      </w:r>
-      <w:r>
-        <w:rPr>
-          <w:sz w:val="18"/>
-        </w:rPr>
-        <w:t>AI</w:t>
-      </w:r>
-      <w:r>
-        <w:rPr>
-          <w:spacing w:val="-2"/>
-          <w:sz w:val="18"/>
-        </w:rPr>
-        <w:t xml:space="preserve"> </w:t>
-      </w:r>
-      <w:proofErr w:type="spellStart"/>
-      <w:r>
-        <w:rPr>
-          <w:sz w:val="18"/>
-        </w:rPr>
-        <w:t>chatbot</w:t>
-      </w:r>
-      <w:proofErr w:type="spellEnd"/>
-      <w:r>
-        <w:rPr>
-          <w:spacing w:val="-2"/>
-          <w:sz w:val="18"/>
-        </w:rPr>
-        <w:t xml:space="preserve"> </w:t>
-      </w:r>
-      <w:r>
-        <w:rPr>
-          <w:sz w:val="18"/>
-        </w:rPr>
-        <w:t>feature</w:t>
-      </w:r>
-      <w:r>
-        <w:rPr>
-          <w:spacing w:val="-3"/>
-          <w:sz w:val="18"/>
-        </w:rPr>
-        <w:t xml:space="preserve"> </w:t>
-      </w:r>
-      <w:r>
-        <w:rPr>
-          <w:sz w:val="18"/>
-        </w:rPr>
-        <w:t>to</w:t>
-      </w:r>
-      <w:r>
-        <w:rPr>
-          <w:spacing w:val="-2"/>
-          <w:sz w:val="18"/>
-        </w:rPr>
-        <w:t xml:space="preserve"> </w:t>
-      </w:r>
-      <w:r>
-        <w:rPr>
-          <w:sz w:val="18"/>
-        </w:rPr>
-        <w:t>deliver</w:t>
-      </w:r>
-      <w:r>
-        <w:rPr>
-          <w:spacing w:val="-1"/>
-          <w:sz w:val="18"/>
-        </w:rPr>
-        <w:t xml:space="preserve"> </w:t>
-      </w:r>
-      <w:r>
-        <w:rPr>
-          <w:sz w:val="18"/>
-        </w:rPr>
-        <w:t>quick,</w:t>
-      </w:r>
-      <w:r>
-        <w:rPr>
-          <w:spacing w:val="-2"/>
-          <w:sz w:val="18"/>
-        </w:rPr>
-        <w:t xml:space="preserve"> </w:t>
-      </w:r>
-      <w:r>
-        <w:rPr>
-          <w:sz w:val="18"/>
-        </w:rPr>
-        <w:t>personalized</w:t>
-      </w:r>
-      <w:r>
-        <w:rPr>
-          <w:spacing w:val="-3"/>
-          <w:sz w:val="18"/>
-        </w:rPr>
-        <w:t xml:space="preserve"> </w:t>
-      </w:r>
-      <w:r>
-        <w:rPr>
-          <w:sz w:val="18"/>
-        </w:rPr>
-        <w:t>place</w:t>
-      </w:r>
-      <w:r>
-        <w:rPr>
-          <w:spacing w:val="-2"/>
-          <w:sz w:val="18"/>
-        </w:rPr>
-        <w:t xml:space="preserve"> suggestions.</w:t>
+          <w:szCs w:val="28"/>
+        </w:rPr>
+        <w:t xml:space="preserve"> </w:t>
+      </w:r>
+      <w:r>
+        <w:rPr>
+          <w:szCs w:val="28"/>
+        </w:rPr>
+        <w:t>team</w:t>
+      </w:r>
+      <w:r>
+        <w:rPr>
+          <w:szCs w:val="28"/>
+        </w:rPr>
+        <w:t xml:space="preserve"> </w:t>
+      </w:r>
+      <w:proofErr w:type="gramStart"/>
+      <w:r>
+        <w:rPr>
+          <w:szCs w:val="28"/>
+        </w:rPr>
+        <w:t>With</w:t>
+      </w:r>
+      <w:proofErr w:type="gramEnd"/>
+      <w:r>
+        <w:rPr>
+          <w:szCs w:val="28"/>
+        </w:rPr>
+        <w:t xml:space="preserve"> Category Filtering, and ratings/reviews</w:t>
+      </w:r>
+      <w:r>
+        <w:rPr>
+          <w:szCs w:val="28"/>
+        </w:rPr>
+        <w:t>.</w:t>
       </w:r>
     </w:p>
     <w:p>
@@ -4058,142 +2835,142 @@
         <w:spacing w:before="1"/>
         <w:ind w:right="3603" w:hanging="82"/>
         <w:rPr>
-          <w:sz w:val="18"/>
-        </w:rPr>
-      </w:pPr>
-      <w:r>
-        <w:rPr>
-          <w:sz w:val="18"/>
+          <w:szCs w:val="28"/>
+        </w:rPr>
+      </w:pPr>
+      <w:r>
+        <w:rPr>
+          <w:szCs w:val="28"/>
         </w:rPr>
         <w:t>Developed</w:t>
       </w:r>
       <w:r>
         <w:rPr>
           <w:spacing w:val="-5"/>
-          <w:sz w:val="18"/>
-        </w:rPr>
-        <w:t xml:space="preserve"> </w:t>
-      </w:r>
-      <w:r>
-        <w:rPr>
-          <w:sz w:val="18"/>
+          <w:szCs w:val="28"/>
+        </w:rPr>
+        <w:t xml:space="preserve"> </w:t>
+      </w:r>
+      <w:r>
+        <w:rPr>
+          <w:szCs w:val="28"/>
         </w:rPr>
         <w:t>a</w:t>
       </w:r>
       <w:r>
         <w:rPr>
           <w:spacing w:val="-5"/>
-          <w:sz w:val="18"/>
-        </w:rPr>
-        <w:t xml:space="preserve"> </w:t>
-      </w:r>
-      <w:r>
-        <w:rPr>
-          <w:sz w:val="18"/>
+          <w:szCs w:val="28"/>
+        </w:rPr>
+        <w:t xml:space="preserve"> </w:t>
+      </w:r>
+      <w:r>
+        <w:rPr>
+          <w:szCs w:val="28"/>
         </w:rPr>
         <w:t>gamification</w:t>
       </w:r>
       <w:r>
         <w:rPr>
           <w:spacing w:val="-5"/>
-          <w:sz w:val="18"/>
-        </w:rPr>
-        <w:t xml:space="preserve"> </w:t>
-      </w:r>
-      <w:r>
-        <w:rPr>
-          <w:sz w:val="18"/>
+          <w:szCs w:val="28"/>
+        </w:rPr>
+        <w:t xml:space="preserve"> </w:t>
+      </w:r>
+      <w:r>
+        <w:rPr>
+          <w:szCs w:val="28"/>
         </w:rPr>
         <w:t>system</w:t>
       </w:r>
       <w:r>
         <w:rPr>
           <w:spacing w:val="-4"/>
-          <w:sz w:val="18"/>
-        </w:rPr>
-        <w:t xml:space="preserve"> </w:t>
-      </w:r>
-      <w:r>
-        <w:rPr>
-          <w:sz w:val="18"/>
+          <w:szCs w:val="28"/>
+        </w:rPr>
+        <w:t xml:space="preserve"> </w:t>
+      </w:r>
+      <w:r>
+        <w:rPr>
+          <w:szCs w:val="28"/>
         </w:rPr>
         <w:t>rewarding</w:t>
       </w:r>
       <w:r>
         <w:rPr>
           <w:spacing w:val="-3"/>
-          <w:sz w:val="18"/>
-        </w:rPr>
-        <w:t xml:space="preserve"> </w:t>
-      </w:r>
-      <w:r>
-        <w:rPr>
-          <w:sz w:val="18"/>
+          <w:szCs w:val="28"/>
+        </w:rPr>
+        <w:t xml:space="preserve"> </w:t>
+      </w:r>
+      <w:r>
+        <w:rPr>
+          <w:szCs w:val="28"/>
         </w:rPr>
         <w:t>users</w:t>
       </w:r>
       <w:r>
         <w:rPr>
           <w:spacing w:val="-6"/>
-          <w:sz w:val="18"/>
-        </w:rPr>
-        <w:t xml:space="preserve"> </w:t>
-      </w:r>
-      <w:r>
-        <w:rPr>
-          <w:sz w:val="18"/>
+          <w:szCs w:val="28"/>
+        </w:rPr>
+        <w:t xml:space="preserve"> </w:t>
+      </w:r>
+      <w:r>
+        <w:rPr>
+          <w:szCs w:val="28"/>
         </w:rPr>
         <w:t>with</w:t>
       </w:r>
       <w:r>
         <w:rPr>
           <w:spacing w:val="-3"/>
-          <w:sz w:val="18"/>
-        </w:rPr>
-        <w:t xml:space="preserve"> </w:t>
-      </w:r>
-      <w:r>
-        <w:rPr>
-          <w:sz w:val="18"/>
+          <w:szCs w:val="28"/>
+        </w:rPr>
+        <w:t xml:space="preserve"> </w:t>
+      </w:r>
+      <w:r>
+        <w:rPr>
+          <w:szCs w:val="28"/>
         </w:rPr>
         <w:t>points</w:t>
       </w:r>
       <w:r>
         <w:rPr>
           <w:spacing w:val="-6"/>
-          <w:sz w:val="18"/>
-        </w:rPr>
-        <w:t xml:space="preserve"> </w:t>
-      </w:r>
-      <w:r>
-        <w:rPr>
-          <w:sz w:val="18"/>
+          <w:szCs w:val="28"/>
+        </w:rPr>
+        <w:t xml:space="preserve"> </w:t>
+      </w:r>
+      <w:r>
+        <w:rPr>
+          <w:szCs w:val="28"/>
         </w:rPr>
         <w:t>when</w:t>
       </w:r>
       <w:r>
         <w:rPr>
           <w:spacing w:val="-5"/>
-          <w:sz w:val="18"/>
-        </w:rPr>
-        <w:t xml:space="preserve"> </w:t>
-      </w:r>
-      <w:r>
-        <w:rPr>
-          <w:sz w:val="18"/>
+          <w:szCs w:val="28"/>
+        </w:rPr>
+        <w:t xml:space="preserve"> </w:t>
+      </w:r>
+      <w:r>
+        <w:rPr>
+          <w:szCs w:val="28"/>
         </w:rPr>
         <w:t>their</w:t>
       </w:r>
       <w:r>
         <w:rPr>
           <w:spacing w:val="-4"/>
-          <w:sz w:val="18"/>
-        </w:rPr>
-        <w:t xml:space="preserve"> </w:t>
-      </w:r>
-      <w:r>
-        <w:rPr>
-          <w:sz w:val="18"/>
+          <w:szCs w:val="28"/>
+        </w:rPr>
+        <w:t xml:space="preserve"> </w:t>
+      </w:r>
+      <w:r>
+        <w:rPr>
+          <w:szCs w:val="28"/>
         </w:rPr>
         <w:t>recommendations receive high ratings, increasing engagement.</w:t>
       </w:r>
@@ -4211,79 +2988,79 @@
         <w:spacing w:line="219" w:lineRule="exact"/>
         <w:ind w:left="129" w:hanging="129"/>
         <w:rPr>
-          <w:sz w:val="18"/>
-        </w:rPr>
-      </w:pPr>
-      <w:r>
-        <w:rPr>
-          <w:sz w:val="18"/>
+          <w:szCs w:val="28"/>
+        </w:rPr>
+      </w:pPr>
+      <w:r>
+        <w:rPr>
+          <w:szCs w:val="28"/>
         </w:rPr>
         <w:t>Tools:</w:t>
       </w:r>
       <w:r>
         <w:rPr>
           <w:spacing w:val="-4"/>
-          <w:sz w:val="18"/>
-        </w:rPr>
-        <w:t xml:space="preserve"> </w:t>
-      </w:r>
-      <w:r>
-        <w:rPr>
-          <w:sz w:val="18"/>
+          <w:szCs w:val="28"/>
+        </w:rPr>
+        <w:t xml:space="preserve"> </w:t>
+      </w:r>
+      <w:r>
+        <w:rPr>
+          <w:szCs w:val="28"/>
         </w:rPr>
         <w:t>Flutter,</w:t>
       </w:r>
       <w:r>
         <w:rPr>
           <w:spacing w:val="-4"/>
-          <w:sz w:val="18"/>
-        </w:rPr>
-        <w:t xml:space="preserve"> </w:t>
-      </w:r>
-      <w:r>
-        <w:rPr>
-          <w:sz w:val="18"/>
+          <w:szCs w:val="28"/>
+        </w:rPr>
+        <w:t xml:space="preserve"> </w:t>
+      </w:r>
+      <w:r>
+        <w:rPr>
+          <w:szCs w:val="28"/>
         </w:rPr>
         <w:t>Dart,</w:t>
       </w:r>
       <w:r>
         <w:rPr>
           <w:spacing w:val="-1"/>
-          <w:sz w:val="18"/>
-        </w:rPr>
-        <w:t xml:space="preserve"> </w:t>
-      </w:r>
-      <w:r>
-        <w:rPr>
-          <w:sz w:val="18"/>
+          <w:szCs w:val="28"/>
+        </w:rPr>
+        <w:t xml:space="preserve"> </w:t>
+      </w:r>
+      <w:r>
+        <w:rPr>
+          <w:szCs w:val="28"/>
         </w:rPr>
         <w:t>Firebase,</w:t>
       </w:r>
       <w:r>
         <w:rPr>
           <w:spacing w:val="-4"/>
-          <w:sz w:val="18"/>
+          <w:szCs w:val="28"/>
         </w:rPr>
         <w:t xml:space="preserve"> </w:t>
       </w:r>
       <w:proofErr w:type="spellStart"/>
       <w:r>
         <w:rPr>
-          <w:sz w:val="18"/>
+          <w:szCs w:val="28"/>
         </w:rPr>
         <w:t>Cloudinary</w:t>
       </w:r>
       <w:proofErr w:type="spellEnd"/>
       <w:r>
         <w:rPr>
-          <w:sz w:val="18"/>
+          <w:szCs w:val="28"/>
         </w:rPr>
         <w:t>,</w:t>
       </w:r>
       <w:r>
         <w:rPr>
           <w:spacing w:val="-3"/>
-          <w:sz w:val="18"/>
+          <w:szCs w:val="28"/>
         </w:rPr>
         <w:t xml:space="preserve"> </w:t>
       </w:r>
@@ -4291,7 +3068,7 @@
       <w:r>
         <w:rPr>
           <w:spacing w:val="-2"/>
-          <w:sz w:val="18"/>
+          <w:szCs w:val="28"/>
         </w:rPr>
         <w:t>BLoC</w:t>
       </w:r>
@@ -4299,679 +3076,10 @@
       <w:r>
         <w:rPr>
           <w:spacing w:val="-2"/>
-          <w:sz w:val="18"/>
+          <w:szCs w:val="28"/>
         </w:rPr>
         <w:t>/Cubit</w:t>
       </w:r>
-    </w:p>
-    <w:p>
-      <w:pPr>
-        <w:pStyle w:val="Heading3"/>
-        <w:spacing w:before="219"/>
-      </w:pPr>
-      <w:proofErr w:type="spellStart"/>
-      <w:r>
-        <w:t>Bookia</w:t>
-      </w:r>
-      <w:proofErr w:type="spellEnd"/>
-      <w:r>
-        <w:rPr>
-          <w:spacing w:val="-2"/>
-        </w:rPr>
-        <w:t xml:space="preserve"> </w:t>
-      </w:r>
-      <w:r>
-        <w:rPr>
-          <w:b w:val="0"/>
-        </w:rPr>
-        <w:t>–</w:t>
-      </w:r>
-      <w:r>
-        <w:rPr>
-          <w:b w:val="0"/>
-          <w:spacing w:val="-2"/>
-        </w:rPr>
-        <w:t xml:space="preserve"> </w:t>
-      </w:r>
-      <w:r>
-        <w:t>Book Store</w:t>
-      </w:r>
-      <w:r>
-        <w:rPr>
-          <w:spacing w:val="-1"/>
-        </w:rPr>
-        <w:t xml:space="preserve"> </w:t>
-      </w:r>
-      <w:r>
-        <w:rPr>
-          <w:spacing w:val="-5"/>
-        </w:rPr>
-        <w:t>App</w:t>
-      </w:r>
-    </w:p>
-    <w:p>
-      <w:pPr>
-        <w:pStyle w:val="ListParagraph"/>
-        <w:numPr>
-          <w:ilvl w:val="0"/>
-          <w:numId w:val="1"/>
-        </w:numPr>
-        <w:tabs>
-          <w:tab w:val="left" w:pos="81"/>
-          <w:tab w:val="left" w:pos="128"/>
-        </w:tabs>
-        <w:spacing w:before="1"/>
-        <w:ind w:right="4264" w:hanging="82"/>
-        <w:rPr>
-          <w:sz w:val="18"/>
-        </w:rPr>
-      </w:pPr>
-      <w:r>
-        <w:rPr>
-          <w:sz w:val="18"/>
-        </w:rPr>
-        <w:t>Developed</w:t>
-      </w:r>
-      <w:r>
-        <w:rPr>
-          <w:spacing w:val="-4"/>
-          <w:sz w:val="18"/>
-        </w:rPr>
-        <w:t xml:space="preserve"> </w:t>
-      </w:r>
-      <w:r>
-        <w:rPr>
-          <w:sz w:val="18"/>
-        </w:rPr>
-        <w:t>a</w:t>
-      </w:r>
-      <w:r>
-        <w:rPr>
-          <w:spacing w:val="-4"/>
-          <w:sz w:val="18"/>
-        </w:rPr>
-        <w:t xml:space="preserve"> </w:t>
-      </w:r>
-      <w:r>
-        <w:rPr>
-          <w:sz w:val="18"/>
-        </w:rPr>
-        <w:t>full-featured</w:t>
-      </w:r>
-      <w:r>
-        <w:rPr>
-          <w:spacing w:val="-4"/>
-          <w:sz w:val="18"/>
-        </w:rPr>
-        <w:t xml:space="preserve"> </w:t>
-      </w:r>
-      <w:r>
-        <w:rPr>
-          <w:sz w:val="18"/>
-        </w:rPr>
-        <w:t>bookstore</w:t>
-      </w:r>
-      <w:r>
-        <w:rPr>
-          <w:spacing w:val="-5"/>
-          <w:sz w:val="18"/>
-        </w:rPr>
-        <w:t xml:space="preserve"> </w:t>
-      </w:r>
-      <w:r>
-        <w:rPr>
-          <w:sz w:val="18"/>
-        </w:rPr>
-        <w:t>app</w:t>
-      </w:r>
-      <w:r>
-        <w:rPr>
-          <w:spacing w:val="-4"/>
-          <w:sz w:val="18"/>
-        </w:rPr>
-        <w:t xml:space="preserve"> </w:t>
-      </w:r>
-      <w:r>
-        <w:rPr>
-          <w:sz w:val="18"/>
-        </w:rPr>
-        <w:t>with</w:t>
-      </w:r>
-      <w:r>
-        <w:rPr>
-          <w:spacing w:val="-4"/>
-          <w:sz w:val="18"/>
-        </w:rPr>
-        <w:t xml:space="preserve"> </w:t>
-      </w:r>
-      <w:r>
-        <w:rPr>
-          <w:sz w:val="18"/>
-        </w:rPr>
-        <w:t>complete</w:t>
-      </w:r>
-      <w:r>
-        <w:rPr>
-          <w:spacing w:val="-5"/>
-          <w:sz w:val="18"/>
-        </w:rPr>
-        <w:t xml:space="preserve"> </w:t>
-      </w:r>
-      <w:r>
-        <w:rPr>
-          <w:sz w:val="18"/>
-        </w:rPr>
-        <w:t>authentication</w:t>
-      </w:r>
-      <w:r>
-        <w:rPr>
-          <w:spacing w:val="-4"/>
-          <w:sz w:val="18"/>
-        </w:rPr>
-        <w:t xml:space="preserve"> </w:t>
-      </w:r>
-      <w:r>
-        <w:rPr>
-          <w:sz w:val="18"/>
-        </w:rPr>
-        <w:t>flow</w:t>
-      </w:r>
-      <w:r>
-        <w:rPr>
-          <w:spacing w:val="-3"/>
-          <w:sz w:val="18"/>
-        </w:rPr>
-        <w:t xml:space="preserve"> </w:t>
-      </w:r>
-      <w:r>
-        <w:rPr>
-          <w:sz w:val="18"/>
-        </w:rPr>
-        <w:t>(login, registration, OTP password reset) using Cubit for state management.</w:t>
-      </w:r>
-    </w:p>
-    <w:p>
-      <w:pPr>
-        <w:pStyle w:val="ListParagraph"/>
-        <w:numPr>
-          <w:ilvl w:val="0"/>
-          <w:numId w:val="1"/>
-        </w:numPr>
-        <w:tabs>
-          <w:tab w:val="left" w:pos="81"/>
-          <w:tab w:val="left" w:pos="128"/>
-        </w:tabs>
-        <w:ind w:right="4238" w:hanging="82"/>
-        <w:rPr>
-          <w:sz w:val="18"/>
-        </w:rPr>
-      </w:pPr>
-      <w:r>
-        <w:rPr>
-          <w:sz w:val="18"/>
-        </w:rPr>
-        <w:t>Consumed</w:t>
-      </w:r>
-      <w:r>
-        <w:rPr>
-          <w:spacing w:val="-4"/>
-          <w:sz w:val="18"/>
-        </w:rPr>
-        <w:t xml:space="preserve"> </w:t>
-      </w:r>
-      <w:r>
-        <w:rPr>
-          <w:sz w:val="18"/>
-        </w:rPr>
-        <w:t>RESTful</w:t>
-      </w:r>
-      <w:r>
-        <w:rPr>
-          <w:spacing w:val="-4"/>
-          <w:sz w:val="18"/>
-        </w:rPr>
-        <w:t xml:space="preserve"> </w:t>
-      </w:r>
-      <w:r>
-        <w:rPr>
-          <w:sz w:val="18"/>
-        </w:rPr>
-        <w:t>APIs</w:t>
-      </w:r>
-      <w:r>
-        <w:rPr>
-          <w:spacing w:val="-4"/>
-          <w:sz w:val="18"/>
-        </w:rPr>
-        <w:t xml:space="preserve"> </w:t>
-      </w:r>
-      <w:r>
-        <w:rPr>
-          <w:sz w:val="18"/>
-        </w:rPr>
-        <w:t>via</w:t>
-      </w:r>
-      <w:r>
-        <w:rPr>
-          <w:spacing w:val="-4"/>
-          <w:sz w:val="18"/>
-        </w:rPr>
-        <w:t xml:space="preserve"> </w:t>
-      </w:r>
-      <w:proofErr w:type="spellStart"/>
-      <w:r>
-        <w:rPr>
-          <w:sz w:val="18"/>
-        </w:rPr>
-        <w:t>Dio</w:t>
-      </w:r>
-      <w:proofErr w:type="spellEnd"/>
-      <w:r>
-        <w:rPr>
-          <w:sz w:val="18"/>
-        </w:rPr>
-        <w:t xml:space="preserve"> HTTP</w:t>
-      </w:r>
-      <w:r>
-        <w:rPr>
-          <w:spacing w:val="-5"/>
-          <w:sz w:val="18"/>
-        </w:rPr>
-        <w:t xml:space="preserve"> </w:t>
-      </w:r>
-      <w:r>
-        <w:rPr>
-          <w:sz w:val="18"/>
-        </w:rPr>
-        <w:t>client</w:t>
-      </w:r>
-      <w:r>
-        <w:rPr>
-          <w:spacing w:val="-3"/>
-          <w:sz w:val="18"/>
-        </w:rPr>
-        <w:t xml:space="preserve"> </w:t>
-      </w:r>
-      <w:r>
-        <w:rPr>
-          <w:sz w:val="18"/>
-        </w:rPr>
-        <w:t>with</w:t>
-      </w:r>
-      <w:r>
-        <w:rPr>
-          <w:spacing w:val="-5"/>
-          <w:sz w:val="18"/>
-        </w:rPr>
-        <w:t xml:space="preserve"> </w:t>
-      </w:r>
-      <w:r>
-        <w:rPr>
-          <w:sz w:val="18"/>
-        </w:rPr>
-        <w:t>clean</w:t>
-      </w:r>
-      <w:r>
-        <w:rPr>
-          <w:spacing w:val="-4"/>
-          <w:sz w:val="18"/>
-        </w:rPr>
-        <w:t xml:space="preserve"> </w:t>
-      </w:r>
-      <w:r>
-        <w:rPr>
-          <w:sz w:val="18"/>
-        </w:rPr>
-        <w:t>JSON</w:t>
-      </w:r>
-      <w:r>
-        <w:rPr>
-          <w:spacing w:val="-4"/>
-          <w:sz w:val="18"/>
-        </w:rPr>
-        <w:t xml:space="preserve"> </w:t>
-      </w:r>
-      <w:r>
-        <w:rPr>
-          <w:sz w:val="18"/>
-        </w:rPr>
-        <w:t>parsing,</w:t>
-      </w:r>
-      <w:r>
-        <w:rPr>
-          <w:spacing w:val="-3"/>
-          <w:sz w:val="18"/>
-        </w:rPr>
-        <w:t xml:space="preserve"> </w:t>
-      </w:r>
-      <w:r>
-        <w:rPr>
-          <w:sz w:val="18"/>
-        </w:rPr>
-        <w:t>handling</w:t>
-      </w:r>
-      <w:r>
-        <w:rPr>
-          <w:spacing w:val="-4"/>
-          <w:sz w:val="18"/>
-        </w:rPr>
-        <w:t xml:space="preserve"> </w:t>
-      </w:r>
-      <w:proofErr w:type="spellStart"/>
-      <w:r>
-        <w:rPr>
-          <w:sz w:val="18"/>
-        </w:rPr>
-        <w:t>async</w:t>
-      </w:r>
-      <w:proofErr w:type="spellEnd"/>
-      <w:r>
-        <w:rPr>
-          <w:sz w:val="18"/>
-        </w:rPr>
-        <w:t xml:space="preserve"> states across 8 screens including cart and </w:t>
-      </w:r>
-      <w:proofErr w:type="spellStart"/>
-      <w:r>
-        <w:rPr>
-          <w:sz w:val="18"/>
-        </w:rPr>
-        <w:t>wishlist</w:t>
-      </w:r>
-      <w:proofErr w:type="spellEnd"/>
-      <w:r>
-        <w:rPr>
-          <w:sz w:val="18"/>
-        </w:rPr>
-        <w:t>.</w:t>
-      </w:r>
-    </w:p>
-    <w:p>
-      <w:pPr>
-        <w:pStyle w:val="ListParagraph"/>
-        <w:numPr>
-          <w:ilvl w:val="0"/>
-          <w:numId w:val="1"/>
-        </w:numPr>
-        <w:tabs>
-          <w:tab w:val="left" w:pos="81"/>
-          <w:tab w:val="left" w:pos="128"/>
-        </w:tabs>
-        <w:ind w:right="4752" w:hanging="82"/>
-        <w:rPr>
-          <w:sz w:val="18"/>
-        </w:rPr>
-      </w:pPr>
-      <w:r>
-        <w:rPr>
-          <w:sz w:val="18"/>
-        </w:rPr>
-        <w:t>Structured</w:t>
-      </w:r>
-      <w:r>
-        <w:rPr>
-          <w:spacing w:val="-5"/>
-          <w:sz w:val="18"/>
-        </w:rPr>
-        <w:t xml:space="preserve"> </w:t>
-      </w:r>
-      <w:r>
-        <w:rPr>
-          <w:sz w:val="18"/>
-        </w:rPr>
-        <w:t>the</w:t>
-      </w:r>
-      <w:r>
-        <w:rPr>
-          <w:spacing w:val="-5"/>
-          <w:sz w:val="18"/>
-        </w:rPr>
-        <w:t xml:space="preserve"> </w:t>
-      </w:r>
-      <w:r>
-        <w:rPr>
-          <w:sz w:val="18"/>
-        </w:rPr>
-        <w:t>codebase</w:t>
-      </w:r>
-      <w:r>
-        <w:rPr>
-          <w:spacing w:val="-5"/>
-          <w:sz w:val="18"/>
-        </w:rPr>
-        <w:t xml:space="preserve"> </w:t>
-      </w:r>
-      <w:r>
-        <w:rPr>
-          <w:sz w:val="18"/>
-        </w:rPr>
-        <w:t>following</w:t>
-      </w:r>
-      <w:r>
-        <w:rPr>
-          <w:spacing w:val="-5"/>
-          <w:sz w:val="18"/>
-        </w:rPr>
-        <w:t xml:space="preserve"> </w:t>
-      </w:r>
-      <w:r>
-        <w:rPr>
-          <w:sz w:val="18"/>
-        </w:rPr>
-        <w:t>a</w:t>
-      </w:r>
-      <w:r>
-        <w:rPr>
-          <w:spacing w:val="-5"/>
-          <w:sz w:val="18"/>
-        </w:rPr>
-        <w:t xml:space="preserve"> </w:t>
-      </w:r>
-      <w:r>
-        <w:rPr>
-          <w:sz w:val="18"/>
-        </w:rPr>
-        <w:t>feature-first</w:t>
-      </w:r>
-      <w:r>
-        <w:rPr>
-          <w:spacing w:val="-4"/>
-          <w:sz w:val="18"/>
-        </w:rPr>
-        <w:t xml:space="preserve"> </w:t>
-      </w:r>
-      <w:r>
-        <w:rPr>
-          <w:sz w:val="18"/>
-        </w:rPr>
-        <w:t>layered</w:t>
-      </w:r>
-      <w:r>
-        <w:rPr>
-          <w:spacing w:val="-5"/>
-          <w:sz w:val="18"/>
-        </w:rPr>
-        <w:t xml:space="preserve"> </w:t>
-      </w:r>
-      <w:r>
-        <w:rPr>
-          <w:sz w:val="18"/>
-        </w:rPr>
-        <w:t>architecture</w:t>
-      </w:r>
-      <w:r>
-        <w:rPr>
-          <w:spacing w:val="-6"/>
-          <w:sz w:val="18"/>
-        </w:rPr>
-        <w:t xml:space="preserve"> </w:t>
-      </w:r>
-      <w:r>
-        <w:rPr>
-          <w:sz w:val="18"/>
-        </w:rPr>
-        <w:t xml:space="preserve">(data, presentation) with </w:t>
-      </w:r>
-      <w:proofErr w:type="spellStart"/>
-      <w:r>
-        <w:rPr>
-          <w:sz w:val="18"/>
-        </w:rPr>
-        <w:t>GoRouter</w:t>
-      </w:r>
-      <w:proofErr w:type="spellEnd"/>
-      <w:r>
-        <w:rPr>
-          <w:sz w:val="18"/>
-        </w:rPr>
-        <w:t xml:space="preserve"> for declarative navigation.</w:t>
-      </w:r>
-    </w:p>
-    <w:p>
-      <w:pPr>
-        <w:pStyle w:val="ListParagraph"/>
-        <w:numPr>
-          <w:ilvl w:val="0"/>
-          <w:numId w:val="1"/>
-        </w:numPr>
-        <w:tabs>
-          <w:tab w:val="left" w:pos="129"/>
-        </w:tabs>
-        <w:spacing w:line="219" w:lineRule="exact"/>
-        <w:ind w:left="129" w:hanging="129"/>
-        <w:rPr>
-          <w:sz w:val="18"/>
-        </w:rPr>
-      </w:pPr>
-      <w:r>
-        <w:rPr>
-          <w:sz w:val="18"/>
-        </w:rPr>
-        <w:t>Tools:</w:t>
-      </w:r>
-      <w:r>
-        <w:rPr>
-          <w:spacing w:val="-3"/>
-          <w:sz w:val="18"/>
-        </w:rPr>
-        <w:t xml:space="preserve"> </w:t>
-      </w:r>
-      <w:r>
-        <w:rPr>
-          <w:sz w:val="18"/>
-        </w:rPr>
-        <w:t>Flutter,</w:t>
-      </w:r>
-      <w:r>
-        <w:rPr>
-          <w:spacing w:val="-2"/>
-          <w:sz w:val="18"/>
-        </w:rPr>
-        <w:t xml:space="preserve"> </w:t>
-      </w:r>
-      <w:r>
-        <w:rPr>
-          <w:sz w:val="18"/>
-        </w:rPr>
-        <w:t>Dart,</w:t>
-      </w:r>
-      <w:r>
-        <w:rPr>
-          <w:spacing w:val="-3"/>
-          <w:sz w:val="18"/>
-        </w:rPr>
-        <w:t xml:space="preserve"> </w:t>
-      </w:r>
-      <w:r>
-        <w:rPr>
-          <w:sz w:val="18"/>
-        </w:rPr>
-        <w:t>REST</w:t>
-      </w:r>
-      <w:r>
-        <w:rPr>
-          <w:spacing w:val="-2"/>
-          <w:sz w:val="18"/>
-        </w:rPr>
-        <w:t xml:space="preserve"> </w:t>
-      </w:r>
-      <w:r>
-        <w:rPr>
-          <w:sz w:val="18"/>
-        </w:rPr>
-        <w:t>API,</w:t>
-      </w:r>
-      <w:r>
-        <w:rPr>
-          <w:spacing w:val="-2"/>
-          <w:sz w:val="18"/>
-        </w:rPr>
-        <w:t xml:space="preserve"> </w:t>
-      </w:r>
-      <w:proofErr w:type="spellStart"/>
-      <w:r>
-        <w:rPr>
-          <w:sz w:val="18"/>
-        </w:rPr>
-        <w:t>Dio</w:t>
-      </w:r>
-      <w:proofErr w:type="spellEnd"/>
-      <w:r>
-        <w:rPr>
-          <w:sz w:val="18"/>
-        </w:rPr>
-        <w:t>,</w:t>
-      </w:r>
-      <w:r>
-        <w:rPr>
-          <w:spacing w:val="-3"/>
-          <w:sz w:val="18"/>
-        </w:rPr>
-        <w:t xml:space="preserve"> </w:t>
-      </w:r>
-      <w:r>
-        <w:rPr>
-          <w:sz w:val="18"/>
-        </w:rPr>
-        <w:t>Cubit,</w:t>
-      </w:r>
-      <w:r>
-        <w:rPr>
-          <w:spacing w:val="-2"/>
-          <w:sz w:val="18"/>
-        </w:rPr>
-        <w:t xml:space="preserve"> </w:t>
-      </w:r>
-      <w:proofErr w:type="spellStart"/>
-      <w:r>
-        <w:rPr>
-          <w:sz w:val="18"/>
-        </w:rPr>
-        <w:t>GoRouter</w:t>
-      </w:r>
-      <w:proofErr w:type="spellEnd"/>
-      <w:r>
-        <w:rPr>
-          <w:sz w:val="18"/>
-        </w:rPr>
-        <w:t>,</w:t>
-      </w:r>
-      <w:r>
-        <w:rPr>
-          <w:spacing w:val="-2"/>
-          <w:sz w:val="18"/>
-        </w:rPr>
-        <w:t xml:space="preserve"> </w:t>
-      </w:r>
-      <w:proofErr w:type="spellStart"/>
-      <w:r>
-        <w:rPr>
-          <w:spacing w:val="-2"/>
-          <w:sz w:val="18"/>
-        </w:rPr>
-        <w:t>SharedPreferences</w:t>
-      </w:r>
-      <w:proofErr w:type="spellEnd"/>
     </w:p>
     <w:p>
       <w:pPr>
@@ -4981,19 +3089,7 @@
         </w:tabs>
         <w:ind w:right="4345"/>
         <w:rPr>
-          <w:sz w:val="18"/>
-        </w:rPr>
-      </w:pPr>
-    </w:p>
-    <w:p>
-      <w:pPr>
-        <w:tabs>
-          <w:tab w:val="left" w:pos="81"/>
-          <w:tab w:val="left" w:pos="128"/>
-        </w:tabs>
-        <w:ind w:right="4345"/>
-        <w:rPr>
-          <w:sz w:val="18"/>
+          <w:szCs w:val="28"/>
         </w:rPr>
       </w:pPr>
     </w:p>
@@ -5002,18 +3098,18 @@
         <w:pStyle w:val="Heading2"/>
         <w:spacing w:before="122"/>
         <w:ind w:right="46"/>
+        <w:rPr>
+          <w:sz w:val="24"/>
+          <w:szCs w:val="24"/>
+        </w:rPr>
       </w:pPr>
       <w:r>
         <w:rPr>
           <w:spacing w:val="-2"/>
-        </w:rPr>
-        <w:t>E</w:t>
-      </w:r>
-      <w:r>
-        <w:rPr>
-          <w:spacing w:val="-2"/>
-        </w:rPr>
-        <w:t>DUCATION</w:t>
+          <w:sz w:val="24"/>
+          <w:szCs w:val="24"/>
+        </w:rPr>
+        <w:t>EDUCATION</w:t>
       </w:r>
     </w:p>
     <w:p>
@@ -5022,22 +3118,26 @@
         <w:spacing w:before="76"/>
         <w:rPr>
           <w:b/>
+          <w:sz w:val="22"/>
+          <w:szCs w:val="22"/>
         </w:rPr>
       </w:pPr>
       <w:r>
         <w:rPr>
           <w:noProof/>
+          <w:sz w:val="22"/>
+          <w:szCs w:val="22"/>
         </w:rPr>
         <mc:AlternateContent>
           <mc:Choice Requires="wpg">
             <w:drawing>
-              <wp:anchor distT="0" distB="0" distL="0" distR="0" simplePos="0" relativeHeight="251675136" behindDoc="0" locked="0" layoutInCell="1" allowOverlap="1" wp14:anchorId="60CFC9E8" wp14:editId="1E81A765">
+              <wp:anchor distT="0" distB="0" distL="0" distR="0" simplePos="0" relativeHeight="251655680" behindDoc="0" locked="0" layoutInCell="1" allowOverlap="1" wp14:anchorId="67A1D0FC" wp14:editId="45DB4211">
                 <wp:simplePos x="0" y="0"/>
                 <wp:positionH relativeFrom="page">
-                  <wp:posOffset>459866</wp:posOffset>
+                  <wp:posOffset>459105</wp:posOffset>
                 </wp:positionH>
                 <wp:positionV relativeFrom="page">
-                  <wp:posOffset>3455035</wp:posOffset>
+                  <wp:posOffset>1869558</wp:posOffset>
                 </wp:positionV>
                 <wp:extent cx="6859270" cy="20955"/>
                 <wp:effectExtent l="0" t="0" r="0" b="0"/>
@@ -5380,7 +3480,7 @@
           </mc:Choice>
           <mc:Fallback>
             <w:pict>
-              <v:group w14:anchorId="2007C6A8" id="Group 176" o:spid="_x0000_s1026" style="position:absolute;margin-left:36.2pt;margin-top:272.05pt;width:540.1pt;height:1.65pt;z-index:251675136;mso-wrap-distance-left:0;mso-wrap-distance-right:0;mso-position-horizontal-relative:page;mso-position-vertical-relative:page" coordsize="68592,209" o:gfxdata="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">
+              <v:group w14:anchorId="216674DF" id="Group 176" o:spid="_x0000_s1026" style="position:absolute;margin-left:36.15pt;margin-top:147.2pt;width:540.1pt;height:1.65pt;z-index:251655680;mso-wrap-distance-left:0;mso-wrap-distance-right:0;mso-position-horizontal-relative:page;mso-position-vertical-relative:page" coordsize="68592,209" o:gfxdata="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">
                 <v:shape id="Graphic 37" o:spid="_x0000_s1027" style="position:absolute;width:68580;height:196;visibility:visible;mso-wrap-style:square;v-text-anchor:top" coordsize="6858000,19685" o:gfxdata="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" path="m6858000,l,,,901,,3937,,19685r6858000,l6858000,xe" fillcolor="#9f9f9f" stroked="f">
                   <v:path arrowok="t"/>
                 </v:shape>
@@ -5410,122 +3510,210 @@
       <w:pPr>
         <w:pStyle w:val="BodyText"/>
         <w:ind w:right="4225"/>
-      </w:pPr>
-      <w:r>
+        <w:rPr>
+          <w:sz w:val="22"/>
+          <w:szCs w:val="22"/>
+        </w:rPr>
+      </w:pPr>
+      <w:r>
+        <w:rPr>
+          <w:sz w:val="22"/>
+          <w:szCs w:val="22"/>
+        </w:rPr>
         <w:t>Canadian</w:t>
       </w:r>
       <w:r>
         <w:rPr>
           <w:spacing w:val="-5"/>
-        </w:rPr>
-        <w:t xml:space="preserve"> </w:t>
-      </w:r>
-      <w:r>
+          <w:sz w:val="22"/>
+          <w:szCs w:val="22"/>
+        </w:rPr>
+        <w:t xml:space="preserve"> </w:t>
+      </w:r>
+      <w:r>
+        <w:rPr>
+          <w:sz w:val="22"/>
+          <w:szCs w:val="22"/>
+        </w:rPr>
         <w:t>International</w:t>
       </w:r>
       <w:r>
         <w:rPr>
           <w:spacing w:val="-4"/>
-        </w:rPr>
-        <w:t xml:space="preserve"> </w:t>
-      </w:r>
-      <w:r>
+          <w:sz w:val="22"/>
+          <w:szCs w:val="22"/>
+        </w:rPr>
+        <w:t xml:space="preserve"> </w:t>
+      </w:r>
+      <w:r>
+        <w:rPr>
+          <w:sz w:val="22"/>
+          <w:szCs w:val="22"/>
+        </w:rPr>
         <w:t>College</w:t>
       </w:r>
       <w:r>
         <w:rPr>
           <w:spacing w:val="-5"/>
-        </w:rPr>
-        <w:t xml:space="preserve"> </w:t>
-      </w:r>
-      <w:r>
+          <w:sz w:val="22"/>
+          <w:szCs w:val="22"/>
+        </w:rPr>
+        <w:t xml:space="preserve"> </w:t>
+      </w:r>
+      <w:r>
+        <w:rPr>
+          <w:sz w:val="22"/>
+          <w:szCs w:val="22"/>
+        </w:rPr>
         <w:t>(CIC)</w:t>
       </w:r>
       <w:r>
         <w:rPr>
           <w:spacing w:val="-2"/>
-        </w:rPr>
-        <w:t xml:space="preserve"> </w:t>
-      </w:r>
-      <w:r>
+          <w:sz w:val="22"/>
+          <w:szCs w:val="22"/>
+        </w:rPr>
+        <w:t xml:space="preserve"> </w:t>
+      </w:r>
+      <w:r>
+        <w:rPr>
+          <w:sz w:val="22"/>
+          <w:szCs w:val="22"/>
+        </w:rPr>
         <w:t>—</w:t>
       </w:r>
       <w:r>
         <w:rPr>
           <w:spacing w:val="-4"/>
-        </w:rPr>
-        <w:t xml:space="preserve"> </w:t>
-      </w:r>
-      <w:r>
+          <w:sz w:val="22"/>
+          <w:szCs w:val="22"/>
+        </w:rPr>
+        <w:t xml:space="preserve"> </w:t>
+      </w:r>
+      <w:r>
+        <w:rPr>
+          <w:sz w:val="22"/>
+          <w:szCs w:val="22"/>
+        </w:rPr>
         <w:t>Bachelor</w:t>
       </w:r>
       <w:r>
         <w:rPr>
           <w:spacing w:val="-4"/>
-        </w:rPr>
-        <w:t xml:space="preserve"> </w:t>
-      </w:r>
-      <w:r>
+          <w:sz w:val="22"/>
+          <w:szCs w:val="22"/>
+        </w:rPr>
+        <w:t xml:space="preserve"> </w:t>
+      </w:r>
+      <w:r>
+        <w:rPr>
+          <w:sz w:val="22"/>
+          <w:szCs w:val="22"/>
+        </w:rPr>
         <w:t>of</w:t>
       </w:r>
       <w:r>
         <w:rPr>
           <w:spacing w:val="-5"/>
-        </w:rPr>
-        <w:t xml:space="preserve"> </w:t>
-      </w:r>
-      <w:r>
+          <w:sz w:val="22"/>
+          <w:szCs w:val="22"/>
+        </w:rPr>
+        <w:t xml:space="preserve"> </w:t>
+      </w:r>
+      <w:r>
+        <w:rPr>
+          <w:sz w:val="22"/>
+          <w:szCs w:val="22"/>
+        </w:rPr>
         <w:t>Science</w:t>
       </w:r>
       <w:r>
         <w:rPr>
           <w:spacing w:val="-5"/>
-        </w:rPr>
-        <w:t xml:space="preserve"> </w:t>
-      </w:r>
-      <w:r>
+          <w:sz w:val="22"/>
+          <w:szCs w:val="22"/>
+        </w:rPr>
+        <w:t xml:space="preserve"> </w:t>
+      </w:r>
+      <w:r>
+        <w:rPr>
+          <w:sz w:val="22"/>
+          <w:szCs w:val="22"/>
+        </w:rPr>
         <w:t>in</w:t>
       </w:r>
       <w:r>
         <w:rPr>
           <w:spacing w:val="-6"/>
-        </w:rPr>
-        <w:t xml:space="preserve"> </w:t>
-      </w:r>
-      <w:r>
+          <w:sz w:val="22"/>
+          <w:szCs w:val="22"/>
+        </w:rPr>
+        <w:t xml:space="preserve"> </w:t>
+      </w:r>
+      <w:r>
+        <w:rPr>
+          <w:sz w:val="22"/>
+          <w:szCs w:val="22"/>
+        </w:rPr>
         <w:t>Computer</w:t>
       </w:r>
       <w:r>
         <w:rPr>
           <w:spacing w:val="-2"/>
-        </w:rPr>
-        <w:t xml:space="preserve"> </w:t>
-      </w:r>
-      <w:r>
+          <w:sz w:val="22"/>
+          <w:szCs w:val="22"/>
+        </w:rPr>
+        <w:t xml:space="preserve"> </w:t>
+      </w:r>
+      <w:r>
+        <w:rPr>
+          <w:sz w:val="22"/>
+          <w:szCs w:val="22"/>
+        </w:rPr>
         <w:t>Science Cairo, Egypt</w:t>
       </w:r>
       <w:r>
         <w:rPr>
           <w:spacing w:val="80"/>
-        </w:rPr>
-        <w:t xml:space="preserve"> </w:t>
-      </w:r>
-      <w:r>
+          <w:sz w:val="22"/>
+          <w:szCs w:val="22"/>
+        </w:rPr>
+        <w:t xml:space="preserve"> </w:t>
+      </w:r>
+      <w:r>
+        <w:rPr>
+          <w:sz w:val="22"/>
+          <w:szCs w:val="22"/>
+        </w:rPr>
         <w:t>|</w:t>
       </w:r>
       <w:r>
         <w:rPr>
           <w:spacing w:val="80"/>
-        </w:rPr>
-        <w:t xml:space="preserve"> </w:t>
-      </w:r>
-      <w:r>
+          <w:sz w:val="22"/>
+          <w:szCs w:val="22"/>
+        </w:rPr>
+        <w:t xml:space="preserve"> </w:t>
+      </w:r>
+      <w:r>
+        <w:rPr>
+          <w:sz w:val="22"/>
+          <w:szCs w:val="22"/>
+        </w:rPr>
         <w:t>Oct 2022 –</w:t>
       </w:r>
       <w:r>
-        <w:t xml:space="preserve"> </w:t>
-      </w:r>
-      <w:r>
+        <w:rPr>
+          <w:sz w:val="22"/>
+          <w:szCs w:val="22"/>
+        </w:rPr>
+        <w:t xml:space="preserve"> </w:t>
+      </w:r>
+      <w:r>
+        <w:rPr>
+          <w:sz w:val="22"/>
+          <w:szCs w:val="22"/>
+        </w:rPr>
         <w:t>Jun 2026</w:t>
       </w:r>
     </w:p>
@@ -5533,79 +3721,121 @@
       <w:pPr>
         <w:pStyle w:val="BodyText"/>
         <w:spacing w:line="219" w:lineRule="exact"/>
-      </w:pPr>
-      <w:r>
+        <w:rPr>
+          <w:sz w:val="22"/>
+          <w:szCs w:val="22"/>
+        </w:rPr>
+      </w:pPr>
+      <w:r>
+        <w:rPr>
+          <w:sz w:val="22"/>
+          <w:szCs w:val="22"/>
+        </w:rPr>
         <w:t>Major:</w:t>
       </w:r>
       <w:r>
         <w:rPr>
           <w:spacing w:val="-2"/>
-        </w:rPr>
-        <w:t xml:space="preserve"> </w:t>
-      </w:r>
-      <w:r>
-        <w:t>Cl</w:t>
-      </w:r>
-      <w:r>
-        <w:t>oud</w:t>
+          <w:sz w:val="22"/>
+          <w:szCs w:val="22"/>
+        </w:rPr>
+        <w:t xml:space="preserve"> </w:t>
+      </w:r>
+      <w:r>
+        <w:rPr>
+          <w:sz w:val="22"/>
+          <w:szCs w:val="22"/>
+        </w:rPr>
+        <w:t>Cloud</w:t>
       </w:r>
       <w:r>
         <w:rPr>
           <w:spacing w:val="-1"/>
-        </w:rPr>
-        <w:t xml:space="preserve"> </w:t>
-      </w:r>
-      <w:r>
+          <w:sz w:val="22"/>
+          <w:szCs w:val="22"/>
+        </w:rPr>
+        <w:t xml:space="preserve"> </w:t>
+      </w:r>
+      <w:r>
+        <w:rPr>
+          <w:sz w:val="22"/>
+          <w:szCs w:val="22"/>
+        </w:rPr>
         <w:t>&amp;</w:t>
       </w:r>
       <w:r>
         <w:rPr>
           <w:spacing w:val="-2"/>
-        </w:rPr>
-        <w:t xml:space="preserve"> </w:t>
-      </w:r>
-      <w:r>
+          <w:sz w:val="22"/>
+          <w:szCs w:val="22"/>
+        </w:rPr>
+        <w:t xml:space="preserve"> </w:t>
+      </w:r>
+      <w:r>
+        <w:rPr>
+          <w:sz w:val="22"/>
+          <w:szCs w:val="22"/>
+        </w:rPr>
         <w:t>Mobile</w:t>
       </w:r>
       <w:r>
         <w:rPr>
           <w:spacing w:val="-2"/>
-        </w:rPr>
-        <w:t xml:space="preserve"> </w:t>
-      </w:r>
-      <w:r>
+          <w:sz w:val="22"/>
+          <w:szCs w:val="22"/>
+        </w:rPr>
+        <w:t xml:space="preserve"> </w:t>
+      </w:r>
+      <w:r>
+        <w:rPr>
+          <w:sz w:val="22"/>
+          <w:szCs w:val="22"/>
+        </w:rPr>
         <w:t>Computing</w:t>
       </w:r>
       <w:r>
         <w:rPr>
           <w:spacing w:val="39"/>
-        </w:rPr>
-        <w:t xml:space="preserve"> </w:t>
-      </w:r>
-      <w:r>
+          <w:sz w:val="22"/>
+          <w:szCs w:val="22"/>
+        </w:rPr>
+        <w:t xml:space="preserve"> </w:t>
+      </w:r>
+      <w:r>
+        <w:rPr>
+          <w:sz w:val="22"/>
+          <w:szCs w:val="22"/>
+        </w:rPr>
         <w:t>|</w:t>
       </w:r>
       <w:r>
         <w:rPr>
           <w:spacing w:val="39"/>
-        </w:rPr>
-        <w:t xml:space="preserve"> </w:t>
-      </w:r>
-      <w:r>
-        <w:t>GPA</w:t>
-      </w:r>
-      <w:r>
-        <w:t>:</w:t>
+          <w:sz w:val="22"/>
+          <w:szCs w:val="22"/>
+        </w:rPr>
+        <w:t xml:space="preserve"> </w:t>
+      </w:r>
+      <w:r>
+        <w:rPr>
+          <w:sz w:val="22"/>
+          <w:szCs w:val="22"/>
+        </w:rPr>
+        <w:t>GPA:</w:t>
       </w:r>
       <w:r>
         <w:rPr>
           <w:spacing w:val="-1"/>
+          <w:sz w:val="22"/>
+          <w:szCs w:val="22"/>
         </w:rPr>
         <w:t xml:space="preserve"> </w:t>
       </w:r>
       <w:r>
         <w:rPr>
           <w:spacing w:val="-5"/>
+          <w:sz w:val="22"/>
+          <w:szCs w:val="22"/>
         </w:rPr>
         <w:t>3.26</w:t>
       </w:r>
@@ -5614,82 +3844,136 @@
       <w:pPr>
         <w:pStyle w:val="BodyText"/>
         <w:spacing w:before="1" w:line="219" w:lineRule="exact"/>
-      </w:pPr>
-      <w:r>
+        <w:rPr>
+          <w:sz w:val="22"/>
+          <w:szCs w:val="22"/>
+        </w:rPr>
+      </w:pPr>
+      <w:r>
+        <w:rPr>
+          <w:sz w:val="22"/>
+          <w:szCs w:val="22"/>
+        </w:rPr>
         <w:t>specialized</w:t>
       </w:r>
       <w:r>
         <w:rPr>
           <w:spacing w:val="-7"/>
-        </w:rPr>
-        <w:t xml:space="preserve"> </w:t>
-      </w:r>
-      <w:r>
+          <w:sz w:val="22"/>
+          <w:szCs w:val="22"/>
+        </w:rPr>
+        <w:t xml:space="preserve"> </w:t>
+      </w:r>
+      <w:r>
+        <w:rPr>
+          <w:sz w:val="22"/>
+          <w:szCs w:val="22"/>
+        </w:rPr>
         <w:t>in</w:t>
       </w:r>
       <w:r>
         <w:rPr>
           <w:spacing w:val="-4"/>
-        </w:rPr>
-        <w:t xml:space="preserve"> </w:t>
-      </w:r>
-      <w:r>
+          <w:sz w:val="22"/>
+          <w:szCs w:val="22"/>
+        </w:rPr>
+        <w:t xml:space="preserve"> </w:t>
+      </w:r>
+      <w:r>
+        <w:rPr>
+          <w:sz w:val="22"/>
+          <w:szCs w:val="22"/>
+        </w:rPr>
         <w:t>cloud</w:t>
       </w:r>
       <w:r>
         <w:rPr>
           <w:spacing w:val="-5"/>
-        </w:rPr>
-        <w:t xml:space="preserve"> </w:t>
-      </w:r>
-      <w:r>
+          <w:sz w:val="22"/>
+          <w:szCs w:val="22"/>
+        </w:rPr>
+        <w:t xml:space="preserve"> </w:t>
+      </w:r>
+      <w:r>
+        <w:rPr>
+          <w:sz w:val="22"/>
+          <w:szCs w:val="22"/>
+        </w:rPr>
         <w:t>infrastructure,</w:t>
       </w:r>
       <w:r>
         <w:rPr>
           <w:spacing w:val="-3"/>
-        </w:rPr>
-        <w:t xml:space="preserve"> </w:t>
-      </w:r>
-      <w:r>
+          <w:sz w:val="22"/>
+          <w:szCs w:val="22"/>
+        </w:rPr>
+        <w:t xml:space="preserve"> </w:t>
+      </w:r>
+      <w:r>
+        <w:rPr>
+          <w:sz w:val="22"/>
+          <w:szCs w:val="22"/>
+        </w:rPr>
         <w:t>virtualization,</w:t>
       </w:r>
       <w:r>
         <w:rPr>
           <w:spacing w:val="-4"/>
-        </w:rPr>
-        <w:t xml:space="preserve"> </w:t>
-      </w:r>
-      <w:r>
+          <w:sz w:val="22"/>
+          <w:szCs w:val="22"/>
+        </w:rPr>
+        <w:t xml:space="preserve"> </w:t>
+      </w:r>
+      <w:r>
+        <w:rPr>
+          <w:sz w:val="22"/>
+          <w:szCs w:val="22"/>
+        </w:rPr>
         <w:t>and</w:t>
       </w:r>
       <w:r>
         <w:rPr>
           <w:spacing w:val="-1"/>
-        </w:rPr>
-        <w:t xml:space="preserve"> </w:t>
-      </w:r>
-      <w:r>
+          <w:sz w:val="22"/>
+          <w:szCs w:val="22"/>
+        </w:rPr>
+        <w:t xml:space="preserve"> </w:t>
+      </w:r>
+      <w:r>
+        <w:rPr>
+          <w:sz w:val="22"/>
+          <w:szCs w:val="22"/>
+        </w:rPr>
         <w:t>Mobile</w:t>
       </w:r>
       <w:r>
         <w:rPr>
           <w:spacing w:val="-3"/>
-        </w:rPr>
-        <w:t xml:space="preserve"> </w:t>
-      </w:r>
-      <w:r>
+          <w:sz w:val="22"/>
+          <w:szCs w:val="22"/>
+        </w:rPr>
+        <w:t xml:space="preserve"> </w:t>
+      </w:r>
+      <w:r>
+        <w:rPr>
+          <w:sz w:val="22"/>
+          <w:szCs w:val="22"/>
+        </w:rPr>
         <w:t>Application</w:t>
       </w:r>
       <w:r>
         <w:rPr>
           <w:spacing w:val="-4"/>
+          <w:sz w:val="22"/>
+          <w:szCs w:val="22"/>
         </w:rPr>
         <w:t xml:space="preserve"> </w:t>
       </w:r>
       <w:r>
         <w:rPr>
           <w:spacing w:val="-2"/>
+          <w:sz w:val="22"/>
+          <w:szCs w:val="22"/>
         </w:rPr>
         <w:t>Development</w:t>
       </w:r>
@@ -5698,126 +3982,199 @@
       <w:pPr>
         <w:pStyle w:val="BodyText"/>
         <w:spacing w:line="219" w:lineRule="exact"/>
-      </w:pPr>
-      <w:r>
+        <w:rPr>
+          <w:sz w:val="22"/>
+          <w:szCs w:val="22"/>
+        </w:rPr>
+      </w:pPr>
+      <w:r>
+        <w:rPr>
+          <w:sz w:val="22"/>
+          <w:szCs w:val="22"/>
+        </w:rPr>
         <w:t>Completed</w:t>
       </w:r>
       <w:r>
         <w:rPr>
           <w:spacing w:val="-6"/>
-        </w:rPr>
-        <w:t xml:space="preserve"> </w:t>
-      </w:r>
-      <w:r>
+          <w:sz w:val="22"/>
+          <w:szCs w:val="22"/>
+        </w:rPr>
+        <w:t xml:space="preserve"> </w:t>
+      </w:r>
+      <w:r>
+        <w:rPr>
+          <w:sz w:val="22"/>
+          <w:szCs w:val="22"/>
+        </w:rPr>
         <w:t>coursework</w:t>
       </w:r>
       <w:r>
         <w:rPr>
           <w:spacing w:val="-3"/>
-        </w:rPr>
-        <w:t xml:space="preserve"> </w:t>
-      </w:r>
-      <w:r>
+          <w:sz w:val="22"/>
+          <w:szCs w:val="22"/>
+        </w:rPr>
+        <w:t xml:space="preserve"> </w:t>
+      </w:r>
+      <w:r>
+        <w:rPr>
+          <w:sz w:val="22"/>
+          <w:szCs w:val="22"/>
+        </w:rPr>
         <w:t>in</w:t>
       </w:r>
       <w:r>
         <w:rPr>
           <w:spacing w:val="-5"/>
-        </w:rPr>
-        <w:t xml:space="preserve"> </w:t>
-      </w:r>
-      <w:r>
+          <w:sz w:val="22"/>
+          <w:szCs w:val="22"/>
+        </w:rPr>
+        <w:t xml:space="preserve"> </w:t>
+      </w:r>
+      <w:r>
+        <w:rPr>
+          <w:sz w:val="22"/>
+          <w:szCs w:val="22"/>
+        </w:rPr>
         <w:t>database</w:t>
       </w:r>
       <w:r>
         <w:rPr>
           <w:spacing w:val="-3"/>
-        </w:rPr>
-        <w:t xml:space="preserve"> </w:t>
-      </w:r>
-      <w:r>
+          <w:sz w:val="22"/>
+          <w:szCs w:val="22"/>
+        </w:rPr>
+        <w:t xml:space="preserve"> </w:t>
+      </w:r>
+      <w:r>
+        <w:rPr>
+          <w:sz w:val="22"/>
+          <w:szCs w:val="22"/>
+        </w:rPr>
         <w:t>systems,</w:t>
       </w:r>
       <w:r>
         <w:rPr>
           <w:spacing w:val="-3"/>
-        </w:rPr>
-        <w:t xml:space="preserve"> </w:t>
-      </w:r>
-      <w:r>
+          <w:sz w:val="22"/>
+          <w:szCs w:val="22"/>
+        </w:rPr>
+        <w:t xml:space="preserve"> </w:t>
+      </w:r>
+      <w:r>
+        <w:rPr>
+          <w:sz w:val="22"/>
+          <w:szCs w:val="22"/>
+        </w:rPr>
         <w:t>full-stack</w:t>
       </w:r>
       <w:r>
         <w:rPr>
           <w:spacing w:val="-2"/>
-        </w:rPr>
-        <w:t xml:space="preserve"> </w:t>
-      </w:r>
-      <w:r>
+          <w:sz w:val="22"/>
+          <w:szCs w:val="22"/>
+        </w:rPr>
+        <w:t xml:space="preserve"> </w:t>
+      </w:r>
+      <w:r>
+        <w:rPr>
+          <w:sz w:val="22"/>
+          <w:szCs w:val="22"/>
+        </w:rPr>
         <w:t>development,</w:t>
       </w:r>
       <w:r>
         <w:rPr>
           <w:spacing w:val="-3"/>
-        </w:rPr>
-        <w:t xml:space="preserve"> </w:t>
-      </w:r>
-      <w:r>
+          <w:sz w:val="22"/>
+          <w:szCs w:val="22"/>
+        </w:rPr>
+        <w:t xml:space="preserve"> </w:t>
+      </w:r>
+      <w:r>
+        <w:rPr>
+          <w:sz w:val="22"/>
+          <w:szCs w:val="22"/>
+        </w:rPr>
         <w:t>machine</w:t>
       </w:r>
       <w:r>
         <w:rPr>
           <w:spacing w:val="-3"/>
-        </w:rPr>
-        <w:t xml:space="preserve"> </w:t>
-      </w:r>
-      <w:r>
+          <w:sz w:val="22"/>
+          <w:szCs w:val="22"/>
+        </w:rPr>
+        <w:t xml:space="preserve"> </w:t>
+      </w:r>
+      <w:r>
+        <w:rPr>
+          <w:sz w:val="22"/>
+          <w:szCs w:val="22"/>
+        </w:rPr>
         <w:t>learning</w:t>
       </w:r>
       <w:r>
         <w:rPr>
           <w:spacing w:val="-2"/>
-        </w:rPr>
-        <w:t xml:space="preserve"> </w:t>
-      </w:r>
-      <w:r>
+          <w:sz w:val="22"/>
+          <w:szCs w:val="22"/>
+        </w:rPr>
+        <w:t xml:space="preserve"> </w:t>
+      </w:r>
+      <w:r>
+        <w:rPr>
+          <w:sz w:val="22"/>
+          <w:szCs w:val="22"/>
+        </w:rPr>
         <w:t>and</w:t>
       </w:r>
       <w:r>
         <w:rPr>
           <w:spacing w:val="-3"/>
-        </w:rPr>
-        <w:t xml:space="preserve"> </w:t>
-      </w:r>
-      <w:r>
+          <w:sz w:val="22"/>
+          <w:szCs w:val="22"/>
+        </w:rPr>
+        <w:t xml:space="preserve"> </w:t>
+      </w:r>
+      <w:r>
+        <w:rPr>
+          <w:sz w:val="22"/>
+          <w:szCs w:val="22"/>
+        </w:rPr>
         <w:t>Native</w:t>
       </w:r>
       <w:r>
         <w:rPr>
           <w:spacing w:val="-2"/>
-        </w:rPr>
-        <w:t xml:space="preserve"> </w:t>
-      </w:r>
-      <w:r>
+          <w:sz w:val="22"/>
+          <w:szCs w:val="22"/>
+        </w:rPr>
+        <w:t xml:space="preserve"> </w:t>
+      </w:r>
+      <w:r>
+        <w:rPr>
+          <w:sz w:val="22"/>
+          <w:szCs w:val="22"/>
+        </w:rPr>
         <w:t>Mobile</w:t>
       </w:r>
       <w:r>
         <w:rPr>
           <w:spacing w:val="-3"/>
+          <w:sz w:val="22"/>
+          <w:szCs w:val="22"/>
         </w:rPr>
         <w:t xml:space="preserve"> </w:t>
       </w:r>
       <w:r>
         <w:rPr>
           <w:spacing w:val="-2"/>
+          <w:sz w:val="22"/>
+          <w:szCs w:val="22"/>
         </w:rPr>
         <w:t>Development</w:t>
       </w:r>
-    </w:p>
-    <w:p>
-      <w:pPr>
-        <w:pStyle w:val="BodyText"/>
-      </w:pPr>
     </w:p>
     <w:p>
       <w:pPr>
@@ -5826,7 +4183,7 @@
         </w:tabs>
         <w:spacing w:line="219" w:lineRule="exact"/>
         <w:rPr>
-          <w:sz w:val="18"/>
+          <w:szCs w:val="28"/>
         </w:rPr>
       </w:pPr>
     </w:p>
@@ -5834,24 +4191,38 @@
       <w:pPr>
         <w:pStyle w:val="Heading2"/>
         <w:ind w:right="45"/>
-      </w:pPr>
-      <w:r>
+        <w:rPr>
+          <w:sz w:val="24"/>
+          <w:szCs w:val="24"/>
+        </w:rPr>
+      </w:pPr>
+      <w:r>
+        <w:rPr>
+          <w:sz w:val="24"/>
+          <w:szCs w:val="24"/>
+        </w:rPr>
         <w:t>T</w:t>
       </w:r>
-      <w:bookmarkStart w:id="0" w:name="_GoBack"/>
-      <w:bookmarkEnd w:id="0"/>
-      <w:r>
+      <w:r>
+        <w:rPr>
+          <w:sz w:val="24"/>
+          <w:szCs w:val="24"/>
+        </w:rPr>
         <w:t>ECHNICAL</w:t>
       </w:r>
       <w:r>
         <w:rPr>
           <w:spacing w:val="-11"/>
+          <w:sz w:val="24"/>
+          <w:szCs w:val="24"/>
         </w:rPr>
         <w:t xml:space="preserve"> </w:t>
       </w:r>
       <w:r>
         <w:rPr>
           <w:spacing w:val="-2"/>
+          <w:sz w:val="24"/>
+          <w:szCs w:val="24"/>
         </w:rPr>
         <w:t>SKILLS</w:t>
       </w:r>
@@ -5862,22 +4233,26 @@
         <w:spacing w:before="78"/>
         <w:rPr>
           <w:b/>
+          <w:sz w:val="22"/>
+          <w:szCs w:val="22"/>
         </w:rPr>
       </w:pPr>
       <w:r>
         <w:rPr>
           <w:noProof/>
+          <w:sz w:val="22"/>
+          <w:szCs w:val="22"/>
         </w:rPr>
         <mc:AlternateContent>
           <mc:Choice Requires="wpg">
             <w:drawing>
-              <wp:anchor distT="0" distB="0" distL="0" distR="0" simplePos="0" relativeHeight="251679232" behindDoc="0" locked="0" layoutInCell="1" allowOverlap="1" wp14:anchorId="14AE8208" wp14:editId="05BF1B5E">
+              <wp:anchor distT="0" distB="0" distL="0" distR="0" simplePos="0" relativeHeight="251659776" behindDoc="0" locked="0" layoutInCell="1" allowOverlap="1" wp14:anchorId="07825CF2" wp14:editId="2F34706E">
                 <wp:simplePos x="0" y="0"/>
                 <wp:positionH relativeFrom="page">
                   <wp:posOffset>457200</wp:posOffset>
                 </wp:positionH>
                 <wp:positionV relativeFrom="page">
-                  <wp:posOffset>4791075</wp:posOffset>
+                  <wp:posOffset>3319987</wp:posOffset>
                 </wp:positionV>
                 <wp:extent cx="6859270" cy="20955"/>
                 <wp:effectExtent l="0" t="0" r="0" b="0"/>
@@ -6220,7 +4595,7 @@
           </mc:Choice>
           <mc:Fallback>
             <w:pict>
-              <v:group w14:anchorId="1A2DD086" id="Group 183" o:spid="_x0000_s1026" style="position:absolute;margin-left:36pt;margin-top:377.25pt;width:540.1pt;height:1.65pt;z-index:251679232;mso-wrap-distance-left:0;mso-wrap-distance-right:0;mso-position-horizontal-relative:page;mso-position-vertical-relative:page" coordsize="68592,209" o:gfxdata="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">
+              <v:group w14:anchorId="312D30DB" id="Group 183" o:spid="_x0000_s1026" style="position:absolute;margin-left:36pt;margin-top:261.4pt;width:540.1pt;height:1.65pt;z-index:251659776;mso-wrap-distance-left:0;mso-wrap-distance-right:0;mso-position-horizontal-relative:page;mso-position-vertical-relative:page" coordsize="68592,209" o:gfxdata="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">
                 <v:shape id="Graphic 37" o:spid="_x0000_s1027" style="position:absolute;width:68580;height:196;visibility:visible;mso-wrap-style:square;v-text-anchor:top" coordsize="6858000,19685" o:gfxdata="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" path="m6858000,l,,,901,,3937,,19685r6858000,l6858000,xe" fillcolor="#9f9f9f" stroked="f">
                   <v:path arrowok="t"/>
                 </v:shape>
@@ -6249,72 +4624,72 @@
     <w:p>
       <w:pPr>
         <w:rPr>
-          <w:sz w:val="18"/>
+          <w:szCs w:val="28"/>
         </w:rPr>
       </w:pPr>
       <w:r>
         <w:rPr>
           <w:b/>
-          <w:sz w:val="18"/>
+          <w:szCs w:val="28"/>
         </w:rPr>
         <w:t>Languages</w:t>
       </w:r>
       <w:r>
         <w:rPr>
-          <w:sz w:val="18"/>
+          <w:szCs w:val="28"/>
         </w:rPr>
         <w:t>:</w:t>
       </w:r>
       <w:r>
         <w:rPr>
           <w:spacing w:val="-5"/>
-          <w:sz w:val="18"/>
-        </w:rPr>
-        <w:t xml:space="preserve"> </w:t>
-      </w:r>
-      <w:r>
-        <w:rPr>
-          <w:sz w:val="18"/>
+          <w:szCs w:val="28"/>
+        </w:rPr>
+        <w:t xml:space="preserve"> </w:t>
+      </w:r>
+      <w:r>
+        <w:rPr>
+          <w:szCs w:val="28"/>
         </w:rPr>
         <w:t>Dart,</w:t>
       </w:r>
       <w:r>
         <w:rPr>
           <w:spacing w:val="-3"/>
-          <w:sz w:val="18"/>
-        </w:rPr>
-        <w:t xml:space="preserve"> </w:t>
-      </w:r>
-      <w:r>
-        <w:rPr>
-          <w:sz w:val="18"/>
+          <w:szCs w:val="28"/>
+        </w:rPr>
+        <w:t xml:space="preserve"> </w:t>
+      </w:r>
+      <w:r>
+        <w:rPr>
+          <w:szCs w:val="28"/>
         </w:rPr>
         <w:t>Python,</w:t>
       </w:r>
       <w:r>
         <w:rPr>
           <w:spacing w:val="-3"/>
-          <w:sz w:val="18"/>
-        </w:rPr>
-        <w:t xml:space="preserve"> </w:t>
-      </w:r>
-      <w:r>
-        <w:rPr>
-          <w:sz w:val="18"/>
+          <w:szCs w:val="28"/>
+        </w:rPr>
+        <w:t xml:space="preserve"> </w:t>
+      </w:r>
+      <w:r>
+        <w:rPr>
+          <w:szCs w:val="28"/>
         </w:rPr>
         <w:t>C++,</w:t>
       </w:r>
       <w:r>
         <w:rPr>
           <w:spacing w:val="-3"/>
-          <w:sz w:val="18"/>
+          <w:szCs w:val="28"/>
         </w:rPr>
         <w:t xml:space="preserve"> </w:t>
       </w:r>
       <w:r>
         <w:rPr>
           <w:spacing w:val="-4"/>
-          <w:sz w:val="18"/>
+          <w:szCs w:val="28"/>
         </w:rPr>
         <w:t>Java</w:t>
       </w:r>
@@ -6323,114 +4698,194 @@
       <w:pPr>
         <w:pStyle w:val="BodyText"/>
         <w:spacing w:before="1" w:line="219" w:lineRule="exact"/>
+        <w:rPr>
+          <w:sz w:val="22"/>
+          <w:szCs w:val="22"/>
+        </w:rPr>
       </w:pPr>
       <w:r>
         <w:rPr>
           <w:b/>
+          <w:sz w:val="22"/>
+          <w:szCs w:val="22"/>
         </w:rPr>
         <w:t>Mobile</w:t>
       </w:r>
       <w:r>
+        <w:rPr>
+          <w:sz w:val="22"/>
+          <w:szCs w:val="22"/>
+        </w:rPr>
         <w:t>:</w:t>
       </w:r>
       <w:r>
         <w:rPr>
           <w:spacing w:val="-7"/>
+          <w:sz w:val="22"/>
+          <w:szCs w:val="22"/>
         </w:rPr>
         <w:t xml:space="preserve"> </w:t>
       </w:r>
       <w:proofErr w:type="spellStart"/>
       <w:r>
+        <w:rPr>
+          <w:sz w:val="22"/>
+          <w:szCs w:val="22"/>
+        </w:rPr>
         <w:t>BLoC</w:t>
       </w:r>
       <w:proofErr w:type="spellEnd"/>
       <w:r>
+        <w:rPr>
+          <w:sz w:val="22"/>
+          <w:szCs w:val="22"/>
+        </w:rPr>
         <w:t>/Cubit,</w:t>
       </w:r>
       <w:r>
         <w:rPr>
           <w:spacing w:val="-3"/>
-        </w:rPr>
-        <w:t xml:space="preserve"> </w:t>
-      </w:r>
-      <w:r>
+          <w:sz w:val="22"/>
+          <w:szCs w:val="22"/>
+        </w:rPr>
+        <w:t xml:space="preserve"> </w:t>
+      </w:r>
+      <w:r>
+        <w:rPr>
+          <w:sz w:val="22"/>
+          <w:szCs w:val="22"/>
+        </w:rPr>
         <w:t>Firebase</w:t>
       </w:r>
       <w:r>
         <w:rPr>
           <w:spacing w:val="-4"/>
-        </w:rPr>
-        <w:t xml:space="preserve"> </w:t>
-      </w:r>
-      <w:r>
+          <w:sz w:val="22"/>
+          <w:szCs w:val="22"/>
+        </w:rPr>
+        <w:t xml:space="preserve"> </w:t>
+      </w:r>
+      <w:r>
+        <w:rPr>
+          <w:sz w:val="22"/>
+          <w:szCs w:val="22"/>
+        </w:rPr>
         <w:t>(</w:t>
       </w:r>
       <w:proofErr w:type="spellStart"/>
       <w:r>
+        <w:rPr>
+          <w:sz w:val="22"/>
+          <w:szCs w:val="22"/>
+        </w:rPr>
         <w:t>Auth</w:t>
       </w:r>
       <w:proofErr w:type="spellEnd"/>
       <w:r>
+        <w:rPr>
+          <w:sz w:val="22"/>
+          <w:szCs w:val="22"/>
+        </w:rPr>
         <w:t>,</w:t>
       </w:r>
       <w:r>
         <w:rPr>
           <w:spacing w:val="-4"/>
+          <w:sz w:val="22"/>
+          <w:szCs w:val="22"/>
         </w:rPr>
         <w:t xml:space="preserve"> </w:t>
       </w:r>
       <w:proofErr w:type="spellStart"/>
       <w:r>
+        <w:rPr>
+          <w:sz w:val="22"/>
+          <w:szCs w:val="22"/>
+        </w:rPr>
         <w:t>Firestore</w:t>
       </w:r>
       <w:proofErr w:type="spellEnd"/>
       <w:r>
+        <w:rPr>
+          <w:sz w:val="22"/>
+          <w:szCs w:val="22"/>
+        </w:rPr>
         <w:t>,</w:t>
       </w:r>
       <w:r>
         <w:rPr>
           <w:spacing w:val="-3"/>
-        </w:rPr>
-        <w:t xml:space="preserve"> </w:t>
-      </w:r>
-      <w:r>
+          <w:sz w:val="22"/>
+          <w:szCs w:val="22"/>
+        </w:rPr>
+        <w:t xml:space="preserve"> </w:t>
+      </w:r>
+      <w:r>
+        <w:rPr>
+          <w:sz w:val="22"/>
+          <w:szCs w:val="22"/>
+        </w:rPr>
         <w:t>Storage), REST</w:t>
       </w:r>
       <w:r>
         <w:rPr>
           <w:spacing w:val="-3"/>
-        </w:rPr>
-        <w:t xml:space="preserve"> </w:t>
-      </w:r>
-      <w:r>
+          <w:sz w:val="22"/>
+          <w:szCs w:val="22"/>
+        </w:rPr>
+        <w:t xml:space="preserve"> </w:t>
+      </w:r>
+      <w:r>
+        <w:rPr>
+          <w:sz w:val="22"/>
+          <w:szCs w:val="22"/>
+        </w:rPr>
         <w:t>APIs,</w:t>
       </w:r>
       <w:r>
         <w:rPr>
           <w:spacing w:val="-4"/>
+          <w:sz w:val="22"/>
+          <w:szCs w:val="22"/>
         </w:rPr>
         <w:t xml:space="preserve"> </w:t>
       </w:r>
       <w:proofErr w:type="spellStart"/>
       <w:r>
+        <w:rPr>
+          <w:sz w:val="22"/>
+          <w:szCs w:val="22"/>
+        </w:rPr>
         <w:t>Dio</w:t>
       </w:r>
       <w:proofErr w:type="spellEnd"/>
       <w:r>
+        <w:rPr>
+          <w:sz w:val="22"/>
+          <w:szCs w:val="22"/>
+        </w:rPr>
         <w:t>,</w:t>
       </w:r>
       <w:r>
         <w:rPr>
           <w:spacing w:val="-3"/>
-        </w:rPr>
-        <w:t xml:space="preserve"> </w:t>
-      </w:r>
-      <w:r>
+          <w:sz w:val="22"/>
+          <w:szCs w:val="22"/>
+        </w:rPr>
+        <w:t xml:space="preserve"> </w:t>
+      </w:r>
+      <w:r>
+        <w:rPr>
+          <w:sz w:val="22"/>
+          <w:szCs w:val="22"/>
+        </w:rPr>
         <w:t>Hive,</w:t>
       </w:r>
       <w:r>
         <w:rPr>
           <w:spacing w:val="-3"/>
+          <w:sz w:val="22"/>
+          <w:szCs w:val="22"/>
         </w:rPr>
         <w:t xml:space="preserve"> </w:t>
       </w:r>
@@ -6438,6 +4893,8 @@
       <w:r>
         <w:rPr>
           <w:spacing w:val="-2"/>
+          <w:sz w:val="22"/>
+          <w:szCs w:val="22"/>
         </w:rPr>
         <w:t>GoRouter</w:t>
       </w:r>
@@ -6447,13 +4904,13 @@
       <w:pPr>
         <w:spacing w:line="219" w:lineRule="exact"/>
         <w:rPr>
-          <w:sz w:val="18"/>
+          <w:szCs w:val="28"/>
         </w:rPr>
       </w:pPr>
       <w:r>
         <w:rPr>
           <w:b/>
-          <w:sz w:val="18"/>
+          <w:szCs w:val="28"/>
         </w:rPr>
         <w:t>Tools</w:t>
       </w:r>
@@ -6461,14 +4918,14 @@
         <w:rPr>
           <w:b/>
           <w:spacing w:val="-2"/>
-          <w:sz w:val="18"/>
+          <w:szCs w:val="28"/>
         </w:rPr>
         <w:t xml:space="preserve"> </w:t>
       </w:r>
       <w:r>
         <w:rPr>
           <w:b/>
-          <w:sz w:val="18"/>
+          <w:szCs w:val="28"/>
         </w:rPr>
         <w:t>&amp;</w:t>
       </w:r>
@@ -6476,120 +4933,120 @@
         <w:rPr>
           <w:b/>
           <w:spacing w:val="-2"/>
-          <w:sz w:val="18"/>
+          <w:szCs w:val="28"/>
         </w:rPr>
         <w:t xml:space="preserve"> </w:t>
       </w:r>
       <w:r>
         <w:rPr>
           <w:b/>
-          <w:sz w:val="18"/>
+          <w:szCs w:val="28"/>
         </w:rPr>
         <w:t>Platforms</w:t>
       </w:r>
       <w:r>
         <w:rPr>
-          <w:sz w:val="18"/>
+          <w:szCs w:val="28"/>
         </w:rPr>
         <w:t>:</w:t>
       </w:r>
       <w:r>
         <w:rPr>
           <w:spacing w:val="-3"/>
-          <w:sz w:val="18"/>
+          <w:szCs w:val="28"/>
         </w:rPr>
         <w:t xml:space="preserve"> </w:t>
       </w:r>
       <w:proofErr w:type="spellStart"/>
       <w:r>
         <w:rPr>
-          <w:sz w:val="18"/>
+          <w:szCs w:val="28"/>
         </w:rPr>
         <w:t>Git</w:t>
       </w:r>
       <w:proofErr w:type="spellEnd"/>
       <w:r>
         <w:rPr>
-          <w:sz w:val="18"/>
+          <w:szCs w:val="28"/>
         </w:rPr>
         <w:t>,</w:t>
       </w:r>
       <w:r>
         <w:rPr>
           <w:spacing w:val="-2"/>
-          <w:sz w:val="18"/>
-        </w:rPr>
-        <w:t xml:space="preserve"> </w:t>
-      </w:r>
-      <w:r>
-        <w:rPr>
-          <w:sz w:val="18"/>
+          <w:szCs w:val="28"/>
+        </w:rPr>
+        <w:t xml:space="preserve"> </w:t>
+      </w:r>
+      <w:r>
+        <w:rPr>
+          <w:szCs w:val="28"/>
         </w:rPr>
         <w:t>GitHub,</w:t>
       </w:r>
       <w:r>
         <w:rPr>
           <w:spacing w:val="-1"/>
-          <w:sz w:val="18"/>
-        </w:rPr>
-        <w:t xml:space="preserve"> </w:t>
-      </w:r>
-      <w:r>
-        <w:rPr>
-          <w:sz w:val="18"/>
+          <w:szCs w:val="28"/>
+        </w:rPr>
+        <w:t xml:space="preserve"> </w:t>
+      </w:r>
+      <w:r>
+        <w:rPr>
+          <w:szCs w:val="28"/>
         </w:rPr>
         <w:t>Android</w:t>
       </w:r>
       <w:r>
         <w:rPr>
           <w:spacing w:val="-1"/>
-          <w:sz w:val="18"/>
-        </w:rPr>
-        <w:t xml:space="preserve"> </w:t>
-      </w:r>
-      <w:r>
-        <w:rPr>
-          <w:sz w:val="18"/>
+          <w:szCs w:val="28"/>
+        </w:rPr>
+        <w:t xml:space="preserve"> </w:t>
+      </w:r>
+      <w:r>
+        <w:rPr>
+          <w:szCs w:val="28"/>
         </w:rPr>
         <w:t>Studio,</w:t>
       </w:r>
       <w:r>
         <w:rPr>
           <w:spacing w:val="-2"/>
-          <w:sz w:val="18"/>
-        </w:rPr>
-        <w:t xml:space="preserve"> </w:t>
-      </w:r>
-      <w:r>
-        <w:rPr>
-          <w:sz w:val="18"/>
+          <w:szCs w:val="28"/>
+        </w:rPr>
+        <w:t xml:space="preserve"> </w:t>
+      </w:r>
+      <w:r>
+        <w:rPr>
+          <w:szCs w:val="28"/>
         </w:rPr>
         <w:t>VS</w:t>
       </w:r>
       <w:r>
         <w:rPr>
           <w:spacing w:val="-3"/>
-          <w:sz w:val="18"/>
-        </w:rPr>
-        <w:t xml:space="preserve"> </w:t>
-      </w:r>
-      <w:r>
-        <w:rPr>
-          <w:sz w:val="18"/>
+          <w:szCs w:val="28"/>
+        </w:rPr>
+        <w:t xml:space="preserve"> </w:t>
+      </w:r>
+      <w:r>
+        <w:rPr>
+          <w:szCs w:val="28"/>
         </w:rPr>
         <w:t>Code,</w:t>
       </w:r>
       <w:r>
         <w:rPr>
           <w:spacing w:val="-2"/>
-          <w:sz w:val="18"/>
+          <w:szCs w:val="28"/>
         </w:rPr>
         <w:t xml:space="preserve"> </w:t>
       </w:r>
       <w:r>
         <w:rPr>
           <w:spacing w:val="-5"/>
-          <w:sz w:val="18"/>
+          <w:szCs w:val="28"/>
         </w:rPr>
         <w:t>SQL</w:t>
       </w:r>
@@ -6598,13 +5055,13 @@
       <w:pPr>
         <w:spacing w:before="1" w:line="219" w:lineRule="exact"/>
         <w:rPr>
-          <w:sz w:val="18"/>
+          <w:szCs w:val="28"/>
         </w:rPr>
       </w:pPr>
       <w:r>
         <w:rPr>
           <w:b/>
-          <w:sz w:val="18"/>
+          <w:szCs w:val="28"/>
         </w:rPr>
         <w:t>Design</w:t>
       </w:r>
@@ -6612,14 +5069,14 @@
         <w:rPr>
           <w:b/>
           <w:spacing w:val="-5"/>
-          <w:sz w:val="18"/>
+          <w:szCs w:val="28"/>
         </w:rPr>
         <w:t xml:space="preserve"> </w:t>
       </w:r>
       <w:r>
         <w:rPr>
           <w:b/>
-          <w:sz w:val="18"/>
+          <w:szCs w:val="28"/>
         </w:rPr>
         <w:t>&amp;</w:t>
       </w:r>
@@ -6627,125 +5084,125 @@
         <w:rPr>
           <w:b/>
           <w:spacing w:val="-2"/>
-          <w:sz w:val="18"/>
+          <w:szCs w:val="28"/>
         </w:rPr>
         <w:t xml:space="preserve"> </w:t>
       </w:r>
       <w:r>
         <w:rPr>
           <w:b/>
-          <w:sz w:val="18"/>
+          <w:szCs w:val="28"/>
         </w:rPr>
         <w:t>Prototyping</w:t>
       </w:r>
       <w:r>
         <w:rPr>
-          <w:sz w:val="18"/>
+          <w:szCs w:val="28"/>
         </w:rPr>
         <w:t>:</w:t>
       </w:r>
       <w:r>
         <w:rPr>
           <w:spacing w:val="-3"/>
-          <w:sz w:val="18"/>
-        </w:rPr>
-        <w:t xml:space="preserve"> </w:t>
-      </w:r>
-      <w:r>
-        <w:rPr>
-          <w:sz w:val="18"/>
+          <w:szCs w:val="28"/>
+        </w:rPr>
+        <w:t xml:space="preserve"> </w:t>
+      </w:r>
+      <w:r>
+        <w:rPr>
+          <w:szCs w:val="28"/>
         </w:rPr>
         <w:t>Material</w:t>
       </w:r>
       <w:r>
         <w:rPr>
           <w:spacing w:val="-1"/>
-          <w:sz w:val="18"/>
-        </w:rPr>
-        <w:t xml:space="preserve"> </w:t>
-      </w:r>
-      <w:r>
-        <w:rPr>
-          <w:sz w:val="18"/>
+          <w:szCs w:val="28"/>
+        </w:rPr>
+        <w:t xml:space="preserve"> </w:t>
+      </w:r>
+      <w:r>
+        <w:rPr>
+          <w:szCs w:val="28"/>
         </w:rPr>
         <w:t>Design,</w:t>
       </w:r>
       <w:r>
         <w:rPr>
           <w:spacing w:val="-2"/>
-          <w:sz w:val="18"/>
-        </w:rPr>
-        <w:t xml:space="preserve"> </w:t>
-      </w:r>
-      <w:r>
-        <w:rPr>
-          <w:sz w:val="18"/>
+          <w:szCs w:val="28"/>
+        </w:rPr>
+        <w:t xml:space="preserve"> </w:t>
+      </w:r>
+      <w:r>
+        <w:rPr>
+          <w:szCs w:val="28"/>
         </w:rPr>
         <w:t>Responsive</w:t>
       </w:r>
       <w:r>
         <w:rPr>
           <w:spacing w:val="-3"/>
-          <w:sz w:val="18"/>
-        </w:rPr>
-        <w:t xml:space="preserve"> </w:t>
-      </w:r>
-      <w:r>
-        <w:rPr>
-          <w:sz w:val="18"/>
+          <w:szCs w:val="28"/>
+        </w:rPr>
+        <w:t xml:space="preserve"> </w:t>
+      </w:r>
+      <w:r>
+        <w:rPr>
+          <w:szCs w:val="28"/>
         </w:rPr>
         <w:t>UI,</w:t>
       </w:r>
       <w:r>
         <w:rPr>
           <w:spacing w:val="-3"/>
-          <w:sz w:val="18"/>
-        </w:rPr>
-        <w:t xml:space="preserve"> </w:t>
-      </w:r>
-      <w:r>
-        <w:rPr>
-          <w:sz w:val="18"/>
+          <w:szCs w:val="28"/>
+        </w:rPr>
+        <w:t xml:space="preserve"> </w:t>
+      </w:r>
+      <w:r>
+        <w:rPr>
+          <w:szCs w:val="28"/>
         </w:rPr>
         <w:t>Custom</w:t>
       </w:r>
       <w:r>
         <w:rPr>
           <w:spacing w:val="-2"/>
-          <w:sz w:val="18"/>
-        </w:rPr>
-        <w:t xml:space="preserve"> </w:t>
-      </w:r>
-      <w:r>
-        <w:rPr>
-          <w:sz w:val="18"/>
+          <w:szCs w:val="28"/>
+        </w:rPr>
+        <w:t xml:space="preserve"> </w:t>
+      </w:r>
+      <w:r>
+        <w:rPr>
+          <w:szCs w:val="28"/>
         </w:rPr>
         <w:t>Widgets,</w:t>
       </w:r>
       <w:r>
         <w:rPr>
           <w:spacing w:val="-2"/>
-          <w:sz w:val="18"/>
-        </w:rPr>
-        <w:t xml:space="preserve"> </w:t>
-      </w:r>
-      <w:r>
-        <w:rPr>
-          <w:sz w:val="18"/>
+          <w:szCs w:val="28"/>
+        </w:rPr>
+        <w:t xml:space="preserve"> </w:t>
+      </w:r>
+      <w:r>
+        <w:rPr>
+          <w:szCs w:val="28"/>
         </w:rPr>
         <w:t>Lottie</w:t>
       </w:r>
       <w:r>
         <w:rPr>
           <w:spacing w:val="-3"/>
-          <w:sz w:val="18"/>
+          <w:szCs w:val="28"/>
         </w:rPr>
         <w:t xml:space="preserve"> </w:t>
       </w:r>
       <w:r>
         <w:rPr>
           <w:spacing w:val="-2"/>
-          <w:sz w:val="18"/>
+          <w:szCs w:val="28"/>
         </w:rPr>
         <w:t>Animations</w:t>
       </w:r>
@@ -6755,78 +5212,78 @@
         <w:spacing w:line="219" w:lineRule="exact"/>
         <w:rPr>
           <w:spacing w:val="-4"/>
-          <w:sz w:val="18"/>
+          <w:szCs w:val="28"/>
         </w:rPr>
       </w:pPr>
       <w:r>
         <w:rPr>
           <w:b/>
-          <w:sz w:val="18"/>
+          <w:szCs w:val="28"/>
         </w:rPr>
         <w:t>Productivity</w:t>
       </w:r>
       <w:r>
         <w:rPr>
-          <w:sz w:val="18"/>
+          <w:szCs w:val="28"/>
         </w:rPr>
         <w:t>:</w:t>
       </w:r>
       <w:r>
         <w:rPr>
           <w:spacing w:val="-3"/>
-          <w:sz w:val="18"/>
-        </w:rPr>
-        <w:t xml:space="preserve"> </w:t>
-      </w:r>
-      <w:r>
-        <w:rPr>
-          <w:sz w:val="18"/>
+          <w:szCs w:val="28"/>
+        </w:rPr>
+        <w:t xml:space="preserve"> </w:t>
+      </w:r>
+      <w:r>
+        <w:rPr>
+          <w:szCs w:val="28"/>
         </w:rPr>
         <w:t>Excel,</w:t>
       </w:r>
       <w:r>
         <w:rPr>
           <w:spacing w:val="-3"/>
-          <w:sz w:val="18"/>
-        </w:rPr>
-        <w:t xml:space="preserve"> </w:t>
-      </w:r>
-      <w:r>
-        <w:rPr>
-          <w:sz w:val="18"/>
+          <w:szCs w:val="28"/>
+        </w:rPr>
+        <w:t xml:space="preserve"> </w:t>
+      </w:r>
+      <w:r>
+        <w:rPr>
+          <w:szCs w:val="28"/>
         </w:rPr>
         <w:t>Word,</w:t>
       </w:r>
       <w:r>
         <w:rPr>
           <w:spacing w:val="-2"/>
-          <w:sz w:val="18"/>
-        </w:rPr>
-        <w:t xml:space="preserve"> </w:t>
-      </w:r>
-      <w:r>
-        <w:rPr>
-          <w:sz w:val="18"/>
+          <w:szCs w:val="28"/>
+        </w:rPr>
+        <w:t xml:space="preserve"> </w:t>
+      </w:r>
+      <w:r>
+        <w:rPr>
+          <w:szCs w:val="28"/>
         </w:rPr>
         <w:t>PowerPoint,</w:t>
       </w:r>
       <w:r>
         <w:rPr>
           <w:spacing w:val="-3"/>
-          <w:sz w:val="18"/>
-        </w:rPr>
-        <w:t xml:space="preserve"> </w:t>
-      </w:r>
-      <w:r>
-        <w:rPr>
-          <w:sz w:val="18"/>
+          <w:szCs w:val="28"/>
+        </w:rPr>
+        <w:t xml:space="preserve"> </w:t>
+      </w:r>
+      <w:r>
+        <w:rPr>
+          <w:szCs w:val="28"/>
         </w:rPr>
         <w:t>VS</w:t>
       </w:r>
       <w:r>
         <w:rPr>
           <w:spacing w:val="-4"/>
-          <w:sz w:val="18"/>
+          <w:szCs w:val="28"/>
         </w:rPr>
         <w:t xml:space="preserve"> Code</w:t>
       </w:r>
@@ -6836,16 +5293,7 @@
         <w:spacing w:line="219" w:lineRule="exact"/>
         <w:rPr>
           <w:spacing w:val="-4"/>
-          <w:sz w:val="18"/>
-        </w:rPr>
-      </w:pPr>
-    </w:p>
-    <w:p>
-      <w:pPr>
-        <w:spacing w:line="219" w:lineRule="exact"/>
-        <w:rPr>
-          <w:spacing w:val="-4"/>
-          <w:sz w:val="18"/>
+          <w:szCs w:val="28"/>
         </w:rPr>
       </w:pPr>
     </w:p>
@@ -6854,19 +5302,31 @@
         <w:pStyle w:val="Heading2"/>
         <w:spacing w:before="122"/>
         <w:ind w:right="44"/>
-      </w:pPr>
-      <w:r>
+        <w:rPr>
+          <w:sz w:val="24"/>
+          <w:szCs w:val="24"/>
+        </w:rPr>
+      </w:pPr>
+      <w:r>
+        <w:rPr>
+          <w:sz w:val="24"/>
+          <w:szCs w:val="24"/>
+        </w:rPr>
         <w:t>SOFT</w:t>
       </w:r>
       <w:r>
         <w:rPr>
           <w:spacing w:val="-9"/>
+          <w:sz w:val="24"/>
+          <w:szCs w:val="24"/>
         </w:rPr>
         <w:t xml:space="preserve"> </w:t>
       </w:r>
       <w:r>
         <w:rPr>
           <w:spacing w:val="-2"/>
+          <w:sz w:val="24"/>
+          <w:szCs w:val="24"/>
         </w:rPr>
         <w:t>SKILLS</w:t>
       </w:r>
@@ -6877,22 +5337,538 @@
         <w:spacing w:before="78"/>
         <w:rPr>
           <w:b/>
+          <w:sz w:val="22"/>
+          <w:szCs w:val="22"/>
         </w:rPr>
       </w:pPr>
       <w:r>
         <w:rPr>
           <w:noProof/>
+          <w:sz w:val="22"/>
+          <w:szCs w:val="22"/>
         </w:rPr>
         <mc:AlternateContent>
           <mc:Choice Requires="wpg">
             <w:drawing>
-              <wp:anchor distT="0" distB="0" distL="0" distR="0" simplePos="0" relativeHeight="251681280" behindDoc="0" locked="0" layoutInCell="1" allowOverlap="1" wp14:anchorId="25049AE8" wp14:editId="3CB76F74">
+              <wp:anchor distT="0" distB="0" distL="0" distR="0" simplePos="0" relativeHeight="251671040" behindDoc="0" locked="0" layoutInCell="1" allowOverlap="1" wp14:anchorId="09C9EE80" wp14:editId="22CF635E">
                 <wp:simplePos x="0" y="0"/>
                 <wp:positionH relativeFrom="page">
-                  <wp:posOffset>457200</wp:posOffset>
+                  <wp:posOffset>460375</wp:posOffset>
                 </wp:positionH>
                 <wp:positionV relativeFrom="page">
-                  <wp:posOffset>6172200</wp:posOffset>
+                  <wp:posOffset>4663470</wp:posOffset>
+                </wp:positionV>
+                <wp:extent cx="6859270" cy="20955"/>
+                <wp:effectExtent l="0" t="0" r="0" b="0"/>
+                <wp:wrapNone/>
+                <wp:docPr id="197" name="Group 197"/>
+                <wp:cNvGraphicFramePr>
+                  <a:graphicFrameLocks xmlns:a="http://schemas.openxmlformats.org/drawingml/2006/main"/>
+                </wp:cNvGraphicFramePr>
+                <a:graphic xmlns:a="http://schemas.openxmlformats.org/drawingml/2006/main">
+                  <a:graphicData uri="http://schemas.microsoft.com/office/word/2010/wordprocessingGroup">
+                    <wpg:wgp>
+                      <wpg:cNvGrpSpPr>
+                        <a:grpSpLocks/>
+                      </wpg:cNvGrpSpPr>
+                      <wpg:grpSpPr>
+                        <a:xfrm>
+                          <a:off x="0" y="0"/>
+                          <a:ext cx="6859270" cy="20955"/>
+                          <a:chOff x="0" y="0"/>
+                          <a:chExt cx="6859270" cy="20955"/>
+                        </a:xfrm>
+                      </wpg:grpSpPr>
+                      <wps:wsp>
+                        <wps:cNvPr id="198" name="Graphic 37"/>
+                        <wps:cNvSpPr/>
+                        <wps:spPr>
+                          <a:xfrm>
+                            <a:off x="0" y="0"/>
+                            <a:ext cx="6858000" cy="19685"/>
+                          </a:xfrm>
+                          <a:custGeom>
+                            <a:avLst/>
+                            <a:gdLst/>
+                            <a:ahLst/>
+                            <a:cxnLst/>
+                            <a:rect l="l" t="t" r="r" b="b"/>
+                            <a:pathLst>
+                              <a:path w="6858000" h="19685">
+                                <a:moveTo>
+                                  <a:pt x="6858000" y="0"/>
+                                </a:moveTo>
+                                <a:lnTo>
+                                  <a:pt x="0" y="0"/>
+                                </a:lnTo>
+                                <a:lnTo>
+                                  <a:pt x="0" y="901"/>
+                                </a:lnTo>
+                                <a:lnTo>
+                                  <a:pt x="0" y="3937"/>
+                                </a:lnTo>
+                                <a:lnTo>
+                                  <a:pt x="0" y="19685"/>
+                                </a:lnTo>
+                                <a:lnTo>
+                                  <a:pt x="6858000" y="19685"/>
+                                </a:lnTo>
+                                <a:lnTo>
+                                  <a:pt x="6858000" y="0"/>
+                                </a:lnTo>
+                                <a:close/>
+                              </a:path>
+                            </a:pathLst>
+                          </a:custGeom>
+                          <a:solidFill>
+                            <a:srgbClr val="9F9F9F"/>
+                          </a:solidFill>
+                        </wps:spPr>
+                        <wps:bodyPr wrap="square" lIns="0" tIns="0" rIns="0" bIns="0" rtlCol="0">
+                          <a:prstTxWarp prst="textNoShape">
+                            <a:avLst/>
+                          </a:prstTxWarp>
+                          <a:noAutofit/>
+                        </wps:bodyPr>
+                      </wps:wsp>
+                      <wps:wsp>
+                        <wps:cNvPr id="199" name="Graphic 38"/>
+                        <wps:cNvSpPr/>
+                        <wps:spPr>
+                          <a:xfrm>
+                            <a:off x="6856221" y="889"/>
+                            <a:ext cx="3175" cy="3175"/>
+                          </a:xfrm>
+                          <a:custGeom>
+                            <a:avLst/>
+                            <a:gdLst/>
+                            <a:ahLst/>
+                            <a:cxnLst/>
+                            <a:rect l="l" t="t" r="r" b="b"/>
+                            <a:pathLst>
+                              <a:path w="3175" h="3175">
+                                <a:moveTo>
+                                  <a:pt x="3047" y="0"/>
+                                </a:moveTo>
+                                <a:lnTo>
+                                  <a:pt x="0" y="0"/>
+                                </a:lnTo>
+                                <a:lnTo>
+                                  <a:pt x="0" y="3047"/>
+                                </a:lnTo>
+                                <a:lnTo>
+                                  <a:pt x="3047" y="3047"/>
+                                </a:lnTo>
+                                <a:lnTo>
+                                  <a:pt x="3047" y="0"/>
+                                </a:lnTo>
+                                <a:close/>
+                              </a:path>
+                            </a:pathLst>
+                          </a:custGeom>
+                          <a:solidFill>
+                            <a:srgbClr val="E2E2E2"/>
+                          </a:solidFill>
+                        </wps:spPr>
+                        <wps:bodyPr wrap="square" lIns="0" tIns="0" rIns="0" bIns="0" rtlCol="0">
+                          <a:prstTxWarp prst="textNoShape">
+                            <a:avLst/>
+                          </a:prstTxWarp>
+                          <a:noAutofit/>
+                        </wps:bodyPr>
+                      </wps:wsp>
+                      <wps:wsp>
+                        <wps:cNvPr id="200" name="Graphic 39"/>
+                        <wps:cNvSpPr/>
+                        <wps:spPr>
+                          <a:xfrm>
+                            <a:off x="0" y="901"/>
+                            <a:ext cx="6859270" cy="17145"/>
+                          </a:xfrm>
+                          <a:custGeom>
+                            <a:avLst/>
+                            <a:gdLst/>
+                            <a:ahLst/>
+                            <a:cxnLst/>
+                            <a:rect l="l" t="t" r="r" b="b"/>
+                            <a:pathLst>
+                              <a:path w="6859270" h="17145">
+                                <a:moveTo>
+                                  <a:pt x="3048" y="3048"/>
+                                </a:moveTo>
+                                <a:lnTo>
+                                  <a:pt x="0" y="3048"/>
+                                </a:lnTo>
+                                <a:lnTo>
+                                  <a:pt x="0" y="16751"/>
+                                </a:lnTo>
+                                <a:lnTo>
+                                  <a:pt x="3048" y="16751"/>
+                                </a:lnTo>
+                                <a:lnTo>
+                                  <a:pt x="3048" y="3048"/>
+                                </a:lnTo>
+                                <a:close/>
+                              </a:path>
+                              <a:path w="6859270" h="17145">
+                                <a:moveTo>
+                                  <a:pt x="6859257" y="0"/>
+                                </a:moveTo>
+                                <a:lnTo>
+                                  <a:pt x="6856222" y="0"/>
+                                </a:lnTo>
+                                <a:lnTo>
+                                  <a:pt x="6856222" y="3035"/>
+                                </a:lnTo>
+                                <a:lnTo>
+                                  <a:pt x="6859257" y="3035"/>
+                                </a:lnTo>
+                                <a:lnTo>
+                                  <a:pt x="6859257" y="0"/>
+                                </a:lnTo>
+                                <a:close/>
+                              </a:path>
+                            </a:pathLst>
+                          </a:custGeom>
+                          <a:solidFill>
+                            <a:srgbClr val="9F9F9F"/>
+                          </a:solidFill>
+                        </wps:spPr>
+                        <wps:bodyPr wrap="square" lIns="0" tIns="0" rIns="0" bIns="0" rtlCol="0">
+                          <a:prstTxWarp prst="textNoShape">
+                            <a:avLst/>
+                          </a:prstTxWarp>
+                          <a:noAutofit/>
+                        </wps:bodyPr>
+                      </wps:wsp>
+                      <wps:wsp>
+                        <wps:cNvPr id="201" name="Graphic 40"/>
+                        <wps:cNvSpPr/>
+                        <wps:spPr>
+                          <a:xfrm>
+                            <a:off x="6856221" y="3937"/>
+                            <a:ext cx="3175" cy="13970"/>
+                          </a:xfrm>
+                          <a:custGeom>
+                            <a:avLst/>
+                            <a:gdLst/>
+                            <a:ahLst/>
+                            <a:cxnLst/>
+                            <a:rect l="l" t="t" r="r" b="b"/>
+                            <a:pathLst>
+                              <a:path w="3175" h="13970">
+                                <a:moveTo>
+                                  <a:pt x="3047" y="0"/>
+                                </a:moveTo>
+                                <a:lnTo>
+                                  <a:pt x="0" y="0"/>
+                                </a:lnTo>
+                                <a:lnTo>
+                                  <a:pt x="0" y="13715"/>
+                                </a:lnTo>
+                                <a:lnTo>
+                                  <a:pt x="3047" y="13715"/>
+                                </a:lnTo>
+                                <a:lnTo>
+                                  <a:pt x="3047" y="0"/>
+                                </a:lnTo>
+                                <a:close/>
+                              </a:path>
+                            </a:pathLst>
+                          </a:custGeom>
+                          <a:solidFill>
+                            <a:srgbClr val="E2E2E2"/>
+                          </a:solidFill>
+                        </wps:spPr>
+                        <wps:bodyPr wrap="square" lIns="0" tIns="0" rIns="0" bIns="0" rtlCol="0">
+                          <a:prstTxWarp prst="textNoShape">
+                            <a:avLst/>
+                          </a:prstTxWarp>
+                          <a:noAutofit/>
+                        </wps:bodyPr>
+                      </wps:wsp>
+                      <wps:wsp>
+                        <wps:cNvPr id="202" name="Graphic 41"/>
+                        <wps:cNvSpPr/>
+                        <wps:spPr>
+                          <a:xfrm>
+                            <a:off x="0" y="17652"/>
+                            <a:ext cx="3175" cy="3175"/>
+                          </a:xfrm>
+                          <a:custGeom>
+                            <a:avLst/>
+                            <a:gdLst/>
+                            <a:ahLst/>
+                            <a:cxnLst/>
+                            <a:rect l="l" t="t" r="r" b="b"/>
+                            <a:pathLst>
+                              <a:path w="3175" h="3175">
+                                <a:moveTo>
+                                  <a:pt x="3048" y="0"/>
+                                </a:moveTo>
+                                <a:lnTo>
+                                  <a:pt x="0" y="0"/>
+                                </a:lnTo>
+                                <a:lnTo>
+                                  <a:pt x="0" y="3048"/>
+                                </a:lnTo>
+                                <a:lnTo>
+                                  <a:pt x="3048" y="3048"/>
+                                </a:lnTo>
+                                <a:lnTo>
+                                  <a:pt x="3048" y="0"/>
+                                </a:lnTo>
+                                <a:close/>
+                              </a:path>
+                            </a:pathLst>
+                          </a:custGeom>
+                          <a:solidFill>
+                            <a:srgbClr val="9F9F9F"/>
+                          </a:solidFill>
+                        </wps:spPr>
+                        <wps:bodyPr wrap="square" lIns="0" tIns="0" rIns="0" bIns="0" rtlCol="0">
+                          <a:prstTxWarp prst="textNoShape">
+                            <a:avLst/>
+                          </a:prstTxWarp>
+                          <a:noAutofit/>
+                        </wps:bodyPr>
+                      </wps:wsp>
+                      <wps:wsp>
+                        <wps:cNvPr id="203" name="Graphic 42"/>
+                        <wps:cNvSpPr/>
+                        <wps:spPr>
+                          <a:xfrm>
+                            <a:off x="0" y="17652"/>
+                            <a:ext cx="6859270" cy="3175"/>
+                          </a:xfrm>
+                          <a:custGeom>
+                            <a:avLst/>
+                            <a:gdLst/>
+                            <a:ahLst/>
+                            <a:cxnLst/>
+                            <a:rect l="l" t="t" r="r" b="b"/>
+                            <a:pathLst>
+                              <a:path w="6859270" h="3175">
+                                <a:moveTo>
+                                  <a:pt x="6859257" y="0"/>
+                                </a:moveTo>
+                                <a:lnTo>
+                                  <a:pt x="6856222" y="0"/>
+                                </a:lnTo>
+                                <a:lnTo>
+                                  <a:pt x="3048" y="0"/>
+                                </a:lnTo>
+                                <a:lnTo>
+                                  <a:pt x="0" y="0"/>
+                                </a:lnTo>
+                                <a:lnTo>
+                                  <a:pt x="0" y="3048"/>
+                                </a:lnTo>
+                                <a:lnTo>
+                                  <a:pt x="3048" y="3048"/>
+                                </a:lnTo>
+                                <a:lnTo>
+                                  <a:pt x="6856222" y="3048"/>
+                                </a:lnTo>
+                                <a:lnTo>
+                                  <a:pt x="6859257" y="3048"/>
+                                </a:lnTo>
+                                <a:lnTo>
+                                  <a:pt x="6859257" y="0"/>
+                                </a:lnTo>
+                                <a:close/>
+                              </a:path>
+                            </a:pathLst>
+                          </a:custGeom>
+                          <a:solidFill>
+                            <a:srgbClr val="E2E2E2"/>
+                          </a:solidFill>
+                        </wps:spPr>
+                        <wps:bodyPr wrap="square" lIns="0" tIns="0" rIns="0" bIns="0" rtlCol="0">
+                          <a:prstTxWarp prst="textNoShape">
+                            <a:avLst/>
+                          </a:prstTxWarp>
+                          <a:noAutofit/>
+                        </wps:bodyPr>
+                      </wps:wsp>
+                    </wpg:wgp>
+                  </a:graphicData>
+                </a:graphic>
+              </wp:anchor>
+            </w:drawing>
+          </mc:Choice>
+          <mc:Fallback>
+            <w:pict>
+              <v:group w14:anchorId="49B008F2" id="Group 197" o:spid="_x0000_s1026" style="position:absolute;margin-left:36.25pt;margin-top:367.2pt;width:540.1pt;height:1.65pt;z-index:251671040;mso-wrap-distance-left:0;mso-wrap-distance-right:0;mso-position-horizontal-relative:page;mso-position-vertical-relative:page" coordsize="68592,209" o:gfxdata="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">
+                <v:shape id="Graphic 37" o:spid="_x0000_s1027" style="position:absolute;width:68580;height:196;visibility:visible;mso-wrap-style:square;v-text-anchor:top" coordsize="6858000,19685" o:gfxdata="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" path="m6858000,l,,,901,,3937,,19685r6858000,l6858000,xe" fillcolor="#9f9f9f" stroked="f">
+                  <v:path arrowok="t"/>
+                </v:shape>
+                <v:shape id="Graphic 38" o:spid="_x0000_s1028" style="position:absolute;left:68562;top:8;width:31;height:32;visibility:visible;mso-wrap-style:square;v-text-anchor:top" coordsize="3175,3175" o:gfxdata="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" path="m3047,l,,,3047r3047,l3047,xe" fillcolor="#e2e2e2" stroked="f">
+                  <v:path arrowok="t"/>
+                </v:shape>
+                <v:shape id="Graphic 39" o:spid="_x0000_s1029" style="position:absolute;top:9;width:68592;height:171;visibility:visible;mso-wrap-style:square;v-text-anchor:top" coordsize="6859270,17145" o:gfxdata="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" path="m3048,3048l,3048,,16751r3048,l3048,3048xem6859257,r-3035,l6856222,3035r3035,l6859257,xe" fillcolor="#9f9f9f" stroked="f">
+                  <v:path arrowok="t"/>
+                </v:shape>
+                <v:shape id="Graphic 40" o:spid="_x0000_s1030" style="position:absolute;left:68562;top:39;width:31;height:140;visibility:visible;mso-wrap-style:square;v-text-anchor:top" coordsize="3175,13970" o:gfxdata="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" path="m3047,l,,,13715r3047,l3047,xe" fillcolor="#e2e2e2" stroked="f">
+                  <v:path arrowok="t"/>
+                </v:shape>
+                <v:shape id="Graphic 41" o:spid="_x0000_s1031" style="position:absolute;top:176;width:31;height:32;visibility:visible;mso-wrap-style:square;v-text-anchor:top" coordsize="3175,3175" o:gfxdata="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" path="m3048,l,,,3048r3048,l3048,xe" fillcolor="#9f9f9f" stroked="f">
+                  <v:path arrowok="t"/>
+                </v:shape>
+                <v:shape id="Graphic 42" o:spid="_x0000_s1032" style="position:absolute;top:176;width:68592;height:32;visibility:visible;mso-wrap-style:square;v-text-anchor:top" coordsize="6859270,3175" o:gfxdata="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" path="m6859257,r-3035,l3048,,,,,3048r3048,l6856222,3048r3035,l6859257,xe" fillcolor="#e2e2e2" stroked="f">
+                  <v:path arrowok="t"/>
+                </v:shape>
+                <w10:wrap anchorx="page" anchory="page"/>
+              </v:group>
+            </w:pict>
+          </mc:Fallback>
+        </mc:AlternateContent>
+      </w:r>
+    </w:p>
+    <w:p>
+      <w:pPr>
+        <w:pStyle w:val="BodyText"/>
+        <w:numPr>
+          <w:ilvl w:val="0"/>
+          <w:numId w:val="2"/>
+        </w:numPr>
+        <w:rPr>
+          <w:sz w:val="22"/>
+          <w:szCs w:val="22"/>
+        </w:rPr>
+      </w:pPr>
+      <w:r>
+        <w:rPr>
+          <w:sz w:val="22"/>
+          <w:szCs w:val="22"/>
+        </w:rPr>
+        <w:t>Teamwork</w:t>
+      </w:r>
+    </w:p>
+    <w:p>
+      <w:pPr>
+        <w:pStyle w:val="BodyText"/>
+        <w:numPr>
+          <w:ilvl w:val="0"/>
+          <w:numId w:val="2"/>
+        </w:numPr>
+        <w:rPr>
+          <w:sz w:val="22"/>
+          <w:szCs w:val="22"/>
+        </w:rPr>
+      </w:pPr>
+      <w:r>
+        <w:rPr>
+          <w:sz w:val="22"/>
+          <w:szCs w:val="22"/>
+        </w:rPr>
+        <w:t>Adaptability</w:t>
+      </w:r>
+      <w:bookmarkStart w:id="0" w:name="_GoBack"/>
+      <w:bookmarkEnd w:id="0"/>
+    </w:p>
+    <w:p>
+      <w:pPr>
+        <w:pStyle w:val="BodyText"/>
+        <w:numPr>
+          <w:ilvl w:val="0"/>
+          <w:numId w:val="2"/>
+        </w:numPr>
+        <w:rPr>
+          <w:sz w:val="22"/>
+          <w:szCs w:val="22"/>
+        </w:rPr>
+      </w:pPr>
+      <w:r>
+        <w:rPr>
+          <w:sz w:val="22"/>
+          <w:szCs w:val="22"/>
+        </w:rPr>
+        <w:t>Problem-Solving</w:t>
+      </w:r>
+    </w:p>
+    <w:p>
+      <w:pPr>
+        <w:pStyle w:val="BodyText"/>
+        <w:numPr>
+          <w:ilvl w:val="0"/>
+          <w:numId w:val="2"/>
+        </w:numPr>
+        <w:rPr>
+          <w:spacing w:val="-2"/>
+          <w:sz w:val="22"/>
+          <w:szCs w:val="22"/>
+        </w:rPr>
+      </w:pPr>
+      <w:r>
+        <w:rPr>
+          <w:sz w:val="22"/>
+          <w:szCs w:val="22"/>
+        </w:rPr>
+        <w:t>Quick</w:t>
+      </w:r>
+      <w:r>
+        <w:rPr>
+          <w:spacing w:val="-2"/>
+          <w:sz w:val="22"/>
+          <w:szCs w:val="22"/>
+        </w:rPr>
+        <w:t xml:space="preserve"> Learner</w:t>
+      </w:r>
+    </w:p>
+    <w:p>
+      <w:pPr>
+        <w:pStyle w:val="BodyText"/>
+        <w:rPr>
+          <w:spacing w:val="-2"/>
+          <w:sz w:val="22"/>
+          <w:szCs w:val="22"/>
+        </w:rPr>
+      </w:pPr>
+    </w:p>
+    <w:p>
+      <w:pPr>
+        <w:pStyle w:val="Heading2"/>
+        <w:rPr>
+          <w:sz w:val="24"/>
+          <w:szCs w:val="24"/>
+        </w:rPr>
+      </w:pPr>
+      <w:r>
+        <w:rPr>
+          <w:spacing w:val="-2"/>
+          <w:sz w:val="24"/>
+          <w:szCs w:val="24"/>
+        </w:rPr>
+        <w:t>LANGUAGES</w:t>
+      </w:r>
+    </w:p>
+    <w:p>
+      <w:pPr>
+        <w:pStyle w:val="BodyText"/>
+        <w:spacing w:before="76"/>
+        <w:rPr>
+          <w:b/>
+          <w:sz w:val="22"/>
+          <w:szCs w:val="22"/>
+        </w:rPr>
+      </w:pPr>
+      <w:r>
+        <w:rPr>
+          <w:noProof/>
+          <w:sz w:val="22"/>
+          <w:szCs w:val="22"/>
+        </w:rPr>
+        <mc:AlternateContent>
+          <mc:Choice Requires="wpg">
+            <w:drawing>
+              <wp:anchor distT="0" distB="0" distL="0" distR="0" simplePos="0" relativeHeight="251665920" behindDoc="0" locked="0" layoutInCell="1" allowOverlap="1" wp14:anchorId="0923CFD7" wp14:editId="3DE9118B">
+                <wp:simplePos x="0" y="0"/>
+                <wp:positionH relativeFrom="page">
+                  <wp:posOffset>460375</wp:posOffset>
+                </wp:positionH>
+                <wp:positionV relativeFrom="page">
+                  <wp:posOffset>5957881</wp:posOffset>
                 </wp:positionV>
                 <wp:extent cx="6859270" cy="20955"/>
                 <wp:effectExtent l="0" t="0" r="0" b="0"/>
@@ -7235,7 +6211,7 @@
           </mc:Choice>
           <mc:Fallback>
             <w:pict>
-              <v:group w14:anchorId="7AD05878" id="Group 190" o:spid="_x0000_s1026" style="position:absolute;margin-left:36pt;margin-top:486pt;width:540.1pt;height:1.65pt;z-index:251681280;mso-wrap-distance-left:0;mso-wrap-distance-right:0;mso-position-horizontal-relative:page;mso-position-vertical-relative:page" coordsize="68592,209" o:gfxdata="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">
+              <v:group w14:anchorId="7BBD8BDA" id="Group 190" o:spid="_x0000_s1026" style="position:absolute;margin-left:36.25pt;margin-top:469.1pt;width:540.1pt;height:1.65pt;z-index:251665920;mso-wrap-distance-left:0;mso-wrap-distance-right:0;mso-position-horizontal-relative:page;mso-position-vertical-relative:page" coordsize="68592,209" o:gfxdata="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">
                 <v:shape id="Graphic 37" o:spid="_x0000_s1027" style="position:absolute;width:68580;height:196;visibility:visible;mso-wrap-style:square;v-text-anchor:top" coordsize="6858000,19685" o:gfxdata="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" path="m6858000,l,,,901,,3937,,19685r6858000,l6858000,xe" fillcolor="#9f9f9f" stroked="f">
                   <v:path arrowok="t"/>
                 </v:shape>
@@ -7264,629 +6240,109 @@
     <w:p>
       <w:pPr>
         <w:pStyle w:val="BodyText"/>
-        <w:numPr>
-          <w:ilvl w:val="0"/>
-          <w:numId w:val="2"/>
-        </w:numPr>
-      </w:pPr>
-      <w:r>
-        <w:t>Teamwork</w:t>
+        <w:rPr>
+          <w:spacing w:val="38"/>
+          <w:sz w:val="22"/>
+          <w:szCs w:val="22"/>
+        </w:rPr>
+      </w:pPr>
+      <w:r>
+        <w:rPr>
+          <w:sz w:val="22"/>
+          <w:szCs w:val="22"/>
+        </w:rPr>
+        <w:t>Arabic</w:t>
+      </w:r>
+      <w:r>
+        <w:rPr>
+          <w:sz w:val="22"/>
+          <w:szCs w:val="22"/>
+        </w:rPr>
+        <w:t xml:space="preserve"> -</w:t>
+      </w:r>
+      <w:r>
+        <w:rPr>
+          <w:spacing w:val="-2"/>
+          <w:sz w:val="22"/>
+          <w:szCs w:val="22"/>
+        </w:rPr>
+        <w:t xml:space="preserve"> </w:t>
+      </w:r>
+      <w:r>
+        <w:rPr>
+          <w:sz w:val="22"/>
+          <w:szCs w:val="22"/>
+        </w:rPr>
+        <w:t>Native</w:t>
       </w:r>
     </w:p>
     <w:p>
       <w:pPr>
         <w:pStyle w:val="BodyText"/>
-        <w:numPr>
-          <w:ilvl w:val="0"/>
-          <w:numId w:val="2"/>
-        </w:numPr>
-      </w:pPr>
-      <w:r>
-        <w:t>Time</w:t>
-      </w:r>
-      <w:r>
-        <w:rPr>
-          <w:spacing w:val="-5"/>
-        </w:rPr>
-        <w:t xml:space="preserve"> </w:t>
-      </w:r>
-      <w:r>
-        <w:t>Management</w:t>
+        <w:rPr>
+          <w:spacing w:val="-4"/>
+          <w:sz w:val="22"/>
+          <w:szCs w:val="22"/>
+        </w:rPr>
+      </w:pPr>
+      <w:r>
+        <w:rPr>
+          <w:sz w:val="22"/>
+          <w:szCs w:val="22"/>
+        </w:rPr>
+        <w:t>English</w:t>
+      </w:r>
+      <w:r>
+        <w:rPr>
+          <w:sz w:val="22"/>
+          <w:szCs w:val="22"/>
+        </w:rPr>
+        <w:t xml:space="preserve"> -</w:t>
+      </w:r>
+      <w:r>
+        <w:rPr>
+          <w:spacing w:val="-2"/>
+          <w:sz w:val="22"/>
+          <w:szCs w:val="22"/>
+        </w:rPr>
+        <w:t xml:space="preserve"> </w:t>
+      </w:r>
+      <w:r>
+        <w:rPr>
+          <w:spacing w:val="-4"/>
+          <w:sz w:val="22"/>
+          <w:szCs w:val="22"/>
+        </w:rPr>
+        <w:t>Fluent</w:t>
       </w:r>
     </w:p>
     <w:p>
       <w:pPr>
         <w:pStyle w:val="BodyText"/>
-        <w:numPr>
-          <w:ilvl w:val="0"/>
-          <w:numId w:val="2"/>
-        </w:numPr>
-      </w:pPr>
-      <w:r>
-        <w:t>Adaptability</w:t>
-      </w:r>
+        <w:spacing w:before="158"/>
+        <w:rPr>
+          <w:sz w:val="22"/>
+          <w:szCs w:val="22"/>
+        </w:rPr>
+      </w:pPr>
     </w:p>
     <w:p>
       <w:pPr>
         <w:pStyle w:val="BodyText"/>
-        <w:numPr>
-          <w:ilvl w:val="0"/>
-          <w:numId w:val="2"/>
-        </w:numPr>
-      </w:pPr>
-      <w:r>
-        <w:t>Communication</w:t>
-      </w:r>
+        <w:rPr>
+          <w:spacing w:val="-4"/>
+          <w:sz w:val="22"/>
+          <w:szCs w:val="22"/>
+        </w:rPr>
+      </w:pPr>
     </w:p>
     <w:p>
       <w:pPr>
         <w:pStyle w:val="BodyText"/>
-        <w:numPr>
-          <w:ilvl w:val="0"/>
-          <w:numId w:val="2"/>
-        </w:numPr>
-      </w:pPr>
-      <w:r>
-        <w:t>Attention</w:t>
-      </w:r>
-      <w:r>
         <w:rPr>
           <w:spacing w:val="-4"/>
-        </w:rPr>
-        <w:t xml:space="preserve"> </w:t>
-      </w:r>
-      <w:r>
-        <w:t>to</w:t>
-      </w:r>
-      <w:r>
-        <w:rPr>
-          <w:spacing w:val="-3"/>
-        </w:rPr>
-        <w:t xml:space="preserve"> </w:t>
-      </w:r>
-      <w:r>
-        <w:t>Detail</w:t>
-      </w:r>
-    </w:p>
-    <w:p>
-      <w:pPr>
-        <w:pStyle w:val="BodyText"/>
-        <w:numPr>
-          <w:ilvl w:val="0"/>
-          <w:numId w:val="2"/>
-        </w:numPr>
-      </w:pPr>
-      <w:r>
-        <w:t>Critical</w:t>
-      </w:r>
-      <w:r>
-        <w:rPr>
-          <w:spacing w:val="-4"/>
-        </w:rPr>
-        <w:t xml:space="preserve"> </w:t>
-      </w:r>
-      <w:r>
-        <w:t>Thinking</w:t>
-      </w:r>
-    </w:p>
-    <w:p>
-      <w:pPr>
-        <w:pStyle w:val="BodyText"/>
-        <w:numPr>
-          <w:ilvl w:val="0"/>
-          <w:numId w:val="2"/>
-        </w:numPr>
-      </w:pPr>
-      <w:r>
-        <w:t>Problem-Solving</w:t>
-      </w:r>
-    </w:p>
-    <w:p>
-      <w:pPr>
-        <w:pStyle w:val="BodyText"/>
-        <w:numPr>
-          <w:ilvl w:val="0"/>
-          <w:numId w:val="2"/>
-        </w:numPr>
-        <w:rPr>
-          <w:spacing w:val="-2"/>
-        </w:rPr>
-      </w:pPr>
-      <w:r>
-        <w:t>Fast</w:t>
-      </w:r>
-      <w:r>
-        <w:rPr>
-          <w:spacing w:val="-2"/>
-        </w:rPr>
-        <w:t xml:space="preserve"> Learner</w:t>
-      </w:r>
-    </w:p>
-    <w:p>
-      <w:pPr>
-        <w:pStyle w:val="BodyText"/>
-        <w:rPr>
-          <w:spacing w:val="-2"/>
-        </w:rPr>
-      </w:pPr>
-    </w:p>
-    <w:p>
-      <w:pPr>
-        <w:pStyle w:val="BodyText"/>
-        <w:rPr>
-          <w:spacing w:val="-2"/>
-        </w:rPr>
-      </w:pPr>
-    </w:p>
-    <w:p>
-      <w:pPr>
-        <w:pStyle w:val="Heading2"/>
-      </w:pPr>
-      <w:r>
-        <w:rPr>
-          <w:spacing w:val="-2"/>
-        </w:rPr>
-        <w:t>LANGUAGES</w:t>
-      </w:r>
-    </w:p>
-    <w:p>
-      <w:pPr>
-        <w:pStyle w:val="BodyText"/>
-        <w:spacing w:before="76"/>
-        <w:rPr>
-          <w:b/>
-        </w:rPr>
-      </w:pPr>
-      <w:r>
-        <w:rPr>
-          <w:noProof/>
-        </w:rPr>
-        <mc:AlternateContent>
-          <mc:Choice Requires="wpg">
-            <w:drawing>
-              <wp:anchor distT="0" distB="0" distL="0" distR="0" simplePos="0" relativeHeight="251684352" behindDoc="0" locked="0" layoutInCell="1" allowOverlap="1" wp14:anchorId="0CAF37FF" wp14:editId="3903FC6B">
-                <wp:simplePos x="0" y="0"/>
-                <wp:positionH relativeFrom="page">
-                  <wp:posOffset>454151</wp:posOffset>
-                </wp:positionH>
-                <wp:positionV relativeFrom="page">
-                  <wp:posOffset>7962900</wp:posOffset>
-                </wp:positionV>
-                <wp:extent cx="6859270" cy="20955"/>
-                <wp:effectExtent l="0" t="0" r="0" b="0"/>
-                <wp:wrapNone/>
-                <wp:docPr id="197" name="Group 197"/>
-                <wp:cNvGraphicFramePr>
-                  <a:graphicFrameLocks xmlns:a="http://schemas.openxmlformats.org/drawingml/2006/main"/>
-                </wp:cNvGraphicFramePr>
-                <a:graphic xmlns:a="http://schemas.openxmlformats.org/drawingml/2006/main">
-                  <a:graphicData uri="http://schemas.microsoft.com/office/word/2010/wordprocessingGroup">
-                    <wpg:wgp>
-                      <wpg:cNvGrpSpPr>
-                        <a:grpSpLocks/>
-                      </wpg:cNvGrpSpPr>
-                      <wpg:grpSpPr>
-                        <a:xfrm>
-                          <a:off x="0" y="0"/>
-                          <a:ext cx="6859270" cy="20955"/>
-                          <a:chOff x="0" y="0"/>
-                          <a:chExt cx="6859270" cy="20955"/>
-                        </a:xfrm>
-                      </wpg:grpSpPr>
-                      <wps:wsp>
-                        <wps:cNvPr id="198" name="Graphic 37"/>
-                        <wps:cNvSpPr/>
-                        <wps:spPr>
-                          <a:xfrm>
-                            <a:off x="0" y="0"/>
-                            <a:ext cx="6858000" cy="19685"/>
-                          </a:xfrm>
-                          <a:custGeom>
-                            <a:avLst/>
-                            <a:gdLst/>
-                            <a:ahLst/>
-                            <a:cxnLst/>
-                            <a:rect l="l" t="t" r="r" b="b"/>
-                            <a:pathLst>
-                              <a:path w="6858000" h="19685">
-                                <a:moveTo>
-                                  <a:pt x="6858000" y="0"/>
-                                </a:moveTo>
-                                <a:lnTo>
-                                  <a:pt x="0" y="0"/>
-                                </a:lnTo>
-                                <a:lnTo>
-                                  <a:pt x="0" y="901"/>
-                                </a:lnTo>
-                                <a:lnTo>
-                                  <a:pt x="0" y="3937"/>
-                                </a:lnTo>
-                                <a:lnTo>
-                                  <a:pt x="0" y="19685"/>
-                                </a:lnTo>
-                                <a:lnTo>
-                                  <a:pt x="6858000" y="19685"/>
-                                </a:lnTo>
-                                <a:lnTo>
-                                  <a:pt x="6858000" y="0"/>
-                                </a:lnTo>
-                                <a:close/>
-                              </a:path>
-                            </a:pathLst>
-                          </a:custGeom>
-                          <a:solidFill>
-                            <a:srgbClr val="9F9F9F"/>
-                          </a:solidFill>
-                        </wps:spPr>
-                        <wps:bodyPr wrap="square" lIns="0" tIns="0" rIns="0" bIns="0" rtlCol="0">
-                          <a:prstTxWarp prst="textNoShape">
-                            <a:avLst/>
-                          </a:prstTxWarp>
-                          <a:noAutofit/>
-                        </wps:bodyPr>
-                      </wps:wsp>
-                      <wps:wsp>
-                        <wps:cNvPr id="199" name="Graphic 38"/>
-                        <wps:cNvSpPr/>
-                        <wps:spPr>
-                          <a:xfrm>
-                            <a:off x="6856221" y="889"/>
-                            <a:ext cx="3175" cy="3175"/>
-                          </a:xfrm>
-                          <a:custGeom>
-                            <a:avLst/>
-                            <a:gdLst/>
-                            <a:ahLst/>
-                            <a:cxnLst/>
-                            <a:rect l="l" t="t" r="r" b="b"/>
-                            <a:pathLst>
-                              <a:path w="3175" h="3175">
-                                <a:moveTo>
-                                  <a:pt x="3047" y="0"/>
-                                </a:moveTo>
-                                <a:lnTo>
-                                  <a:pt x="0" y="0"/>
-                                </a:lnTo>
-                                <a:lnTo>
-                                  <a:pt x="0" y="3047"/>
-                                </a:lnTo>
-                                <a:lnTo>
-                                  <a:pt x="3047" y="3047"/>
-                                </a:lnTo>
-                                <a:lnTo>
-                                  <a:pt x="3047" y="0"/>
-                                </a:lnTo>
-                                <a:close/>
-                              </a:path>
-                            </a:pathLst>
-                          </a:custGeom>
-                          <a:solidFill>
-                            <a:srgbClr val="E2E2E2"/>
-                          </a:solidFill>
-                        </wps:spPr>
-                        <wps:bodyPr wrap="square" lIns="0" tIns="0" rIns="0" bIns="0" rtlCol="0">
-                          <a:prstTxWarp prst="textNoShape">
-                            <a:avLst/>
-                          </a:prstTxWarp>
-                          <a:noAutofit/>
-                        </wps:bodyPr>
-                      </wps:wsp>
-                      <wps:wsp>
-                        <wps:cNvPr id="200" name="Graphic 39"/>
-                        <wps:cNvSpPr/>
-                        <wps:spPr>
-                          <a:xfrm>
-                            <a:off x="0" y="901"/>
-                            <a:ext cx="6859270" cy="17145"/>
-                          </a:xfrm>
-                          <a:custGeom>
-                            <a:avLst/>
-                            <a:gdLst/>
-                            <a:ahLst/>
-                            <a:cxnLst/>
-                            <a:rect l="l" t="t" r="r" b="b"/>
-                            <a:pathLst>
-                              <a:path w="6859270" h="17145">
-                                <a:moveTo>
-                                  <a:pt x="3048" y="3048"/>
-                                </a:moveTo>
-                                <a:lnTo>
-                                  <a:pt x="0" y="3048"/>
-                                </a:lnTo>
-                                <a:lnTo>
-                                  <a:pt x="0" y="16751"/>
-                                </a:lnTo>
-                                <a:lnTo>
-                                  <a:pt x="3048" y="16751"/>
-                                </a:lnTo>
-                                <a:lnTo>
-                                  <a:pt x="3048" y="3048"/>
-                                </a:lnTo>
-                                <a:close/>
-                              </a:path>
-                              <a:path w="6859270" h="17145">
-                                <a:moveTo>
-                                  <a:pt x="6859257" y="0"/>
-                                </a:moveTo>
-                                <a:lnTo>
-                                  <a:pt x="6856222" y="0"/>
-                                </a:lnTo>
-                                <a:lnTo>
-                                  <a:pt x="6856222" y="3035"/>
-                                </a:lnTo>
-                                <a:lnTo>
-                                  <a:pt x="6859257" y="3035"/>
-                                </a:lnTo>
-                                <a:lnTo>
-                                  <a:pt x="6859257" y="0"/>
-                                </a:lnTo>
-                                <a:close/>
-                              </a:path>
-                            </a:pathLst>
-                          </a:custGeom>
-                          <a:solidFill>
-                            <a:srgbClr val="9F9F9F"/>
-                          </a:solidFill>
-                        </wps:spPr>
-                        <wps:bodyPr wrap="square" lIns="0" tIns="0" rIns="0" bIns="0" rtlCol="0">
-                          <a:prstTxWarp prst="textNoShape">
-                            <a:avLst/>
-                          </a:prstTxWarp>
-                          <a:noAutofit/>
-                        </wps:bodyPr>
-                      </wps:wsp>
-                      <wps:wsp>
-                        <wps:cNvPr id="201" name="Graphic 40"/>
-                        <wps:cNvSpPr/>
-                        <wps:spPr>
-                          <a:xfrm>
-                            <a:off x="6856221" y="3937"/>
-                            <a:ext cx="3175" cy="13970"/>
-                          </a:xfrm>
-                          <a:custGeom>
-                            <a:avLst/>
-                            <a:gdLst/>
-                            <a:ahLst/>
-                            <a:cxnLst/>
-                            <a:rect l="l" t="t" r="r" b="b"/>
-                            <a:pathLst>
-                              <a:path w="3175" h="13970">
-                                <a:moveTo>
-                                  <a:pt x="3047" y="0"/>
-                                </a:moveTo>
-                                <a:lnTo>
-                                  <a:pt x="0" y="0"/>
-                                </a:lnTo>
-                                <a:lnTo>
-                                  <a:pt x="0" y="13715"/>
-                                </a:lnTo>
-                                <a:lnTo>
-                                  <a:pt x="3047" y="13715"/>
-                                </a:lnTo>
-                                <a:lnTo>
-                                  <a:pt x="3047" y="0"/>
-                                </a:lnTo>
-                                <a:close/>
-                              </a:path>
-                            </a:pathLst>
-                          </a:custGeom>
-                          <a:solidFill>
-                            <a:srgbClr val="E2E2E2"/>
-                          </a:solidFill>
-                        </wps:spPr>
-                        <wps:bodyPr wrap="square" lIns="0" tIns="0" rIns="0" bIns="0" rtlCol="0">
-                          <a:prstTxWarp prst="textNoShape">
-                            <a:avLst/>
-                          </a:prstTxWarp>
-                          <a:noAutofit/>
-                        </wps:bodyPr>
-                      </wps:wsp>
-                      <wps:wsp>
-                        <wps:cNvPr id="202" name="Graphic 41"/>
-                        <wps:cNvSpPr/>
-                        <wps:spPr>
-                          <a:xfrm>
-                            <a:off x="0" y="17652"/>
-                            <a:ext cx="3175" cy="3175"/>
-                          </a:xfrm>
-                          <a:custGeom>
-                            <a:avLst/>
-                            <a:gdLst/>
-                            <a:ahLst/>
-                            <a:cxnLst/>
-                            <a:rect l="l" t="t" r="r" b="b"/>
-                            <a:pathLst>
-                              <a:path w="3175" h="3175">
-                                <a:moveTo>
-                                  <a:pt x="3048" y="0"/>
-                                </a:moveTo>
-                                <a:lnTo>
-                                  <a:pt x="0" y="0"/>
-                                </a:lnTo>
-                                <a:lnTo>
-                                  <a:pt x="0" y="3048"/>
-                                </a:lnTo>
-                                <a:lnTo>
-                                  <a:pt x="3048" y="3048"/>
-                                </a:lnTo>
-                                <a:lnTo>
-                                  <a:pt x="3048" y="0"/>
-                                </a:lnTo>
-                                <a:close/>
-                              </a:path>
-                            </a:pathLst>
-                          </a:custGeom>
-                          <a:solidFill>
-                            <a:srgbClr val="9F9F9F"/>
-                          </a:solidFill>
-                        </wps:spPr>
-                        <wps:bodyPr wrap="square" lIns="0" tIns="0" rIns="0" bIns="0" rtlCol="0">
-                          <a:prstTxWarp prst="textNoShape">
-                            <a:avLst/>
-                          </a:prstTxWarp>
-                          <a:noAutofit/>
-                        </wps:bodyPr>
-                      </wps:wsp>
-                      <wps:wsp>
-                        <wps:cNvPr id="203" name="Graphic 42"/>
-                        <wps:cNvSpPr/>
-                        <wps:spPr>
-                          <a:xfrm>
-                            <a:off x="0" y="17652"/>
-                            <a:ext cx="6859270" cy="3175"/>
-                          </a:xfrm>
-                          <a:custGeom>
-                            <a:avLst/>
-                            <a:gdLst/>
-                            <a:ahLst/>
-                            <a:cxnLst/>
-                            <a:rect l="l" t="t" r="r" b="b"/>
-                            <a:pathLst>
-                              <a:path w="6859270" h="3175">
-                                <a:moveTo>
-                                  <a:pt x="6859257" y="0"/>
-                                </a:moveTo>
-                                <a:lnTo>
-                                  <a:pt x="6856222" y="0"/>
-                                </a:lnTo>
-                                <a:lnTo>
-                                  <a:pt x="3048" y="0"/>
-                                </a:lnTo>
-                                <a:lnTo>
-                                  <a:pt x="0" y="0"/>
-                                </a:lnTo>
-                                <a:lnTo>
-                                  <a:pt x="0" y="3048"/>
-                                </a:lnTo>
-                                <a:lnTo>
-                                  <a:pt x="3048" y="3048"/>
-                                </a:lnTo>
-                                <a:lnTo>
-                                  <a:pt x="6856222" y="3048"/>
-                                </a:lnTo>
-                                <a:lnTo>
-                                  <a:pt x="6859257" y="3048"/>
-                                </a:lnTo>
-                                <a:lnTo>
-                                  <a:pt x="6859257" y="0"/>
-                                </a:lnTo>
-                                <a:close/>
-                              </a:path>
-                            </a:pathLst>
-                          </a:custGeom>
-                          <a:solidFill>
-                            <a:srgbClr val="E2E2E2"/>
-                          </a:solidFill>
-                        </wps:spPr>
-                        <wps:bodyPr wrap="square" lIns="0" tIns="0" rIns="0" bIns="0" rtlCol="0">
-                          <a:prstTxWarp prst="textNoShape">
-                            <a:avLst/>
-                          </a:prstTxWarp>
-                          <a:noAutofit/>
-                        </wps:bodyPr>
-                      </wps:wsp>
-                    </wpg:wgp>
-                  </a:graphicData>
-                </a:graphic>
-              </wp:anchor>
-            </w:drawing>
-          </mc:Choice>
-          <mc:Fallback>
-            <w:pict>
-              <v:group w14:anchorId="7D667ACE" id="Group 197" o:spid="_x0000_s1026" style="position:absolute;margin-left:35.75pt;margin-top:627pt;width:540.1pt;height:1.65pt;z-index:251684352;mso-wrap-distance-left:0;mso-wrap-distance-right:0;mso-position-horizontal-relative:page;mso-position-vertical-relative:page" coordsize="68592,209" o:gfxdata="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">
-                <v:shape id="Graphic 37" o:spid="_x0000_s1027" style="position:absolute;width:68580;height:196;visibility:visible;mso-wrap-style:square;v-text-anchor:top" coordsize="6858000,19685" o:gfxdata="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" path="m6858000,l,,,901,,3937,,19685r6858000,l6858000,xe" fillcolor="#9f9f9f" stroked="f">
-                  <v:path arrowok="t"/>
-                </v:shape>
-                <v:shape id="Graphic 38" o:spid="_x0000_s1028" style="position:absolute;left:68562;top:8;width:31;height:32;visibility:visible;mso-wrap-style:square;v-text-anchor:top" coordsize="3175,3175" o:gfxdata="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" path="m3047,l,,,3047r3047,l3047,xe" fillcolor="#e2e2e2" stroked="f">
-                  <v:path arrowok="t"/>
-                </v:shape>
-                <v:shape id="Graphic 39" o:spid="_x0000_s1029" style="position:absolute;top:9;width:68592;height:171;visibility:visible;mso-wrap-style:square;v-text-anchor:top" coordsize="6859270,17145" o:gfxdata="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" path="m3048,3048l,3048,,16751r3048,l3048,3048xem6859257,r-3035,l6856222,3035r3035,l6859257,xe" fillcolor="#9f9f9f" stroked="f">
-                  <v:path arrowok="t"/>
-                </v:shape>
-                <v:shape id="Graphic 40" o:spid="_x0000_s1030" style="position:absolute;left:68562;top:39;width:31;height:140;visibility:visible;mso-wrap-style:square;v-text-anchor:top" coordsize="3175,13970" o:gfxdata="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" path="m3047,l,,,13715r3047,l3047,xe" fillcolor="#e2e2e2" stroked="f">
-                  <v:path arrowok="t"/>
-                </v:shape>
-                <v:shape id="Graphic 41" o:spid="_x0000_s1031" style="position:absolute;top:176;width:31;height:32;visibility:visible;mso-wrap-style:square;v-text-anchor:top" coordsize="3175,3175" o:gfxdata="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" path="m3048,l,,,3048r3048,l3048,xe" fillcolor="#9f9f9f" stroked="f">
-                  <v:path arrowok="t"/>
-                </v:shape>
-                <v:shape id="Graphic 42" o:spid="_x0000_s1032" style="position:absolute;top:176;width:68592;height:32;visibility:visible;mso-wrap-style:square;v-text-anchor:top" coordsize="6859270,3175" o:gfxdata="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" path="m6859257,r-3035,l3048,,,,,3048r3048,l6856222,3048r3035,l6859257,xe" fillcolor="#e2e2e2" stroked="f">
-                  <v:path arrowok="t"/>
-                </v:shape>
-                <w10:wrap anchorx="page" anchory="page"/>
-              </v:group>
-            </w:pict>
-          </mc:Fallback>
-        </mc:AlternateContent>
-      </w:r>
-    </w:p>
-    <w:p>
-      <w:pPr>
-        <w:pStyle w:val="BodyText"/>
-        <w:rPr>
-          <w:spacing w:val="38"/>
-        </w:rPr>
-      </w:pPr>
-      <w:r>
-        <w:t>Arabic</w:t>
-      </w:r>
-      <w:r>
-        <w:t xml:space="preserve"> -</w:t>
-      </w:r>
-      <w:r>
-        <w:rPr>
-          <w:spacing w:val="-2"/>
-        </w:rPr>
-        <w:t xml:space="preserve"> </w:t>
-      </w:r>
-      <w:r>
-        <w:t>Native</w:t>
-      </w:r>
-    </w:p>
-    <w:p>
-      <w:pPr>
-        <w:pStyle w:val="BodyText"/>
-        <w:rPr>
-          <w:spacing w:val="-4"/>
-        </w:rPr>
-      </w:pPr>
-      <w:r>
-        <w:t>English</w:t>
-      </w:r>
-      <w:r>
-        <w:t xml:space="preserve"> -</w:t>
-      </w:r>
-      <w:r>
-        <w:rPr>
-          <w:spacing w:val="-2"/>
-        </w:rPr>
-        <w:t xml:space="preserve"> </w:t>
-      </w:r>
-      <w:r>
-        <w:rPr>
-          <w:spacing w:val="-4"/>
-        </w:rPr>
-        <w:t>Fluent</w:t>
-      </w:r>
-    </w:p>
-    <w:p>
-      <w:pPr>
-        <w:pStyle w:val="BodyText"/>
-        <w:spacing w:before="158"/>
-      </w:pPr>
-    </w:p>
-    <w:p>
-      <w:pPr>
-        <w:pStyle w:val="BodyText"/>
-        <w:rPr>
-          <w:spacing w:val="-4"/>
-        </w:rPr>
-      </w:pPr>
-    </w:p>
-    <w:p>
-      <w:pPr>
-        <w:pStyle w:val="BodyText"/>
-        <w:rPr>
-          <w:spacing w:val="-4"/>
+          <w:sz w:val="22"/>
+          <w:szCs w:val="22"/>
         </w:rPr>
       </w:pPr>
     </w:p>
@@ -8017,7 +6473,7 @@
   <w:abstractNum w:abstractNumId="1" w15:restartNumberingAfterBreak="0">
     <w:nsid w:val="70BF2259"/>
     <w:multiLevelType w:val="hybridMultilevel"/>
-    <w:tmpl w:val="F3244AD4"/>
+    <w:tmpl w:val="7B6C4DA2"/>
     <w:lvl w:ilvl="0" w:tplc="0A62D566">
       <w:numFmt w:val="bullet"/>
       <w:lvlText w:val="•"/>
@@ -8981,7 +7437,7 @@
 </file>
 
 <file path=customXml/itemProps1.xml><?xml version="1.0" encoding="utf-8"?>
-<ds:datastoreItem xmlns:ds="http://schemas.openxmlformats.org/officeDocument/2006/customXml" ds:itemID="{758C1639-E6C5-43AE-8E33-7A018911B1C7}">
+<ds:datastoreItem xmlns:ds="http://schemas.openxmlformats.org/officeDocument/2006/customXml" ds:itemID="{DE85AEB8-A4CD-497D-9226-B67D71A1F516}">
   <ds:schemaRefs>
     <ds:schemaRef ds:uri="http://schemas.openxmlformats.org/officeDocument/2006/bibliography"/>
   </ds:schemaRefs>
